--- a/Revan S1/Revan S1E5 - The Aftermath.docx
+++ b/Revan S1/Revan S1E5 - The Aftermath.docx
@@ -444,62 +444,34 @@
         <w:rPr>
           <w:lang w:val="en-US"/>
         </w:rPr>
-        <w:t xml:space="preserve">We start with Fur Elise and open to </w:t>
-      </w:r>
-      <w:proofErr w:type="spellStart"/>
-      <w:r>
-        <w:rPr>
-          <w:lang w:val="en-US"/>
-        </w:rPr>
-        <w:t>Bastila</w:t>
-      </w:r>
-      <w:proofErr w:type="spellEnd"/>
-      <w:r>
-        <w:rPr>
-          <w:lang w:val="en-US"/>
-        </w:rPr>
-        <w:t xml:space="preserve"> being carried on a stretcher into an ambulance. Visions of Revan flash in her mind, visions of the wife’s face. We can see tears falling down her face. The chancellor jumping out of the balcony. The Jedi council members watch as she’s being carried away, one says</w:t>
-      </w:r>
-      <w:r>
-        <w:rPr>
-          <w:lang w:val="en-US"/>
-        </w:rPr>
-        <w:t>:</w:t>
-      </w:r>
-    </w:p>
-    <w:p>
-      <w:pPr>
-        <w:rPr>
-          <w:lang w:val="en-US"/>
-        </w:rPr>
-      </w:pPr>
-    </w:p>
-    <w:p>
-      <w:pPr>
-        <w:jc w:val="center"/>
-        <w:rPr>
-          <w:lang w:val="en-US"/>
-        </w:rPr>
-      </w:pPr>
-      <w:r>
-        <w:rPr>
-          <w:lang w:val="en-US"/>
-        </w:rPr>
-        <w:t xml:space="preserve">“There hasn’t been a </w:t>
-      </w:r>
-      <w:proofErr w:type="spellStart"/>
-      <w:r>
-        <w:rPr>
-          <w:lang w:val="en-US"/>
-        </w:rPr>
-        <w:t>sith</w:t>
-      </w:r>
-      <w:proofErr w:type="spellEnd"/>
-      <w:r>
-        <w:rPr>
-          <w:lang w:val="en-US"/>
-        </w:rPr>
-        <w:t xml:space="preserve"> capable of these abilities in a long time.”</w:t>
+        <w:t>We start with Fur Elise and open to Bastila being carried on a stretcher into an ambulance. Visions of Revan flash in her mind, visions of the wife’s face. We can see tears falling down her face. The chancellor jumping out of the balcony. The Jedi council members watch as she’s being carried away, one says</w:t>
+      </w:r>
+      <w:r>
+        <w:rPr>
+          <w:lang w:val="en-US"/>
+        </w:rPr>
+        <w:t>:</w:t>
+      </w:r>
+    </w:p>
+    <w:p>
+      <w:pPr>
+        <w:rPr>
+          <w:lang w:val="en-US"/>
+        </w:rPr>
+      </w:pPr>
+    </w:p>
+    <w:p>
+      <w:pPr>
+        <w:jc w:val="center"/>
+        <w:rPr>
+          <w:lang w:val="en-US"/>
+        </w:rPr>
+      </w:pPr>
+      <w:r>
+        <w:rPr>
+          <w:lang w:val="en-US"/>
+        </w:rPr>
+        <w:t>“There hasn’t been a sith capable of these abilities in a long time.”</w:t>
       </w:r>
     </w:p>
     <w:p>
@@ -942,21 +914,7 @@
         <w:rPr>
           <w:lang w:val="en-US"/>
         </w:rPr>
-        <w:t xml:space="preserve">“We need to recall all </w:t>
-      </w:r>
-      <w:proofErr w:type="gramStart"/>
-      <w:r>
-        <w:rPr>
-          <w:lang w:val="en-US"/>
-        </w:rPr>
-        <w:t>masters</w:t>
-      </w:r>
-      <w:proofErr w:type="gramEnd"/>
-      <w:r>
-        <w:rPr>
-          <w:lang w:val="en-US"/>
-        </w:rPr>
-        <w:t xml:space="preserve"> immediately, we need to retrain all of them.”</w:t>
+        <w:t>“We need to recall all masters immediately, we need to retrain all of them.”</w:t>
       </w:r>
     </w:p>
     <w:p>
@@ -1003,21 +961,7 @@
         <w:rPr>
           <w:lang w:val="en-US"/>
         </w:rPr>
-        <w:t xml:space="preserve">“That’s literally impossible and even so </w:t>
-      </w:r>
-      <w:proofErr w:type="spellStart"/>
-      <w:r>
-        <w:rPr>
-          <w:lang w:val="en-US"/>
-        </w:rPr>
-        <w:t>Bastila</w:t>
-      </w:r>
-      <w:proofErr w:type="spellEnd"/>
-      <w:r>
-        <w:rPr>
-          <w:lang w:val="en-US"/>
-        </w:rPr>
-        <w:t xml:space="preserve"> </w:t>
+        <w:t xml:space="preserve">“That’s literally impossible and even so Bastila </w:t>
       </w:r>
       <w:r>
         <w:rPr>
@@ -1120,21 +1064,7 @@
         <w:rPr>
           <w:lang w:val="en-US"/>
         </w:rPr>
-        <w:t xml:space="preserve">We cut to Revan walking slowly through the Star Forge, he walks over an abyss, with levels of slaves below them being forced to work and he enters the main discussion and eating chamber. The </w:t>
-      </w:r>
-      <w:proofErr w:type="spellStart"/>
-      <w:r>
-        <w:rPr>
-          <w:lang w:val="en-US"/>
-        </w:rPr>
-        <w:t>Korribani</w:t>
-      </w:r>
-      <w:proofErr w:type="spellEnd"/>
-      <w:r>
-        <w:rPr>
-          <w:lang w:val="en-US"/>
-        </w:rPr>
-        <w:t xml:space="preserve"> is sitting waiting for him. Revan sits down and says</w:t>
+        <w:t>We cut to Revan walking slowly through the Star Forge, he walks over an abyss, with levels of slaves below them being forced to work and he enters the main discussion and eating chamber. The Korribani is sitting waiting for him. Revan sits down and says</w:t>
       </w:r>
       <w:r>
         <w:rPr>
@@ -1181,21 +1111,7 @@
         <w:rPr>
           <w:lang w:val="en-US"/>
         </w:rPr>
-        <w:t xml:space="preserve">The </w:t>
-      </w:r>
-      <w:proofErr w:type="spellStart"/>
-      <w:r>
-        <w:rPr>
-          <w:lang w:val="en-US"/>
-        </w:rPr>
-        <w:t>Korribani</w:t>
-      </w:r>
-      <w:proofErr w:type="spellEnd"/>
-      <w:r>
-        <w:rPr>
-          <w:lang w:val="en-US"/>
-        </w:rPr>
-        <w:t xml:space="preserve"> says</w:t>
+        <w:t>The Korribani says</w:t>
       </w:r>
       <w:r>
         <w:rPr>
@@ -1270,16 +1186,126 @@
         <w:rPr>
           <w:lang w:val="en-US"/>
         </w:rPr>
-        <w:t xml:space="preserve">“What can the Realm of Shadows do for the child of </w:t>
-      </w:r>
-      <w:proofErr w:type="spellStart"/>
-      <w:r>
-        <w:rPr>
-          <w:lang w:val="en-US"/>
-        </w:rPr>
-        <w:t>Korriban</w:t>
-      </w:r>
-      <w:proofErr w:type="spellEnd"/>
+        <w:t>“What can the Realm of Shadows do for the child of Korriban?”</w:t>
+      </w:r>
+    </w:p>
+    <w:p>
+      <w:pPr>
+        <w:rPr>
+          <w:lang w:val="en-US"/>
+        </w:rPr>
+      </w:pPr>
+    </w:p>
+    <w:p>
+      <w:pPr>
+        <w:rPr>
+          <w:lang w:val="en-US"/>
+        </w:rPr>
+      </w:pPr>
+      <w:r>
+        <w:rPr>
+          <w:lang w:val="en-US"/>
+        </w:rPr>
+        <w:t>He says</w:t>
+      </w:r>
+      <w:r>
+        <w:rPr>
+          <w:lang w:val="en-US"/>
+        </w:rPr>
+        <w:t>:</w:t>
+      </w:r>
+      <w:r>
+        <w:rPr>
+          <w:lang w:val="en-US"/>
+        </w:rPr>
+        <w:t xml:space="preserve"> </w:t>
+      </w:r>
+    </w:p>
+    <w:p>
+      <w:pPr>
+        <w:rPr>
+          <w:lang w:val="en-US"/>
+        </w:rPr>
+      </w:pPr>
+    </w:p>
+    <w:p>
+      <w:pPr>
+        <w:jc w:val="center"/>
+        <w:rPr>
+          <w:lang w:val="en-US"/>
+        </w:rPr>
+      </w:pPr>
+      <w:r>
+        <w:rPr>
+          <w:lang w:val="en-US"/>
+        </w:rPr>
+        <w:t>“There’s a particular Jedi that killed my father.”</w:t>
+      </w:r>
+    </w:p>
+    <w:p>
+      <w:pPr>
+        <w:rPr>
+          <w:lang w:val="en-US"/>
+        </w:rPr>
+      </w:pPr>
+    </w:p>
+    <w:p>
+      <w:pPr>
+        <w:rPr>
+          <w:lang w:val="en-US"/>
+        </w:rPr>
+      </w:pPr>
+      <w:r>
+        <w:rPr>
+          <w:lang w:val="en-US"/>
+        </w:rPr>
+        <w:t>Revan says</w:t>
+      </w:r>
+      <w:r>
+        <w:rPr>
+          <w:lang w:val="en-US"/>
+        </w:rPr>
+        <w:t>:</w:t>
+      </w:r>
+    </w:p>
+    <w:p>
+      <w:pPr>
+        <w:rPr>
+          <w:lang w:val="en-US"/>
+        </w:rPr>
+      </w:pPr>
+    </w:p>
+    <w:p>
+      <w:pPr>
+        <w:jc w:val="center"/>
+        <w:rPr>
+          <w:lang w:val="en-US"/>
+        </w:rPr>
+      </w:pPr>
+      <w:r>
+        <w:rPr>
+          <w:lang w:val="en-US"/>
+        </w:rPr>
+        <w:t>“</w:t>
+      </w:r>
+      <w:r>
+        <w:rPr>
+          <w:lang w:val="en-US"/>
+        </w:rPr>
+        <w:t>Oh,</w:t>
+      </w:r>
+      <w:r>
+        <w:rPr>
+          <w:lang w:val="en-US"/>
+        </w:rPr>
+        <w:t xml:space="preserve"> a Jedi, who</w:t>
+      </w:r>
+      <w:r>
+        <w:rPr>
+          <w:lang w:val="en-US"/>
+        </w:rPr>
+        <w:t xml:space="preserve"> could have guessed</w:t>
+      </w:r>
       <w:r>
         <w:rPr>
           <w:lang w:val="en-US"/>
@@ -1312,103 +1338,85 @@
         </w:rPr>
         <w:t>:</w:t>
       </w:r>
-      <w:r>
-        <w:rPr>
-          <w:lang w:val="en-US"/>
-        </w:rPr>
-        <w:t xml:space="preserve"> </w:t>
-      </w:r>
-    </w:p>
-    <w:p>
-      <w:pPr>
-        <w:rPr>
-          <w:lang w:val="en-US"/>
-        </w:rPr>
-      </w:pPr>
-    </w:p>
-    <w:p>
-      <w:pPr>
-        <w:jc w:val="center"/>
-        <w:rPr>
-          <w:lang w:val="en-US"/>
-        </w:rPr>
-      </w:pPr>
-      <w:r>
-        <w:rPr>
-          <w:lang w:val="en-US"/>
-        </w:rPr>
-        <w:t>“There’s a particular Jedi that killed my father.”</w:t>
-      </w:r>
-    </w:p>
-    <w:p>
-      <w:pPr>
-        <w:rPr>
-          <w:lang w:val="en-US"/>
-        </w:rPr>
-      </w:pPr>
-    </w:p>
-    <w:p>
-      <w:pPr>
-        <w:rPr>
-          <w:lang w:val="en-US"/>
-        </w:rPr>
-      </w:pPr>
-      <w:r>
-        <w:rPr>
-          <w:lang w:val="en-US"/>
-        </w:rPr>
-        <w:t>Revan says</w:t>
-      </w:r>
-      <w:r>
-        <w:rPr>
-          <w:lang w:val="en-US"/>
-        </w:rPr>
-        <w:t>:</w:t>
-      </w:r>
-    </w:p>
-    <w:p>
-      <w:pPr>
-        <w:rPr>
-          <w:lang w:val="en-US"/>
-        </w:rPr>
-      </w:pPr>
-    </w:p>
-    <w:p>
-      <w:pPr>
-        <w:jc w:val="center"/>
-        <w:rPr>
-          <w:lang w:val="en-US"/>
-        </w:rPr>
-      </w:pPr>
-      <w:r>
-        <w:rPr>
-          <w:lang w:val="en-US"/>
-        </w:rPr>
-        <w:t>“</w:t>
-      </w:r>
-      <w:r>
-        <w:rPr>
-          <w:lang w:val="en-US"/>
-        </w:rPr>
-        <w:t>Oh,</w:t>
-      </w:r>
-      <w:r>
-        <w:rPr>
-          <w:lang w:val="en-US"/>
-        </w:rPr>
-        <w:t xml:space="preserve"> a Jedi, who</w:t>
-      </w:r>
-      <w:r>
-        <w:rPr>
-          <w:lang w:val="en-US"/>
-        </w:rPr>
-        <w:t xml:space="preserve"> could have guessed</w:t>
-      </w:r>
-      <w:r>
-        <w:rPr>
-          <w:lang w:val="en-US"/>
-        </w:rPr>
-        <w:t>?”</w:t>
+    </w:p>
+    <w:p>
+      <w:pPr>
+        <w:rPr>
+          <w:lang w:val="en-US"/>
+        </w:rPr>
+      </w:pPr>
+    </w:p>
+    <w:p>
+      <w:pPr>
+        <w:jc w:val="center"/>
+        <w:rPr>
+          <w:lang w:val="en-US"/>
+        </w:rPr>
+      </w:pPr>
+      <w:r>
+        <w:rPr>
+          <w:lang w:val="en-US"/>
+        </w:rPr>
+        <w:t>“He’s on the council; I thought your particular… talents could help settle a score.”</w:t>
+      </w:r>
+    </w:p>
+    <w:p>
+      <w:pPr>
+        <w:rPr>
+          <w:lang w:val="en-US"/>
+        </w:rPr>
+      </w:pPr>
+    </w:p>
+    <w:p>
+      <w:pPr>
+        <w:rPr>
+          <w:lang w:val="en-US"/>
+        </w:rPr>
+      </w:pPr>
+      <w:r>
+        <w:rPr>
+          <w:lang w:val="en-US"/>
+        </w:rPr>
+        <w:t xml:space="preserve">Revan </w:t>
+      </w:r>
+      <w:r>
+        <w:rPr>
+          <w:lang w:val="en-US"/>
+        </w:rPr>
+        <w:t xml:space="preserve">pauses and then </w:t>
+      </w:r>
+      <w:r>
+        <w:rPr>
+          <w:lang w:val="en-US"/>
+        </w:rPr>
+        <w:t>says</w:t>
+      </w:r>
+      <w:r>
+        <w:rPr>
+          <w:lang w:val="en-US"/>
+        </w:rPr>
+        <w:t>:</w:t>
+      </w:r>
+    </w:p>
+    <w:p>
+      <w:pPr>
+        <w:rPr>
+          <w:lang w:val="en-US"/>
+        </w:rPr>
+      </w:pPr>
+    </w:p>
+    <w:p>
+      <w:pPr>
+        <w:jc w:val="center"/>
+        <w:rPr>
+          <w:lang w:val="en-US"/>
+        </w:rPr>
+      </w:pPr>
+      <w:r>
+        <w:rPr>
+          <w:lang w:val="en-US"/>
+        </w:rPr>
+        <w:t>“Alright where is he now?”</w:t>
       </w:r>
     </w:p>
     <w:p>
@@ -1455,127 +1463,7 @@
         <w:rPr>
           <w:lang w:val="en-US"/>
         </w:rPr>
-        <w:t>“He’s on the council; I thought your particular… talents could help settle a score.”</w:t>
-      </w:r>
-    </w:p>
-    <w:p>
-      <w:pPr>
-        <w:rPr>
-          <w:lang w:val="en-US"/>
-        </w:rPr>
-      </w:pPr>
-    </w:p>
-    <w:p>
-      <w:pPr>
-        <w:rPr>
-          <w:lang w:val="en-US"/>
-        </w:rPr>
-      </w:pPr>
-      <w:r>
-        <w:rPr>
-          <w:lang w:val="en-US"/>
-        </w:rPr>
-        <w:t xml:space="preserve">Revan </w:t>
-      </w:r>
-      <w:r>
-        <w:rPr>
-          <w:lang w:val="en-US"/>
-        </w:rPr>
-        <w:t xml:space="preserve">pauses and then </w:t>
-      </w:r>
-      <w:r>
-        <w:rPr>
-          <w:lang w:val="en-US"/>
-        </w:rPr>
-        <w:t>says</w:t>
-      </w:r>
-      <w:r>
-        <w:rPr>
-          <w:lang w:val="en-US"/>
-        </w:rPr>
-        <w:t>:</w:t>
-      </w:r>
-    </w:p>
-    <w:p>
-      <w:pPr>
-        <w:rPr>
-          <w:lang w:val="en-US"/>
-        </w:rPr>
-      </w:pPr>
-    </w:p>
-    <w:p>
-      <w:pPr>
-        <w:jc w:val="center"/>
-        <w:rPr>
-          <w:lang w:val="en-US"/>
-        </w:rPr>
-      </w:pPr>
-      <w:r>
-        <w:rPr>
-          <w:lang w:val="en-US"/>
-        </w:rPr>
-        <w:t>“Alright where is he now?”</w:t>
-      </w:r>
-    </w:p>
-    <w:p>
-      <w:pPr>
-        <w:rPr>
-          <w:lang w:val="en-US"/>
-        </w:rPr>
-      </w:pPr>
-    </w:p>
-    <w:p>
-      <w:pPr>
-        <w:rPr>
-          <w:lang w:val="en-US"/>
-        </w:rPr>
-      </w:pPr>
-      <w:r>
-        <w:rPr>
-          <w:lang w:val="en-US"/>
-        </w:rPr>
-        <w:t>He says</w:t>
-      </w:r>
-      <w:r>
-        <w:rPr>
-          <w:lang w:val="en-US"/>
-        </w:rPr>
-        <w:t>:</w:t>
-      </w:r>
-    </w:p>
-    <w:p>
-      <w:pPr>
-        <w:rPr>
-          <w:lang w:val="en-US"/>
-        </w:rPr>
-      </w:pPr>
-    </w:p>
-    <w:p>
-      <w:pPr>
-        <w:jc w:val="center"/>
-        <w:rPr>
-          <w:lang w:val="en-US"/>
-        </w:rPr>
-      </w:pPr>
-      <w:r>
-        <w:rPr>
-          <w:lang w:val="en-US"/>
-        </w:rPr>
-        <w:t xml:space="preserve">“He’s off of coruscant, engaged in political negotiations with the </w:t>
-      </w:r>
-      <w:proofErr w:type="spellStart"/>
-      <w:r>
-        <w:rPr>
-          <w:lang w:val="en-US"/>
-        </w:rPr>
-        <w:t>Chiss</w:t>
-      </w:r>
-      <w:proofErr w:type="spellEnd"/>
-      <w:r>
-        <w:rPr>
-          <w:lang w:val="en-US"/>
-        </w:rPr>
-        <w:t xml:space="preserve"> Ascendancy.”</w:t>
+        <w:t>“He’s off of coruscant, engaged in political negotiations with the Chiss Ascendancy.”</w:t>
       </w:r>
     </w:p>
     <w:p>
@@ -1698,19 +1586,11 @@
           <w:lang w:val="en-US"/>
         </w:rPr>
       </w:pPr>
-      <w:proofErr w:type="spellStart"/>
-      <w:r>
-        <w:rPr>
-          <w:lang w:val="en-US"/>
-        </w:rPr>
-        <w:t>Ekhralon</w:t>
-      </w:r>
-      <w:proofErr w:type="spellEnd"/>
-      <w:r>
-        <w:rPr>
-          <w:lang w:val="en-US"/>
-        </w:rPr>
-        <w:t xml:space="preserve"> walks in and says</w:t>
+      <w:r>
+        <w:rPr>
+          <w:lang w:val="en-US"/>
+        </w:rPr>
+        <w:t>Ekhralon walks in and says</w:t>
       </w:r>
       <w:r>
         <w:rPr>
@@ -1800,19 +1680,11 @@
           <w:lang w:val="en-US"/>
         </w:rPr>
       </w:pPr>
-      <w:proofErr w:type="spellStart"/>
-      <w:r>
-        <w:rPr>
-          <w:lang w:val="en-US"/>
-        </w:rPr>
-        <w:t>Ekhralon</w:t>
-      </w:r>
-      <w:proofErr w:type="spellEnd"/>
-      <w:r>
-        <w:rPr>
-          <w:lang w:val="en-US"/>
-        </w:rPr>
-        <w:t xml:space="preserve"> says</w:t>
+      <w:r>
+        <w:rPr>
+          <w:lang w:val="en-US"/>
+        </w:rPr>
+        <w:t>Ekhralon says</w:t>
       </w:r>
       <w:r>
         <w:rPr>
@@ -1971,21 +1843,7 @@
         <w:rPr>
           <w:lang w:val="en-US"/>
         </w:rPr>
-        <w:t xml:space="preserve">The </w:t>
-      </w:r>
-      <w:proofErr w:type="spellStart"/>
-      <w:r>
-        <w:rPr>
-          <w:lang w:val="en-US"/>
-        </w:rPr>
-        <w:t>Korribani</w:t>
-      </w:r>
-      <w:proofErr w:type="spellEnd"/>
-      <w:r>
-        <w:rPr>
-          <w:lang w:val="en-US"/>
-        </w:rPr>
-        <w:t xml:space="preserve"> laughs and says</w:t>
+        <w:t>The Korribani laughs and says</w:t>
       </w:r>
       <w:r>
         <w:rPr>
@@ -2060,165 +1918,260 @@
         <w:rPr>
           <w:lang w:val="en-US"/>
         </w:rPr>
+        <w:t>“Ekhralon you can’t come with us to the Chiss Ascendancy it's not a good idea.”</w:t>
+      </w:r>
+    </w:p>
+    <w:p>
+      <w:pPr>
+        <w:rPr>
+          <w:lang w:val="en-US"/>
+        </w:rPr>
+      </w:pPr>
+    </w:p>
+    <w:p>
+      <w:pPr>
+        <w:rPr>
+          <w:lang w:val="en-US"/>
+        </w:rPr>
+      </w:pPr>
+      <w:r>
+        <w:rPr>
+          <w:lang w:val="en-US"/>
+        </w:rPr>
+        <w:t>Ekhralon say</w:t>
+      </w:r>
+      <w:r>
+        <w:rPr>
+          <w:lang w:val="en-US"/>
+        </w:rPr>
+        <w:t>s:</w:t>
+      </w:r>
+    </w:p>
+    <w:p>
+      <w:pPr>
+        <w:rPr>
+          <w:lang w:val="en-US"/>
+        </w:rPr>
+      </w:pPr>
+    </w:p>
+    <w:p>
+      <w:pPr>
+        <w:jc w:val="center"/>
+        <w:rPr>
+          <w:lang w:val="en-US"/>
+        </w:rPr>
+      </w:pPr>
+      <w:r>
+        <w:rPr>
+          <w:lang w:val="en-US"/>
+        </w:rPr>
+        <w:t>“Why not? The Chiss were some of the most powerful force wielders in the galaxy, maybe showing them me would change their mind as to who, politically, they should be aligning.”</w:t>
+      </w:r>
+    </w:p>
+    <w:p>
+      <w:pPr>
+        <w:rPr>
+          <w:lang w:val="en-US"/>
+        </w:rPr>
+      </w:pPr>
+    </w:p>
+    <w:p>
+      <w:pPr>
+        <w:rPr>
+          <w:lang w:val="en-US"/>
+        </w:rPr>
+      </w:pPr>
+      <w:r>
+        <w:rPr>
+          <w:lang w:val="en-US"/>
+        </w:rPr>
+        <w:t>The Korribani turns to Revan and says</w:t>
+      </w:r>
+      <w:r>
+        <w:rPr>
+          <w:lang w:val="en-US"/>
+        </w:rPr>
+        <w:t>:</w:t>
+      </w:r>
+    </w:p>
+    <w:p>
+      <w:pPr>
+        <w:rPr>
+          <w:lang w:val="en-US"/>
+        </w:rPr>
+      </w:pPr>
+    </w:p>
+    <w:p>
+      <w:pPr>
+        <w:jc w:val="center"/>
+        <w:rPr>
+          <w:lang w:val="en-US"/>
+        </w:rPr>
+      </w:pPr>
+      <w:r>
+        <w:rPr>
+          <w:lang w:val="en-US"/>
+        </w:rPr>
+        <w:t>“She’s got a brain too, where did you find her?”</w:t>
+      </w:r>
+    </w:p>
+    <w:p>
+      <w:pPr>
+        <w:rPr>
+          <w:lang w:val="en-US"/>
+        </w:rPr>
+      </w:pPr>
+    </w:p>
+    <w:p>
+      <w:pPr>
+        <w:rPr>
+          <w:lang w:val="en-US"/>
+        </w:rPr>
+      </w:pPr>
+      <w:r>
+        <w:rPr>
+          <w:lang w:val="en-US"/>
+        </w:rPr>
+        <w:t>Revan says</w:t>
+      </w:r>
+      <w:r>
+        <w:rPr>
+          <w:lang w:val="en-US"/>
+        </w:rPr>
+        <w:t>:</w:t>
+      </w:r>
+    </w:p>
+    <w:p>
+      <w:pPr>
+        <w:rPr>
+          <w:lang w:val="en-US"/>
+        </w:rPr>
+      </w:pPr>
+    </w:p>
+    <w:p>
+      <w:pPr>
+        <w:jc w:val="center"/>
+        <w:rPr>
+          <w:lang w:val="en-US"/>
+        </w:rPr>
+      </w:pPr>
+      <w:r>
+        <w:rPr>
+          <w:lang w:val="en-US"/>
+        </w:rPr>
         <w:t>“</w:t>
       </w:r>
-      <w:proofErr w:type="spellStart"/>
-      <w:r>
-        <w:rPr>
-          <w:lang w:val="en-US"/>
-        </w:rPr>
-        <w:t>Ekhralon</w:t>
-      </w:r>
-      <w:proofErr w:type="spellEnd"/>
-      <w:r>
-        <w:rPr>
-          <w:lang w:val="en-US"/>
-        </w:rPr>
-        <w:t xml:space="preserve"> you can’t come with us to the </w:t>
-      </w:r>
-      <w:proofErr w:type="spellStart"/>
-      <w:r>
-        <w:rPr>
-          <w:lang w:val="en-US"/>
-        </w:rPr>
-        <w:t>Chiss</w:t>
-      </w:r>
-      <w:proofErr w:type="spellEnd"/>
-      <w:r>
-        <w:rPr>
-          <w:lang w:val="en-US"/>
-        </w:rPr>
-        <w:t xml:space="preserve"> Ascendancy it's not a good idea.”</w:t>
-      </w:r>
-    </w:p>
-    <w:p>
-      <w:pPr>
-        <w:rPr>
-          <w:lang w:val="en-US"/>
-        </w:rPr>
-      </w:pPr>
-    </w:p>
-    <w:p>
-      <w:pPr>
-        <w:rPr>
-          <w:lang w:val="en-US"/>
-        </w:rPr>
-      </w:pPr>
-      <w:proofErr w:type="spellStart"/>
-      <w:r>
-        <w:rPr>
-          <w:lang w:val="en-US"/>
-        </w:rPr>
-        <w:t>Ekhralon</w:t>
-      </w:r>
-      <w:proofErr w:type="spellEnd"/>
-      <w:r>
-        <w:rPr>
-          <w:lang w:val="en-US"/>
-        </w:rPr>
-        <w:t xml:space="preserve"> say</w:t>
-      </w:r>
-      <w:r>
-        <w:rPr>
-          <w:lang w:val="en-US"/>
-        </w:rPr>
-        <w:t>s:</w:t>
-      </w:r>
-    </w:p>
-    <w:p>
-      <w:pPr>
-        <w:rPr>
-          <w:lang w:val="en-US"/>
-        </w:rPr>
-      </w:pPr>
-    </w:p>
-    <w:p>
-      <w:pPr>
-        <w:jc w:val="center"/>
-        <w:rPr>
-          <w:lang w:val="en-US"/>
-        </w:rPr>
-      </w:pPr>
-      <w:r>
-        <w:rPr>
-          <w:lang w:val="en-US"/>
-        </w:rPr>
-        <w:t xml:space="preserve">“Why not? The </w:t>
-      </w:r>
-      <w:proofErr w:type="spellStart"/>
-      <w:r>
-        <w:rPr>
-          <w:lang w:val="en-US"/>
-        </w:rPr>
-        <w:t>Chiss</w:t>
-      </w:r>
-      <w:proofErr w:type="spellEnd"/>
-      <w:r>
-        <w:rPr>
-          <w:lang w:val="en-US"/>
-        </w:rPr>
-        <w:t xml:space="preserve"> were some of the most powerful force wielders in the galaxy, maybe showing them me would change their mind as to who, politically, they should be aligning.”</w:t>
-      </w:r>
-    </w:p>
-    <w:p>
-      <w:pPr>
-        <w:rPr>
-          <w:lang w:val="en-US"/>
-        </w:rPr>
-      </w:pPr>
-    </w:p>
-    <w:p>
-      <w:pPr>
-        <w:rPr>
-          <w:lang w:val="en-US"/>
-        </w:rPr>
-      </w:pPr>
-      <w:r>
-        <w:rPr>
-          <w:lang w:val="en-US"/>
-        </w:rPr>
-        <w:t xml:space="preserve">The </w:t>
-      </w:r>
-      <w:proofErr w:type="spellStart"/>
-      <w:r>
-        <w:rPr>
-          <w:lang w:val="en-US"/>
-        </w:rPr>
-        <w:t>Korribani</w:t>
-      </w:r>
-      <w:proofErr w:type="spellEnd"/>
-      <w:r>
-        <w:rPr>
-          <w:lang w:val="en-US"/>
-        </w:rPr>
-        <w:t xml:space="preserve"> turns to Revan and says</w:t>
-      </w:r>
-      <w:r>
-        <w:rPr>
-          <w:lang w:val="en-US"/>
-        </w:rPr>
-        <w:t>:</w:t>
-      </w:r>
-    </w:p>
-    <w:p>
-      <w:pPr>
-        <w:rPr>
-          <w:lang w:val="en-US"/>
-        </w:rPr>
-      </w:pPr>
-    </w:p>
-    <w:p>
-      <w:pPr>
-        <w:jc w:val="center"/>
-        <w:rPr>
-          <w:lang w:val="en-US"/>
-        </w:rPr>
-      </w:pPr>
-      <w:r>
-        <w:rPr>
-          <w:lang w:val="en-US"/>
-        </w:rPr>
-        <w:t>“She’s got a brain too, where did you find her?”</w:t>
+      <w:r>
+        <w:rPr>
+          <w:lang w:val="en-US"/>
+        </w:rPr>
+        <w:t>A mining planet</w:t>
+      </w:r>
+      <w:r>
+        <w:rPr>
+          <w:lang w:val="en-US"/>
+        </w:rPr>
+        <w:t>.”</w:t>
+      </w:r>
+    </w:p>
+    <w:p>
+      <w:pPr>
+        <w:rPr>
+          <w:lang w:val="en-US"/>
+        </w:rPr>
+      </w:pPr>
+    </w:p>
+    <w:p>
+      <w:pPr>
+        <w:rPr>
+          <w:lang w:val="en-US"/>
+        </w:rPr>
+      </w:pPr>
+      <w:r>
+        <w:rPr>
+          <w:lang w:val="en-US"/>
+        </w:rPr>
+        <w:t xml:space="preserve">There’s a pause and </w:t>
+      </w:r>
+      <w:r>
+        <w:rPr>
+          <w:lang w:val="en-US"/>
+        </w:rPr>
+        <w:t>Ekhralon says</w:t>
+      </w:r>
+      <w:r>
+        <w:rPr>
+          <w:lang w:val="en-US"/>
+        </w:rPr>
+        <w:t>:</w:t>
+      </w:r>
+    </w:p>
+    <w:p>
+      <w:pPr>
+        <w:rPr>
+          <w:lang w:val="en-US"/>
+        </w:rPr>
+      </w:pPr>
+    </w:p>
+    <w:p>
+      <w:pPr>
+        <w:jc w:val="center"/>
+        <w:rPr>
+          <w:lang w:val="en-US"/>
+        </w:rPr>
+      </w:pPr>
+      <w:r>
+        <w:rPr>
+          <w:lang w:val="en-US"/>
+        </w:rPr>
+        <w:t>“Come on, I’m not even really Sith.”</w:t>
+      </w:r>
+    </w:p>
+    <w:p>
+      <w:pPr>
+        <w:rPr>
+          <w:lang w:val="en-US"/>
+        </w:rPr>
+      </w:pPr>
+    </w:p>
+    <w:p>
+      <w:pPr>
+        <w:rPr>
+          <w:lang w:val="en-US"/>
+        </w:rPr>
+      </w:pPr>
+      <w:r>
+        <w:rPr>
+          <w:lang w:val="en-US"/>
+        </w:rPr>
+        <w:t>The Korribani stands up and says</w:t>
+      </w:r>
+      <w:r>
+        <w:rPr>
+          <w:lang w:val="en-US"/>
+        </w:rPr>
+        <w:t>:</w:t>
+      </w:r>
+    </w:p>
+    <w:p>
+      <w:pPr>
+        <w:rPr>
+          <w:lang w:val="en-US"/>
+        </w:rPr>
+      </w:pPr>
+    </w:p>
+    <w:p>
+      <w:pPr>
+        <w:jc w:val="center"/>
+        <w:rPr>
+          <w:lang w:val="en-US"/>
+        </w:rPr>
+      </w:pPr>
+      <w:r>
+        <w:rPr>
+          <w:lang w:val="en-US"/>
+        </w:rPr>
+        <w:t>“Even so, you represent the Sith now.”</w:t>
       </w:r>
     </w:p>
     <w:p>
@@ -2265,187 +2218,6 @@
         <w:rPr>
           <w:lang w:val="en-US"/>
         </w:rPr>
-        <w:t>“</w:t>
-      </w:r>
-      <w:r>
-        <w:rPr>
-          <w:lang w:val="en-US"/>
-        </w:rPr>
-        <w:t>A mining planet</w:t>
-      </w:r>
-      <w:r>
-        <w:rPr>
-          <w:lang w:val="en-US"/>
-        </w:rPr>
-        <w:t>.”</w:t>
-      </w:r>
-    </w:p>
-    <w:p>
-      <w:pPr>
-        <w:rPr>
-          <w:lang w:val="en-US"/>
-        </w:rPr>
-      </w:pPr>
-    </w:p>
-    <w:p>
-      <w:pPr>
-        <w:rPr>
-          <w:lang w:val="en-US"/>
-        </w:rPr>
-      </w:pPr>
-      <w:r>
-        <w:rPr>
-          <w:lang w:val="en-US"/>
-        </w:rPr>
-        <w:t xml:space="preserve">There’s a pause and </w:t>
-      </w:r>
-      <w:proofErr w:type="spellStart"/>
-      <w:r>
-        <w:rPr>
-          <w:lang w:val="en-US"/>
-        </w:rPr>
-        <w:t>Ekhralon</w:t>
-      </w:r>
-      <w:proofErr w:type="spellEnd"/>
-      <w:r>
-        <w:rPr>
-          <w:lang w:val="en-US"/>
-        </w:rPr>
-        <w:t xml:space="preserve"> says</w:t>
-      </w:r>
-      <w:r>
-        <w:rPr>
-          <w:lang w:val="en-US"/>
-        </w:rPr>
-        <w:t>:</w:t>
-      </w:r>
-    </w:p>
-    <w:p>
-      <w:pPr>
-        <w:rPr>
-          <w:lang w:val="en-US"/>
-        </w:rPr>
-      </w:pPr>
-    </w:p>
-    <w:p>
-      <w:pPr>
-        <w:jc w:val="center"/>
-        <w:rPr>
-          <w:lang w:val="en-US"/>
-        </w:rPr>
-      </w:pPr>
-      <w:r>
-        <w:rPr>
-          <w:lang w:val="en-US"/>
-        </w:rPr>
-        <w:t>“Come on, I’m not even really Sith.”</w:t>
-      </w:r>
-    </w:p>
-    <w:p>
-      <w:pPr>
-        <w:rPr>
-          <w:lang w:val="en-US"/>
-        </w:rPr>
-      </w:pPr>
-    </w:p>
-    <w:p>
-      <w:pPr>
-        <w:rPr>
-          <w:lang w:val="en-US"/>
-        </w:rPr>
-      </w:pPr>
-      <w:r>
-        <w:rPr>
-          <w:lang w:val="en-US"/>
-        </w:rPr>
-        <w:t xml:space="preserve">The </w:t>
-      </w:r>
-      <w:proofErr w:type="spellStart"/>
-      <w:r>
-        <w:rPr>
-          <w:lang w:val="en-US"/>
-        </w:rPr>
-        <w:t>Korribani</w:t>
-      </w:r>
-      <w:proofErr w:type="spellEnd"/>
-      <w:r>
-        <w:rPr>
-          <w:lang w:val="en-US"/>
-        </w:rPr>
-        <w:t xml:space="preserve"> stands up and says</w:t>
-      </w:r>
-      <w:r>
-        <w:rPr>
-          <w:lang w:val="en-US"/>
-        </w:rPr>
-        <w:t>:</w:t>
-      </w:r>
-    </w:p>
-    <w:p>
-      <w:pPr>
-        <w:rPr>
-          <w:lang w:val="en-US"/>
-        </w:rPr>
-      </w:pPr>
-    </w:p>
-    <w:p>
-      <w:pPr>
-        <w:jc w:val="center"/>
-        <w:rPr>
-          <w:lang w:val="en-US"/>
-        </w:rPr>
-      </w:pPr>
-      <w:r>
-        <w:rPr>
-          <w:lang w:val="en-US"/>
-        </w:rPr>
-        <w:t>“Even so, you represent the Sith now.”</w:t>
-      </w:r>
-    </w:p>
-    <w:p>
-      <w:pPr>
-        <w:rPr>
-          <w:lang w:val="en-US"/>
-        </w:rPr>
-      </w:pPr>
-    </w:p>
-    <w:p>
-      <w:pPr>
-        <w:rPr>
-          <w:lang w:val="en-US"/>
-        </w:rPr>
-      </w:pPr>
-      <w:r>
-        <w:rPr>
-          <w:lang w:val="en-US"/>
-        </w:rPr>
-        <w:t>Revan says</w:t>
-      </w:r>
-      <w:r>
-        <w:rPr>
-          <w:lang w:val="en-US"/>
-        </w:rPr>
-        <w:t>:</w:t>
-      </w:r>
-    </w:p>
-    <w:p>
-      <w:pPr>
-        <w:rPr>
-          <w:lang w:val="en-US"/>
-        </w:rPr>
-      </w:pPr>
-    </w:p>
-    <w:p>
-      <w:pPr>
-        <w:jc w:val="center"/>
-        <w:rPr>
-          <w:lang w:val="en-US"/>
-        </w:rPr>
-      </w:pPr>
-      <w:r>
-        <w:rPr>
-          <w:lang w:val="en-US"/>
-        </w:rPr>
         <w:t>“He’s right.”</w:t>
       </w:r>
     </w:p>
@@ -2462,108 +2234,58 @@
           <w:lang w:val="en-US"/>
         </w:rPr>
       </w:pPr>
-      <w:proofErr w:type="spellStart"/>
-      <w:r>
-        <w:rPr>
-          <w:lang w:val="en-US"/>
-        </w:rPr>
-        <w:t>Ekhralon</w:t>
-      </w:r>
-      <w:proofErr w:type="spellEnd"/>
-      <w:r>
-        <w:rPr>
-          <w:lang w:val="en-US"/>
-        </w:rPr>
-        <w:t xml:space="preserve"> says</w:t>
-      </w:r>
-      <w:r>
-        <w:rPr>
-          <w:lang w:val="en-US"/>
-        </w:rPr>
-        <w:t>:</w:t>
-      </w:r>
-    </w:p>
-    <w:p>
-      <w:pPr>
-        <w:rPr>
-          <w:lang w:val="en-US"/>
-        </w:rPr>
-      </w:pPr>
-    </w:p>
-    <w:p>
-      <w:pPr>
-        <w:jc w:val="center"/>
-        <w:rPr>
-          <w:lang w:val="en-US"/>
-        </w:rPr>
-      </w:pPr>
-      <w:r>
-        <w:rPr>
-          <w:lang w:val="en-US"/>
-        </w:rPr>
-        <w:t>“</w:t>
-      </w:r>
-      <w:proofErr w:type="gramStart"/>
-      <w:r>
-        <w:rPr>
-          <w:lang w:val="en-US"/>
-        </w:rPr>
-        <w:t>So</w:t>
-      </w:r>
-      <w:proofErr w:type="gramEnd"/>
-      <w:r>
-        <w:rPr>
-          <w:lang w:val="en-US"/>
-        </w:rPr>
-        <w:t xml:space="preserve"> you’re going, as the most wanted Sith in the galaxy to an isolationist culture with a pureblood </w:t>
-      </w:r>
-      <w:proofErr w:type="spellStart"/>
-      <w:r>
-        <w:rPr>
-          <w:lang w:val="en-US"/>
-        </w:rPr>
-        <w:t>Korribani</w:t>
-      </w:r>
-      <w:proofErr w:type="spellEnd"/>
-      <w:r>
-        <w:rPr>
-          <w:lang w:val="en-US"/>
-        </w:rPr>
-        <w:t>, do you not see how that would be an issue?”</w:t>
-      </w:r>
-    </w:p>
-    <w:p>
-      <w:pPr>
-        <w:rPr>
-          <w:lang w:val="en-US"/>
-        </w:rPr>
-      </w:pPr>
-    </w:p>
-    <w:p>
-      <w:pPr>
-        <w:rPr>
-          <w:lang w:val="en-US"/>
-        </w:rPr>
-      </w:pPr>
-      <w:r>
-        <w:rPr>
-          <w:lang w:val="en-US"/>
-        </w:rPr>
-        <w:t xml:space="preserve">Revan pauses for a second and he looks at the </w:t>
-      </w:r>
-      <w:proofErr w:type="spellStart"/>
-      <w:r>
-        <w:rPr>
-          <w:lang w:val="en-US"/>
-        </w:rPr>
-        <w:t>Korribani</w:t>
-      </w:r>
-      <w:proofErr w:type="spellEnd"/>
-      <w:r>
-        <w:rPr>
-          <w:lang w:val="en-US"/>
-        </w:rPr>
-        <w:t xml:space="preserve"> and they both start muttering agreeing. Revan then turns to her and says</w:t>
+      <w:r>
+        <w:rPr>
+          <w:lang w:val="en-US"/>
+        </w:rPr>
+        <w:t>Ekhralon says</w:t>
+      </w:r>
+      <w:r>
+        <w:rPr>
+          <w:lang w:val="en-US"/>
+        </w:rPr>
+        <w:t>:</w:t>
+      </w:r>
+    </w:p>
+    <w:p>
+      <w:pPr>
+        <w:rPr>
+          <w:lang w:val="en-US"/>
+        </w:rPr>
+      </w:pPr>
+    </w:p>
+    <w:p>
+      <w:pPr>
+        <w:jc w:val="center"/>
+        <w:rPr>
+          <w:lang w:val="en-US"/>
+        </w:rPr>
+      </w:pPr>
+      <w:r>
+        <w:rPr>
+          <w:lang w:val="en-US"/>
+        </w:rPr>
+        <w:t>“So you’re going, as the most wanted Sith in the galaxy to an isolationist culture with a pureblood Korribani, do you not see how that would be an issue?”</w:t>
+      </w:r>
+    </w:p>
+    <w:p>
+      <w:pPr>
+        <w:rPr>
+          <w:lang w:val="en-US"/>
+        </w:rPr>
+      </w:pPr>
+    </w:p>
+    <w:p>
+      <w:pPr>
+        <w:rPr>
+          <w:lang w:val="en-US"/>
+        </w:rPr>
+      </w:pPr>
+      <w:r>
+        <w:rPr>
+          <w:lang w:val="en-US"/>
+        </w:rPr>
+        <w:t>Revan pauses for a second and he looks at the Korribani and they both start muttering agreeing. Revan then turns to her and says</w:t>
       </w:r>
       <w:r>
         <w:rPr>
@@ -2657,21 +2379,7 @@
         <w:rPr>
           <w:lang w:val="en-US"/>
         </w:rPr>
-        <w:t xml:space="preserve">As she leaves the room. The </w:t>
-      </w:r>
-      <w:proofErr w:type="spellStart"/>
-      <w:r>
-        <w:rPr>
-          <w:lang w:val="en-US"/>
-        </w:rPr>
-        <w:t>Korribani</w:t>
-      </w:r>
-      <w:proofErr w:type="spellEnd"/>
-      <w:r>
-        <w:rPr>
-          <w:lang w:val="en-US"/>
-        </w:rPr>
-        <w:t xml:space="preserve"> says</w:t>
+        <w:t>As she leaves the room. The Korribani says</w:t>
       </w:r>
       <w:r>
         <w:rPr>
@@ -2765,76 +2473,34 @@
         <w:rPr>
           <w:lang w:val="en-US"/>
         </w:rPr>
-        <w:t xml:space="preserve">We cut back to the Jedi council, all the </w:t>
-      </w:r>
-      <w:proofErr w:type="gramStart"/>
-      <w:r>
-        <w:rPr>
-          <w:lang w:val="en-US"/>
-        </w:rPr>
-        <w:t>masters</w:t>
-      </w:r>
-      <w:proofErr w:type="gramEnd"/>
-      <w:r>
-        <w:rPr>
-          <w:lang w:val="en-US"/>
-        </w:rPr>
-        <w:t xml:space="preserve"> still alive are sitting in a circle sans </w:t>
-      </w:r>
-      <w:proofErr w:type="spellStart"/>
-      <w:r>
-        <w:rPr>
-          <w:lang w:val="en-US"/>
-        </w:rPr>
-        <w:t>Bastila</w:t>
-      </w:r>
-      <w:proofErr w:type="spellEnd"/>
-      <w:r>
-        <w:rPr>
-          <w:lang w:val="en-US"/>
-        </w:rPr>
-        <w:t>. One holographic jedi says</w:t>
-      </w:r>
-      <w:r>
-        <w:rPr>
-          <w:lang w:val="en-US"/>
-        </w:rPr>
-        <w:t>:</w:t>
-      </w:r>
-    </w:p>
-    <w:p>
-      <w:pPr>
-        <w:rPr>
-          <w:lang w:val="en-US"/>
-        </w:rPr>
-      </w:pPr>
-    </w:p>
-    <w:p>
-      <w:pPr>
-        <w:jc w:val="center"/>
-        <w:rPr>
-          <w:lang w:val="en-US"/>
-        </w:rPr>
-      </w:pPr>
-      <w:r>
-        <w:rPr>
-          <w:lang w:val="en-US"/>
-        </w:rPr>
-        <w:t>“</w:t>
-      </w:r>
-      <w:proofErr w:type="spellStart"/>
-      <w:r>
-        <w:rPr>
-          <w:lang w:val="en-US"/>
-        </w:rPr>
-        <w:t>Bastila</w:t>
-      </w:r>
-      <w:proofErr w:type="spellEnd"/>
-      <w:r>
-        <w:rPr>
-          <w:lang w:val="en-US"/>
-        </w:rPr>
-        <w:t>, how is she?”</w:t>
+        <w:t>We cut back to the Jedi council, all the masters still alive are sitting in a circle sans Bastila. One holographic jedi says</w:t>
+      </w:r>
+      <w:r>
+        <w:rPr>
+          <w:lang w:val="en-US"/>
+        </w:rPr>
+        <w:t>:</w:t>
+      </w:r>
+    </w:p>
+    <w:p>
+      <w:pPr>
+        <w:rPr>
+          <w:lang w:val="en-US"/>
+        </w:rPr>
+      </w:pPr>
+    </w:p>
+    <w:p>
+      <w:pPr>
+        <w:jc w:val="center"/>
+        <w:rPr>
+          <w:lang w:val="en-US"/>
+        </w:rPr>
+      </w:pPr>
+      <w:r>
+        <w:rPr>
+          <w:lang w:val="en-US"/>
+        </w:rPr>
+        <w:t>“Bastila, how is she?”</w:t>
       </w:r>
     </w:p>
     <w:p>
@@ -3022,21 +2688,7 @@
         <w:rPr>
           <w:lang w:val="en-US"/>
         </w:rPr>
-        <w:t xml:space="preserve">“If </w:t>
-      </w:r>
-      <w:proofErr w:type="spellStart"/>
-      <w:r>
-        <w:rPr>
-          <w:lang w:val="en-US"/>
-        </w:rPr>
-        <w:t>Bastila</w:t>
-      </w:r>
-      <w:proofErr w:type="spellEnd"/>
-      <w:r>
-        <w:rPr>
-          <w:lang w:val="en-US"/>
-        </w:rPr>
-        <w:t xml:space="preserve"> has a message for us then we won’t hear it until she wakes up.”</w:t>
+        <w:t>“If Bastila has a message for us then we won’t hear it until she wakes up.”</w:t>
       </w:r>
     </w:p>
     <w:p>
@@ -3132,19 +2784,11 @@
         </w:rPr>
         <w:t xml:space="preserve">“Not physically hurt but he </w:t>
       </w:r>
-      <w:proofErr w:type="gramStart"/>
-      <w:r>
-        <w:rPr>
-          <w:lang w:val="en-US"/>
-        </w:rPr>
-        <w:t>force</w:t>
-      </w:r>
-      <w:proofErr w:type="gramEnd"/>
-      <w:r>
-        <w:rPr>
-          <w:lang w:val="en-US"/>
-        </w:rPr>
-        <w:t xml:space="preserve"> </w:t>
+      <w:r>
+        <w:rPr>
+          <w:lang w:val="en-US"/>
+        </w:rPr>
+        <w:t xml:space="preserve">force </w:t>
       </w:r>
       <w:r>
         <w:rPr>
@@ -3311,21 +2955,7 @@
         <w:rPr>
           <w:lang w:val="en-US"/>
         </w:rPr>
-        <w:t xml:space="preserve"> besides </w:t>
-      </w:r>
-      <w:proofErr w:type="gramStart"/>
-      <w:r>
-        <w:rPr>
-          <w:lang w:val="en-US"/>
-        </w:rPr>
-        <w:t>that</w:t>
-      </w:r>
-      <w:proofErr w:type="gramEnd"/>
-      <w:r>
-        <w:rPr>
-          <w:lang w:val="en-US"/>
-        </w:rPr>
-        <w:t xml:space="preserve"> we need to ensure this doesn’t get out, the Chancellor is definitely dead, but we need to spin it.”</w:t>
+        <w:t xml:space="preserve"> besides that we need to ensure this doesn’t get out, the Chancellor is definitely dead, but we need to spin it.”</w:t>
       </w:r>
     </w:p>
     <w:p>
@@ -3681,49 +3311,7 @@
         <w:rPr>
           <w:lang w:val="en-US"/>
         </w:rPr>
-        <w:t xml:space="preserve">We cut to Revan, </w:t>
-      </w:r>
-      <w:proofErr w:type="spellStart"/>
-      <w:r>
-        <w:rPr>
-          <w:lang w:val="en-US"/>
-        </w:rPr>
-        <w:t>Ekhralon</w:t>
-      </w:r>
-      <w:proofErr w:type="spellEnd"/>
-      <w:r>
-        <w:rPr>
-          <w:lang w:val="en-US"/>
-        </w:rPr>
-        <w:t xml:space="preserve"> and </w:t>
-      </w:r>
-      <w:proofErr w:type="spellStart"/>
-      <w:r>
-        <w:rPr>
-          <w:lang w:val="en-US"/>
-        </w:rPr>
-        <w:t>Zevarûn</w:t>
-      </w:r>
-      <w:proofErr w:type="spellEnd"/>
-      <w:r>
-        <w:rPr>
-          <w:lang w:val="en-US"/>
-        </w:rPr>
-        <w:t xml:space="preserve"> (The </w:t>
-      </w:r>
-      <w:proofErr w:type="spellStart"/>
-      <w:r>
-        <w:rPr>
-          <w:lang w:val="en-US"/>
-        </w:rPr>
-        <w:t>Korribani</w:t>
-      </w:r>
-      <w:proofErr w:type="spellEnd"/>
-      <w:r>
-        <w:rPr>
-          <w:lang w:val="en-US"/>
-        </w:rPr>
-        <w:t>) in their ship. Revan turns and says</w:t>
+        <w:t>We cut to Revan, Ekhralon and Zevarûn (The Korribani) in their ship. Revan turns and says</w:t>
       </w:r>
       <w:r>
         <w:rPr>
@@ -3766,60 +3354,38 @@
           <w:lang w:val="en-US"/>
         </w:rPr>
       </w:pPr>
-      <w:proofErr w:type="spellStart"/>
-      <w:r>
-        <w:rPr>
-          <w:lang w:val="en-US"/>
-        </w:rPr>
-        <w:t>Zevarûn</w:t>
-      </w:r>
-      <w:proofErr w:type="spellEnd"/>
-      <w:r>
-        <w:rPr>
-          <w:lang w:val="en-US"/>
-        </w:rPr>
-        <w:t xml:space="preserve"> says</w:t>
-      </w:r>
-      <w:r>
-        <w:rPr>
-          <w:lang w:val="en-US"/>
-        </w:rPr>
-        <w:t>:</w:t>
-      </w:r>
-    </w:p>
-    <w:p>
-      <w:pPr>
-        <w:rPr>
-          <w:lang w:val="en-US"/>
-        </w:rPr>
-      </w:pPr>
-    </w:p>
-    <w:p>
-      <w:pPr>
-        <w:jc w:val="center"/>
-        <w:rPr>
-          <w:lang w:val="en-US"/>
-        </w:rPr>
-      </w:pPr>
-      <w:r>
-        <w:rPr>
-          <w:lang w:val="en-US"/>
-        </w:rPr>
-        <w:t>“</w:t>
-      </w:r>
-      <w:proofErr w:type="spellStart"/>
-      <w:r>
-        <w:rPr>
-          <w:lang w:val="en-US"/>
-        </w:rPr>
-        <w:t>Zevarûn</w:t>
-      </w:r>
-      <w:proofErr w:type="spellEnd"/>
-      <w:r>
-        <w:rPr>
-          <w:lang w:val="en-US"/>
-        </w:rPr>
-        <w:t>, it’s an ancient Sith family title.”</w:t>
+      <w:r>
+        <w:rPr>
+          <w:lang w:val="en-US"/>
+        </w:rPr>
+        <w:t>Zevarûn says</w:t>
+      </w:r>
+      <w:r>
+        <w:rPr>
+          <w:lang w:val="en-US"/>
+        </w:rPr>
+        <w:t>:</w:t>
+      </w:r>
+    </w:p>
+    <w:p>
+      <w:pPr>
+        <w:rPr>
+          <w:lang w:val="en-US"/>
+        </w:rPr>
+      </w:pPr>
+    </w:p>
+    <w:p>
+      <w:pPr>
+        <w:jc w:val="center"/>
+        <w:rPr>
+          <w:lang w:val="en-US"/>
+        </w:rPr>
+      </w:pPr>
+      <w:r>
+        <w:rPr>
+          <w:lang w:val="en-US"/>
+        </w:rPr>
+        <w:t>“Zevarûn, it’s an ancient Sith family title.”</w:t>
       </w:r>
     </w:p>
     <w:p>
@@ -3878,49 +3444,27 @@
         <w:rPr>
           <w:lang w:val="en-US"/>
         </w:rPr>
-        <w:t xml:space="preserve"> no I expected it to be ancient Sith… </w:t>
-      </w:r>
-      <w:proofErr w:type="spellStart"/>
-      <w:r>
-        <w:rPr>
-          <w:lang w:val="en-US"/>
-        </w:rPr>
-        <w:t>Zevarûn</w:t>
-      </w:r>
-      <w:proofErr w:type="spellEnd"/>
-      <w:r>
-        <w:rPr>
-          <w:lang w:val="en-US"/>
-        </w:rPr>
-        <w:t>, this Jedi who is he?”</w:t>
-      </w:r>
-    </w:p>
-    <w:p>
-      <w:pPr>
-        <w:rPr>
-          <w:lang w:val="en-US"/>
-        </w:rPr>
-      </w:pPr>
-    </w:p>
-    <w:p>
-      <w:pPr>
-        <w:rPr>
-          <w:lang w:val="en-US"/>
-        </w:rPr>
-      </w:pPr>
-      <w:proofErr w:type="spellStart"/>
-      <w:r>
-        <w:rPr>
-          <w:lang w:val="en-US"/>
-        </w:rPr>
-        <w:t>Zevarûn</w:t>
-      </w:r>
-      <w:proofErr w:type="spellEnd"/>
-      <w:r>
-        <w:rPr>
-          <w:lang w:val="en-US"/>
-        </w:rPr>
-        <w:t xml:space="preserve"> says</w:t>
+        <w:t xml:space="preserve"> no I expected it to be ancient Sith… Zevarûn, this Jedi who is he?”</w:t>
+      </w:r>
+    </w:p>
+    <w:p>
+      <w:pPr>
+        <w:rPr>
+          <w:lang w:val="en-US"/>
+        </w:rPr>
+      </w:pPr>
+    </w:p>
+    <w:p>
+      <w:pPr>
+        <w:rPr>
+          <w:lang w:val="en-US"/>
+        </w:rPr>
+      </w:pPr>
+      <w:r>
+        <w:rPr>
+          <w:lang w:val="en-US"/>
+        </w:rPr>
+        <w:t>Zevarûn says</w:t>
       </w:r>
       <w:r>
         <w:rPr>
@@ -4011,19 +3555,11 @@
           <w:lang w:val="en-US"/>
         </w:rPr>
       </w:pPr>
-      <w:proofErr w:type="spellStart"/>
-      <w:r>
-        <w:rPr>
-          <w:lang w:val="en-US"/>
-        </w:rPr>
-        <w:t>Zevarûn</w:t>
-      </w:r>
-      <w:proofErr w:type="spellEnd"/>
-      <w:r>
-        <w:rPr>
-          <w:lang w:val="en-US"/>
-        </w:rPr>
-        <w:t xml:space="preserve"> says</w:t>
+      <w:r>
+        <w:rPr>
+          <w:lang w:val="en-US"/>
+        </w:rPr>
+        <w:t>Zevarûn says</w:t>
       </w:r>
       <w:r>
         <w:rPr>
@@ -4125,19 +3661,11 @@
           <w:lang w:val="en-US"/>
         </w:rPr>
       </w:pPr>
-      <w:proofErr w:type="spellStart"/>
-      <w:r>
-        <w:rPr>
-          <w:lang w:val="en-US"/>
-        </w:rPr>
-        <w:t>Zevarûn</w:t>
-      </w:r>
-      <w:proofErr w:type="spellEnd"/>
-      <w:r>
-        <w:rPr>
-          <w:lang w:val="en-US"/>
-        </w:rPr>
-        <w:t xml:space="preserve"> says</w:t>
+      <w:r>
+        <w:rPr>
+          <w:lang w:val="en-US"/>
+        </w:rPr>
+        <w:t>Zevarûn says</w:t>
       </w:r>
       <w:r>
         <w:rPr>
@@ -4227,19 +3755,11 @@
           <w:lang w:val="en-US"/>
         </w:rPr>
       </w:pPr>
-      <w:proofErr w:type="spellStart"/>
-      <w:r>
-        <w:rPr>
-          <w:lang w:val="en-US"/>
-        </w:rPr>
-        <w:t>Zevarûn</w:t>
-      </w:r>
-      <w:proofErr w:type="spellEnd"/>
-      <w:r>
-        <w:rPr>
-          <w:lang w:val="en-US"/>
-        </w:rPr>
-        <w:t xml:space="preserve"> says</w:t>
+      <w:r>
+        <w:rPr>
+          <w:lang w:val="en-US"/>
+        </w:rPr>
+        <w:t>Zevarûn says</w:t>
       </w:r>
       <w:r>
         <w:rPr>
@@ -4336,60 +3856,38 @@
         <w:lastRenderedPageBreak/>
         <w:t xml:space="preserve">There’s a pause and </w:t>
       </w:r>
-      <w:proofErr w:type="spellStart"/>
-      <w:r>
-        <w:rPr>
-          <w:lang w:val="en-US"/>
-        </w:rPr>
-        <w:t>Ekhralon</w:t>
-      </w:r>
-      <w:proofErr w:type="spellEnd"/>
-      <w:r>
-        <w:rPr>
-          <w:lang w:val="en-US"/>
-        </w:rPr>
-        <w:t xml:space="preserve"> says</w:t>
-      </w:r>
-      <w:r>
-        <w:rPr>
-          <w:lang w:val="en-US"/>
-        </w:rPr>
-        <w:t>:</w:t>
-      </w:r>
-    </w:p>
-    <w:p>
-      <w:pPr>
-        <w:rPr>
-          <w:lang w:val="en-US"/>
-        </w:rPr>
-      </w:pPr>
-    </w:p>
-    <w:p>
-      <w:pPr>
-        <w:jc w:val="center"/>
-        <w:rPr>
-          <w:lang w:val="en-US"/>
-        </w:rPr>
-      </w:pPr>
-      <w:r>
-        <w:rPr>
-          <w:lang w:val="en-US"/>
-        </w:rPr>
-        <w:t xml:space="preserve">“What’s </w:t>
-      </w:r>
-      <w:proofErr w:type="spellStart"/>
-      <w:r>
-        <w:rPr>
-          <w:lang w:val="en-US"/>
-        </w:rPr>
-        <w:t>Koribban</w:t>
-      </w:r>
-      <w:proofErr w:type="spellEnd"/>
-      <w:r>
-        <w:rPr>
-          <w:lang w:val="en-US"/>
-        </w:rPr>
-        <w:t xml:space="preserve"> like?”</w:t>
+      <w:r>
+        <w:rPr>
+          <w:lang w:val="en-US"/>
+        </w:rPr>
+        <w:t>Ekhralon says</w:t>
+      </w:r>
+      <w:r>
+        <w:rPr>
+          <w:lang w:val="en-US"/>
+        </w:rPr>
+        <w:t>:</w:t>
+      </w:r>
+    </w:p>
+    <w:p>
+      <w:pPr>
+        <w:rPr>
+          <w:lang w:val="en-US"/>
+        </w:rPr>
+      </w:pPr>
+    </w:p>
+    <w:p>
+      <w:pPr>
+        <w:jc w:val="center"/>
+        <w:rPr>
+          <w:lang w:val="en-US"/>
+        </w:rPr>
+      </w:pPr>
+      <w:r>
+        <w:rPr>
+          <w:lang w:val="en-US"/>
+        </w:rPr>
+        <w:t>“What’s Koribban like?”</w:t>
       </w:r>
     </w:p>
     <w:p>
@@ -4452,19 +3950,11 @@
           <w:lang w:val="en-US"/>
         </w:rPr>
       </w:pPr>
-      <w:proofErr w:type="spellStart"/>
-      <w:r>
-        <w:rPr>
-          <w:lang w:val="en-US"/>
-        </w:rPr>
-        <w:t>Zevarûn</w:t>
-      </w:r>
-      <w:proofErr w:type="spellEnd"/>
-      <w:r>
-        <w:rPr>
-          <w:lang w:val="en-US"/>
-        </w:rPr>
-        <w:t xml:space="preserve"> says</w:t>
+      <w:r>
+        <w:rPr>
+          <w:lang w:val="en-US"/>
+        </w:rPr>
+        <w:t>Zevarûn says</w:t>
       </w:r>
       <w:r>
         <w:rPr>
@@ -4554,19 +4044,11 @@
           <w:lang w:val="en-US"/>
         </w:rPr>
       </w:pPr>
-      <w:proofErr w:type="spellStart"/>
-      <w:r>
-        <w:rPr>
-          <w:lang w:val="en-US"/>
-        </w:rPr>
-        <w:t>Zevarûn</w:t>
-      </w:r>
-      <w:proofErr w:type="spellEnd"/>
-      <w:r>
-        <w:rPr>
-          <w:lang w:val="en-US"/>
-        </w:rPr>
-        <w:t xml:space="preserve"> says</w:t>
+      <w:r>
+        <w:rPr>
+          <w:lang w:val="en-US"/>
+        </w:rPr>
+        <w:t>Zevarûn says</w:t>
       </w:r>
       <w:r>
         <w:rPr>
@@ -4646,35 +4128,7 @@
         <w:rPr>
           <w:lang w:val="en-US"/>
         </w:rPr>
-        <w:t xml:space="preserve">“Because that </w:t>
-      </w:r>
-      <w:proofErr w:type="spellStart"/>
-      <w:r>
-        <w:rPr>
-          <w:lang w:val="en-US"/>
-        </w:rPr>
-        <w:t>Anzati</w:t>
-      </w:r>
-      <w:proofErr w:type="spellEnd"/>
-      <w:r>
-        <w:rPr>
-          <w:lang w:val="en-US"/>
-        </w:rPr>
-        <w:t xml:space="preserve"> leader froze when I won, no way he’s the true </w:t>
-      </w:r>
-      <w:proofErr w:type="spellStart"/>
-      <w:r>
-        <w:rPr>
-          <w:lang w:val="en-US"/>
-        </w:rPr>
-        <w:t>sith</w:t>
-      </w:r>
-      <w:proofErr w:type="spellEnd"/>
-      <w:r>
-        <w:rPr>
-          <w:lang w:val="en-US"/>
-        </w:rPr>
-        <w:t xml:space="preserve"> lord operating everything, but I </w:t>
+        <w:t xml:space="preserve">“Because that Anzati leader froze when I won, no way he’s the true sith lord operating everything, but I </w:t>
       </w:r>
       <w:r>
         <w:rPr>
@@ -4702,19 +4156,11 @@
           <w:lang w:val="en-US"/>
         </w:rPr>
       </w:pPr>
-      <w:proofErr w:type="spellStart"/>
-      <w:r>
-        <w:rPr>
-          <w:lang w:val="en-US"/>
-        </w:rPr>
-        <w:t>Zevarûn</w:t>
-      </w:r>
-      <w:proofErr w:type="spellEnd"/>
-      <w:r>
-        <w:rPr>
-          <w:lang w:val="en-US"/>
-        </w:rPr>
-        <w:t xml:space="preserve"> says</w:t>
+      <w:r>
+        <w:rPr>
+          <w:lang w:val="en-US"/>
+        </w:rPr>
+        <w:t>Zevarûn says</w:t>
       </w:r>
       <w:r>
         <w:rPr>
@@ -4747,13 +4193,7 @@
         <w:rPr>
           <w:lang w:val="en-US"/>
         </w:rPr>
-        <w:t>human but</w:t>
-      </w:r>
-      <w:r>
-        <w:rPr>
-          <w:lang w:val="en-US"/>
-        </w:rPr>
-        <w:t xml:space="preserve"> was trained by a pureblood</w:t>
+        <w:t>a pureblood</w:t>
       </w:r>
       <w:r>
         <w:rPr>
@@ -4775,19 +4215,11 @@
           <w:lang w:val="en-US"/>
         </w:rPr>
       </w:pPr>
-      <w:proofErr w:type="spellStart"/>
-      <w:r>
-        <w:rPr>
-          <w:lang w:val="en-US"/>
-        </w:rPr>
-        <w:t>Ekhralon</w:t>
-      </w:r>
-      <w:proofErr w:type="spellEnd"/>
-      <w:r>
-        <w:rPr>
-          <w:lang w:val="en-US"/>
-        </w:rPr>
-        <w:t xml:space="preserve"> says</w:t>
+      <w:r>
+        <w:rPr>
+          <w:lang w:val="en-US"/>
+        </w:rPr>
+        <w:t>Ekhralon says</w:t>
       </w:r>
       <w:r>
         <w:rPr>
@@ -4826,35 +4258,27 @@
         <w:rPr>
           <w:lang w:val="en-US"/>
         </w:rPr>
-        <w:t xml:space="preserve"> you’re almost related?”</w:t>
-      </w:r>
-    </w:p>
-    <w:p>
-      <w:pPr>
-        <w:rPr>
-          <w:lang w:val="en-US"/>
-        </w:rPr>
-      </w:pPr>
-    </w:p>
-    <w:p>
-      <w:pPr>
-        <w:rPr>
-          <w:lang w:val="en-US"/>
-        </w:rPr>
-      </w:pPr>
-      <w:proofErr w:type="spellStart"/>
-      <w:r>
-        <w:rPr>
-          <w:lang w:val="en-US"/>
-        </w:rPr>
-        <w:t>Zevarûn</w:t>
-      </w:r>
-      <w:proofErr w:type="spellEnd"/>
-      <w:r>
-        <w:rPr>
-          <w:lang w:val="en-US"/>
-        </w:rPr>
-        <w:t xml:space="preserve"> says</w:t>
+        <w:t xml:space="preserve"> you’re related?”</w:t>
+      </w:r>
+    </w:p>
+    <w:p>
+      <w:pPr>
+        <w:rPr>
+          <w:lang w:val="en-US"/>
+        </w:rPr>
+      </w:pPr>
+    </w:p>
+    <w:p>
+      <w:pPr>
+        <w:rPr>
+          <w:lang w:val="en-US"/>
+        </w:rPr>
+      </w:pPr>
+      <w:r>
+        <w:rPr>
+          <w:lang w:val="en-US"/>
+        </w:rPr>
+        <w:t>Zevarûn says</w:t>
       </w:r>
       <w:r>
         <w:rPr>
@@ -4893,33 +4317,13 @@
         <w:rPr>
           <w:lang w:val="en-US"/>
         </w:rPr>
-        <w:t>, he’s my brother</w:t>
-      </w:r>
-      <w:r>
-        <w:rPr>
-          <w:lang w:val="en-US"/>
-        </w:rPr>
         <w:t xml:space="preserve">, </w:t>
       </w:r>
       <w:r>
         <w:rPr>
           <w:lang w:val="en-US"/>
         </w:rPr>
-        <w:t xml:space="preserve">after the war with the Jedi 2000 years ago, the </w:t>
-      </w:r>
-      <w:proofErr w:type="spellStart"/>
-      <w:r>
-        <w:rPr>
-          <w:lang w:val="en-US"/>
-        </w:rPr>
-        <w:t>Korriban</w:t>
-      </w:r>
-      <w:proofErr w:type="spellEnd"/>
-      <w:r>
-        <w:rPr>
-          <w:lang w:val="en-US"/>
-        </w:rPr>
-        <w:t xml:space="preserve"> purebloods bred with humans, the only pure bloods left are products of in-breeding.”</w:t>
+        <w:t>after the war with the Jedi 2000 years ago, the Korriban purebloods bred with humans, the only pure bloods left are products of in-breeding.”</w:t>
       </w:r>
     </w:p>
     <w:p>
@@ -4966,167 +4370,286 @@
         <w:rPr>
           <w:lang w:val="en-US"/>
         </w:rPr>
+        <w:t>“oooo not good.”</w:t>
+      </w:r>
+    </w:p>
+    <w:p>
+      <w:pPr>
+        <w:rPr>
+          <w:lang w:val="en-US"/>
+        </w:rPr>
+      </w:pPr>
+    </w:p>
+    <w:p>
+      <w:pPr>
+        <w:rPr>
+          <w:lang w:val="en-US"/>
+        </w:rPr>
+      </w:pPr>
+      <w:r>
+        <w:rPr>
+          <w:lang w:val="en-US"/>
+        </w:rPr>
+        <w:t>Zevarûn says</w:t>
+      </w:r>
+      <w:r>
+        <w:rPr>
+          <w:lang w:val="en-US"/>
+        </w:rPr>
+        <w:t>:</w:t>
+      </w:r>
+    </w:p>
+    <w:p>
+      <w:pPr>
+        <w:rPr>
+          <w:lang w:val="en-US"/>
+        </w:rPr>
+      </w:pPr>
+    </w:p>
+    <w:p>
+      <w:pPr>
+        <w:jc w:val="center"/>
+        <w:rPr>
+          <w:lang w:val="en-US"/>
+        </w:rPr>
+      </w:pPr>
+      <w:r>
+        <w:rPr>
+          <w:lang w:val="en-US"/>
+        </w:rPr>
+        <w:t>“Tell me about it, I mean imagine being taught your entire life that you need to keep the blood line pure, you know how many pureblood Korribani there are?”</w:t>
+      </w:r>
+    </w:p>
+    <w:p>
+      <w:pPr>
+        <w:rPr>
+          <w:lang w:val="en-US"/>
+        </w:rPr>
+      </w:pPr>
+    </w:p>
+    <w:p>
+      <w:pPr>
+        <w:rPr>
+          <w:lang w:val="en-US"/>
+        </w:rPr>
+      </w:pPr>
+      <w:r>
+        <w:rPr>
+          <w:lang w:val="en-US"/>
+        </w:rPr>
+        <w:t>Ekhralon raises an eyebrow. He continues</w:t>
+      </w:r>
+      <w:r>
+        <w:rPr>
+          <w:lang w:val="en-US"/>
+        </w:rPr>
+        <w:t>:</w:t>
+      </w:r>
+    </w:p>
+    <w:p>
+      <w:pPr>
+        <w:rPr>
+          <w:lang w:val="en-US"/>
+        </w:rPr>
+      </w:pPr>
+    </w:p>
+    <w:p>
+      <w:pPr>
+        <w:jc w:val="center"/>
+        <w:rPr>
+          <w:lang w:val="en-US"/>
+        </w:rPr>
+      </w:pPr>
+      <w:r>
+        <w:rPr>
+          <w:lang w:val="en-US"/>
+        </w:rPr>
+        <w:t>“20. 12 women only, and that’s only the one’s I know about.”</w:t>
+      </w:r>
+    </w:p>
+    <w:p>
+      <w:pPr>
+        <w:rPr>
+          <w:lang w:val="en-US"/>
+        </w:rPr>
+      </w:pPr>
+    </w:p>
+    <w:p>
+      <w:pPr>
+        <w:rPr>
+          <w:lang w:val="en-US"/>
+        </w:rPr>
+      </w:pPr>
+      <w:r>
+        <w:rPr>
+          <w:lang w:val="en-US"/>
+        </w:rPr>
+        <w:t>Revan says</w:t>
+      </w:r>
+      <w:r>
+        <w:rPr>
+          <w:lang w:val="en-US"/>
+        </w:rPr>
+        <w:t>:</w:t>
+      </w:r>
+    </w:p>
+    <w:p>
+      <w:pPr>
+        <w:rPr>
+          <w:lang w:val="en-US"/>
+        </w:rPr>
+      </w:pPr>
+    </w:p>
+    <w:p>
+      <w:pPr>
+        <w:jc w:val="center"/>
+        <w:rPr>
+          <w:lang w:val="en-US"/>
+        </w:rPr>
+      </w:pPr>
+      <w:r>
+        <w:rPr>
+          <w:lang w:val="en-US"/>
+        </w:rPr>
         <w:t>“</w:t>
       </w:r>
-      <w:proofErr w:type="spellStart"/>
-      <w:proofErr w:type="gramStart"/>
-      <w:r>
-        <w:rPr>
-          <w:lang w:val="en-US"/>
-        </w:rPr>
-        <w:t>oooo</w:t>
-      </w:r>
-      <w:proofErr w:type="spellEnd"/>
-      <w:proofErr w:type="gramEnd"/>
-      <w:r>
-        <w:rPr>
-          <w:lang w:val="en-US"/>
-        </w:rPr>
-        <w:t xml:space="preserve"> not good.”</w:t>
-      </w:r>
-    </w:p>
-    <w:p>
-      <w:pPr>
-        <w:rPr>
-          <w:lang w:val="en-US"/>
-        </w:rPr>
-      </w:pPr>
-    </w:p>
-    <w:p>
-      <w:pPr>
-        <w:rPr>
-          <w:lang w:val="en-US"/>
-        </w:rPr>
-      </w:pPr>
-      <w:proofErr w:type="spellStart"/>
-      <w:r>
-        <w:rPr>
-          <w:lang w:val="en-US"/>
-        </w:rPr>
-        <w:t>Zevarûn</w:t>
-      </w:r>
-      <w:proofErr w:type="spellEnd"/>
-      <w:r>
-        <w:rPr>
-          <w:lang w:val="en-US"/>
-        </w:rPr>
-        <w:t xml:space="preserve"> says</w:t>
-      </w:r>
-      <w:r>
-        <w:rPr>
-          <w:lang w:val="en-US"/>
-        </w:rPr>
-        <w:t>:</w:t>
-      </w:r>
-    </w:p>
-    <w:p>
-      <w:pPr>
-        <w:rPr>
-          <w:lang w:val="en-US"/>
-        </w:rPr>
-      </w:pPr>
-    </w:p>
-    <w:p>
-      <w:pPr>
-        <w:jc w:val="center"/>
-        <w:rPr>
-          <w:lang w:val="en-US"/>
-        </w:rPr>
-      </w:pPr>
-      <w:r>
-        <w:rPr>
-          <w:lang w:val="en-US"/>
-        </w:rPr>
-        <w:t xml:space="preserve">“Tell me about it, I mean imagine being taught your entire life that you need to keep the blood line pure, you know how many pureblood </w:t>
-      </w:r>
-      <w:proofErr w:type="spellStart"/>
-      <w:r>
-        <w:rPr>
-          <w:lang w:val="en-US"/>
-        </w:rPr>
-        <w:t>Korribani</w:t>
-      </w:r>
-      <w:proofErr w:type="spellEnd"/>
-      <w:r>
-        <w:rPr>
-          <w:lang w:val="en-US"/>
-        </w:rPr>
-        <w:t xml:space="preserve"> there are?”</w:t>
-      </w:r>
-    </w:p>
-    <w:p>
-      <w:pPr>
-        <w:rPr>
-          <w:lang w:val="en-US"/>
-        </w:rPr>
-      </w:pPr>
-    </w:p>
-    <w:p>
-      <w:pPr>
-        <w:rPr>
-          <w:lang w:val="en-US"/>
-        </w:rPr>
-      </w:pPr>
-      <w:proofErr w:type="spellStart"/>
-      <w:r>
-        <w:rPr>
-          <w:lang w:val="en-US"/>
-        </w:rPr>
-        <w:t>Ekhralon</w:t>
-      </w:r>
-      <w:proofErr w:type="spellEnd"/>
-      <w:r>
-        <w:rPr>
-          <w:lang w:val="en-US"/>
-        </w:rPr>
-        <w:t xml:space="preserve"> raises an eyebrow. He continues</w:t>
-      </w:r>
-      <w:r>
-        <w:rPr>
-          <w:lang w:val="en-US"/>
-        </w:rPr>
-        <w:t>:</w:t>
-      </w:r>
-    </w:p>
-    <w:p>
-      <w:pPr>
-        <w:rPr>
-          <w:lang w:val="en-US"/>
-        </w:rPr>
-      </w:pPr>
-    </w:p>
-    <w:p>
-      <w:pPr>
-        <w:jc w:val="center"/>
-        <w:rPr>
-          <w:lang w:val="en-US"/>
-        </w:rPr>
-      </w:pPr>
-      <w:r>
-        <w:rPr>
-          <w:lang w:val="en-US"/>
-        </w:rPr>
-        <w:t>“20. 12 women only, and that’s only the one’s I know about.”</w:t>
-      </w:r>
-    </w:p>
-    <w:p>
-      <w:pPr>
-        <w:rPr>
-          <w:lang w:val="en-US"/>
-        </w:rPr>
-      </w:pPr>
-    </w:p>
-    <w:p>
-      <w:pPr>
-        <w:rPr>
-          <w:lang w:val="en-US"/>
-        </w:rPr>
-      </w:pPr>
-      <w:r>
-        <w:rPr>
-          <w:lang w:val="en-US"/>
-        </w:rPr>
-        <w:t>Revan says</w:t>
+      <w:r>
+        <w:rPr>
+          <w:lang w:val="en-US"/>
+        </w:rPr>
+        <w:t>So,</w:t>
+      </w:r>
+      <w:r>
+        <w:rPr>
+          <w:lang w:val="en-US"/>
+        </w:rPr>
+        <w:t xml:space="preserve"> you’re just extremely horny all the time?”</w:t>
+      </w:r>
+    </w:p>
+    <w:p>
+      <w:pPr>
+        <w:rPr>
+          <w:lang w:val="en-US"/>
+        </w:rPr>
+      </w:pPr>
+    </w:p>
+    <w:p>
+      <w:pPr>
+        <w:rPr>
+          <w:lang w:val="en-US"/>
+        </w:rPr>
+      </w:pPr>
+      <w:r>
+        <w:rPr>
+          <w:lang w:val="en-US"/>
+        </w:rPr>
+        <w:t>Zevarûn says</w:t>
+      </w:r>
+      <w:r>
+        <w:rPr>
+          <w:lang w:val="en-US"/>
+        </w:rPr>
+        <w:t>:</w:t>
+      </w:r>
+    </w:p>
+    <w:p>
+      <w:pPr>
+        <w:rPr>
+          <w:lang w:val="en-US"/>
+        </w:rPr>
+      </w:pPr>
+    </w:p>
+    <w:p>
+      <w:pPr>
+        <w:jc w:val="center"/>
+        <w:rPr>
+          <w:lang w:val="en-US"/>
+        </w:rPr>
+      </w:pPr>
+      <w:r>
+        <w:rPr>
+          <w:lang w:val="en-US"/>
+        </w:rPr>
+        <w:t>“Well no</w:t>
+      </w:r>
+      <w:r>
+        <w:rPr>
+          <w:lang w:val="en-US"/>
+        </w:rPr>
+        <w:t>w</w:t>
+      </w:r>
+      <w:r>
+        <w:rPr>
+          <w:lang w:val="en-US"/>
+        </w:rPr>
+        <w:t xml:space="preserve"> you know why I can use black force lightning.”</w:t>
+      </w:r>
+    </w:p>
+    <w:p>
+      <w:pPr>
+        <w:rPr>
+          <w:lang w:val="en-US"/>
+        </w:rPr>
+      </w:pPr>
+    </w:p>
+    <w:p>
+      <w:pPr>
+        <w:rPr>
+          <w:lang w:val="en-US"/>
+        </w:rPr>
+      </w:pPr>
+      <w:r>
+        <w:rPr>
+          <w:lang w:val="en-US"/>
+        </w:rPr>
+        <w:t>Ekhralon chuckles and says</w:t>
+      </w:r>
+      <w:r>
+        <w:rPr>
+          <w:lang w:val="en-US"/>
+        </w:rPr>
+        <w:t>:</w:t>
+      </w:r>
+    </w:p>
+    <w:p>
+      <w:pPr>
+        <w:rPr>
+          <w:lang w:val="en-US"/>
+        </w:rPr>
+      </w:pPr>
+    </w:p>
+    <w:p>
+      <w:pPr>
+        <w:jc w:val="center"/>
+        <w:rPr>
+          <w:lang w:val="en-US"/>
+        </w:rPr>
+      </w:pPr>
+      <w:r>
+        <w:rPr>
+          <w:lang w:val="en-US"/>
+        </w:rPr>
+        <w:t>“A lot of pent-up energy huh?”</w:t>
+      </w:r>
+    </w:p>
+    <w:p>
+      <w:pPr>
+        <w:rPr>
+          <w:lang w:val="en-US"/>
+        </w:rPr>
+      </w:pPr>
+    </w:p>
+    <w:p>
+      <w:pPr>
+        <w:rPr>
+          <w:lang w:val="en-US"/>
+        </w:rPr>
+      </w:pPr>
+      <w:r>
+        <w:rPr>
+          <w:lang w:val="en-US"/>
+        </w:rPr>
+        <w:t>Zevarûn laughs. Revan says</w:t>
       </w:r>
       <w:r>
         <w:rPr>
@@ -5159,432 +4682,225 @@
         <w:rPr>
           <w:lang w:val="en-US"/>
         </w:rPr>
+        <w:t>He’s joking anyone can i</w:t>
+      </w:r>
+      <w:r>
+        <w:rPr>
+          <w:lang w:val="en-US"/>
+        </w:rPr>
+        <w:t>nvok</w:t>
+      </w:r>
+      <w:r>
+        <w:rPr>
+          <w:lang w:val="en-US"/>
+        </w:rPr>
+        <w:t>e</w:t>
+      </w:r>
+      <w:r>
+        <w:rPr>
+          <w:lang w:val="en-US"/>
+        </w:rPr>
+        <w:t xml:space="preserve"> Korriban while using a force ability bind</w:t>
+      </w:r>
+      <w:r>
+        <w:rPr>
+          <w:lang w:val="en-US"/>
+        </w:rPr>
+        <w:t>ing</w:t>
+      </w:r>
+      <w:r>
+        <w:rPr>
+          <w:lang w:val="en-US"/>
+        </w:rPr>
+        <w:t xml:space="preserve"> the soul of whoever you kill to Korriban itself, they’re doomed to walk the surface of the planet for an endless Epoch as their minds decay into madness.”</w:t>
+      </w:r>
+    </w:p>
+    <w:p>
+      <w:pPr>
+        <w:rPr>
+          <w:lang w:val="en-US"/>
+        </w:rPr>
+      </w:pPr>
+    </w:p>
+    <w:p>
+      <w:pPr>
+        <w:rPr>
+          <w:lang w:val="en-US"/>
+        </w:rPr>
+      </w:pPr>
+      <w:r>
+        <w:rPr>
+          <w:lang w:val="en-US"/>
+        </w:rPr>
+        <w:t>Ekhralon’s jaw drops. Revan then turns to Zevarûn and says</w:t>
+      </w:r>
+      <w:r>
+        <w:rPr>
+          <w:lang w:val="en-US"/>
+        </w:rPr>
+        <w:t>:</w:t>
+      </w:r>
+    </w:p>
+    <w:p>
+      <w:pPr>
+        <w:rPr>
+          <w:lang w:val="en-US"/>
+        </w:rPr>
+      </w:pPr>
+    </w:p>
+    <w:p>
+      <w:pPr>
+        <w:jc w:val="center"/>
+        <w:rPr>
+          <w:lang w:val="en-US"/>
+        </w:rPr>
+      </w:pPr>
+      <w:r>
+        <w:rPr>
+          <w:lang w:val="en-US"/>
+        </w:rPr>
+        <w:t>“I’ve never heard of a celibate Sith though.”</w:t>
+      </w:r>
+    </w:p>
+    <w:p>
+      <w:pPr>
+        <w:rPr>
+          <w:lang w:val="en-US"/>
+        </w:rPr>
+      </w:pPr>
+    </w:p>
+    <w:p>
+      <w:pPr>
+        <w:rPr>
+          <w:lang w:val="en-US"/>
+        </w:rPr>
+      </w:pPr>
+      <w:r>
+        <w:rPr>
+          <w:lang w:val="en-US"/>
+        </w:rPr>
+        <w:t>Zevarûn says</w:t>
+      </w:r>
+      <w:r>
+        <w:rPr>
+          <w:lang w:val="en-US"/>
+        </w:rPr>
+        <w:t>:</w:t>
+      </w:r>
+    </w:p>
+    <w:p>
+      <w:pPr>
+        <w:rPr>
+          <w:lang w:val="en-US"/>
+        </w:rPr>
+      </w:pPr>
+    </w:p>
+    <w:p>
+      <w:pPr>
+        <w:jc w:val="center"/>
+        <w:rPr>
+          <w:lang w:val="en-US"/>
+        </w:rPr>
+      </w:pPr>
+      <w:r>
+        <w:rPr>
+          <w:lang w:val="en-US"/>
+        </w:rPr>
+        <w:t>“Oh</w:t>
+      </w:r>
+      <w:r>
+        <w:rPr>
+          <w:lang w:val="en-US"/>
+        </w:rPr>
+        <w:t>,</w:t>
+      </w:r>
+      <w:r>
+        <w:rPr>
+          <w:lang w:val="en-US"/>
+        </w:rPr>
+        <w:t xml:space="preserve"> I’m not celibate, I decided that long ago, I just can’t have a non-pure-blooded child according to my father</w:t>
+      </w:r>
+      <w:r>
+        <w:rPr>
+          <w:lang w:val="en-US"/>
+        </w:rPr>
+        <w:t>..</w:t>
+      </w:r>
+      <w:r>
+        <w:rPr>
+          <w:lang w:val="en-US"/>
+        </w:rPr>
+        <w:t>.</w:t>
+      </w:r>
+      <w:r>
+        <w:rPr>
+          <w:lang w:val="en-US"/>
+        </w:rPr>
+        <w:t xml:space="preserve"> The hypocrite.</w:t>
+      </w:r>
+      <w:r>
+        <w:rPr>
+          <w:lang w:val="en-US"/>
+        </w:rPr>
+        <w:t>”</w:t>
+      </w:r>
+    </w:p>
+    <w:p>
+      <w:pPr>
+        <w:rPr>
+          <w:lang w:val="en-US"/>
+        </w:rPr>
+      </w:pPr>
+    </w:p>
+    <w:p>
+      <w:pPr>
+        <w:rPr>
+          <w:lang w:val="en-US"/>
+        </w:rPr>
+      </w:pPr>
+      <w:r>
+        <w:rPr>
+          <w:lang w:val="en-US"/>
+        </w:rPr>
+        <w:t>Ekhralon says</w:t>
+      </w:r>
+      <w:r>
+        <w:rPr>
+          <w:lang w:val="en-US"/>
+        </w:rPr>
+        <w:t>:</w:t>
+      </w:r>
+    </w:p>
+    <w:p>
+      <w:pPr>
+        <w:rPr>
+          <w:lang w:val="en-US"/>
+        </w:rPr>
+      </w:pPr>
+    </w:p>
+    <w:p>
+      <w:pPr>
+        <w:jc w:val="center"/>
+        <w:rPr>
+          <w:lang w:val="en-US"/>
+        </w:rPr>
+      </w:pPr>
+      <w:r>
+        <w:rPr>
+          <w:lang w:val="en-US"/>
+        </w:rPr>
+        <w:t>“</w:t>
+      </w:r>
+      <w:r>
+        <w:rPr>
+          <w:lang w:val="en-US"/>
+        </w:rPr>
         <w:t>So,</w:t>
       </w:r>
       <w:r>
         <w:rPr>
           <w:lang w:val="en-US"/>
         </w:rPr>
-        <w:t xml:space="preserve"> you’re just extremely horny all the time?”</w:t>
-      </w:r>
-    </w:p>
-    <w:p>
-      <w:pPr>
-        <w:rPr>
-          <w:lang w:val="en-US"/>
-        </w:rPr>
-      </w:pPr>
-    </w:p>
-    <w:p>
-      <w:pPr>
-        <w:rPr>
-          <w:lang w:val="en-US"/>
-        </w:rPr>
-      </w:pPr>
-      <w:proofErr w:type="spellStart"/>
-      <w:r>
-        <w:rPr>
-          <w:lang w:val="en-US"/>
-        </w:rPr>
-        <w:t>Zevarûn</w:t>
-      </w:r>
-      <w:proofErr w:type="spellEnd"/>
-      <w:r>
-        <w:rPr>
-          <w:lang w:val="en-US"/>
-        </w:rPr>
-        <w:t xml:space="preserve"> says</w:t>
-      </w:r>
-      <w:r>
-        <w:rPr>
-          <w:lang w:val="en-US"/>
-        </w:rPr>
-        <w:t>:</w:t>
-      </w:r>
-    </w:p>
-    <w:p>
-      <w:pPr>
-        <w:rPr>
-          <w:lang w:val="en-US"/>
-        </w:rPr>
-      </w:pPr>
-    </w:p>
-    <w:p>
-      <w:pPr>
-        <w:jc w:val="center"/>
-        <w:rPr>
-          <w:lang w:val="en-US"/>
-        </w:rPr>
-      </w:pPr>
-      <w:r>
-        <w:rPr>
-          <w:lang w:val="en-US"/>
-        </w:rPr>
-        <w:t>“Well now you know why I can use black force lightning.”</w:t>
-      </w:r>
-    </w:p>
-    <w:p>
-      <w:pPr>
-        <w:rPr>
-          <w:lang w:val="en-US"/>
-        </w:rPr>
-      </w:pPr>
-    </w:p>
-    <w:p>
-      <w:pPr>
-        <w:rPr>
-          <w:lang w:val="en-US"/>
-        </w:rPr>
-      </w:pPr>
-      <w:proofErr w:type="spellStart"/>
-      <w:r>
-        <w:rPr>
-          <w:lang w:val="en-US"/>
-        </w:rPr>
-        <w:t>Ekhralon</w:t>
-      </w:r>
-      <w:proofErr w:type="spellEnd"/>
-      <w:r>
-        <w:rPr>
-          <w:lang w:val="en-US"/>
-        </w:rPr>
-        <w:t xml:space="preserve"> chuckles and says</w:t>
-      </w:r>
-      <w:r>
-        <w:rPr>
-          <w:lang w:val="en-US"/>
-        </w:rPr>
-        <w:t>:</w:t>
-      </w:r>
-    </w:p>
-    <w:p>
-      <w:pPr>
-        <w:rPr>
-          <w:lang w:val="en-US"/>
-        </w:rPr>
-      </w:pPr>
-    </w:p>
-    <w:p>
-      <w:pPr>
-        <w:jc w:val="center"/>
-        <w:rPr>
-          <w:lang w:val="en-US"/>
-        </w:rPr>
-      </w:pPr>
-      <w:r>
-        <w:rPr>
-          <w:lang w:val="en-US"/>
-        </w:rPr>
-        <w:t>“A lot of pent-up energy huh?”</w:t>
-      </w:r>
-    </w:p>
-    <w:p>
-      <w:pPr>
-        <w:rPr>
-          <w:lang w:val="en-US"/>
-        </w:rPr>
-      </w:pPr>
-    </w:p>
-    <w:p>
-      <w:pPr>
-        <w:rPr>
-          <w:lang w:val="en-US"/>
-        </w:rPr>
-      </w:pPr>
-      <w:proofErr w:type="spellStart"/>
-      <w:r>
-        <w:rPr>
-          <w:lang w:val="en-US"/>
-        </w:rPr>
-        <w:t>Zevarûn</w:t>
-      </w:r>
-      <w:proofErr w:type="spellEnd"/>
-      <w:r>
-        <w:rPr>
-          <w:lang w:val="en-US"/>
-        </w:rPr>
-        <w:t xml:space="preserve"> laughs. Revan says</w:t>
-      </w:r>
-      <w:r>
-        <w:rPr>
-          <w:lang w:val="en-US"/>
-        </w:rPr>
-        <w:t>:</w:t>
-      </w:r>
-    </w:p>
-    <w:p>
-      <w:pPr>
-        <w:rPr>
-          <w:lang w:val="en-US"/>
-        </w:rPr>
-      </w:pPr>
-    </w:p>
-    <w:p>
-      <w:pPr>
-        <w:jc w:val="center"/>
-        <w:rPr>
-          <w:lang w:val="en-US"/>
-        </w:rPr>
-      </w:pPr>
-      <w:r>
-        <w:rPr>
-          <w:lang w:val="en-US"/>
-        </w:rPr>
-        <w:t xml:space="preserve">“Invoking </w:t>
-      </w:r>
-      <w:proofErr w:type="spellStart"/>
-      <w:r>
-        <w:rPr>
-          <w:lang w:val="en-US"/>
-        </w:rPr>
-        <w:t>Korriban</w:t>
-      </w:r>
-      <w:proofErr w:type="spellEnd"/>
-      <w:r>
-        <w:rPr>
-          <w:lang w:val="en-US"/>
-        </w:rPr>
-        <w:t xml:space="preserve"> while using a force ability binds the soul of whoever you kill to </w:t>
-      </w:r>
-      <w:proofErr w:type="spellStart"/>
-      <w:r>
-        <w:rPr>
-          <w:lang w:val="en-US"/>
-        </w:rPr>
-        <w:t>Korriban</w:t>
-      </w:r>
-      <w:proofErr w:type="spellEnd"/>
-      <w:r>
-        <w:rPr>
-          <w:lang w:val="en-US"/>
-        </w:rPr>
-        <w:t xml:space="preserve"> itself, they’re doomed to walk the surface of the planet for an endless Epoch as their minds decay into madness.”</w:t>
-      </w:r>
-    </w:p>
-    <w:p>
-      <w:pPr>
-        <w:rPr>
-          <w:lang w:val="en-US"/>
-        </w:rPr>
-      </w:pPr>
-    </w:p>
-    <w:p>
-      <w:pPr>
-        <w:rPr>
-          <w:lang w:val="en-US"/>
-        </w:rPr>
-      </w:pPr>
-      <w:proofErr w:type="spellStart"/>
-      <w:r>
-        <w:rPr>
-          <w:lang w:val="en-US"/>
-        </w:rPr>
-        <w:t>Ekhralon’s</w:t>
-      </w:r>
-      <w:proofErr w:type="spellEnd"/>
-      <w:r>
-        <w:rPr>
-          <w:lang w:val="en-US"/>
-        </w:rPr>
-        <w:t xml:space="preserve"> jaw drops. Revan then turns to </w:t>
-      </w:r>
-      <w:proofErr w:type="spellStart"/>
-      <w:r>
-        <w:rPr>
-          <w:lang w:val="en-US"/>
-        </w:rPr>
-        <w:t>Zevarûn</w:t>
-      </w:r>
-      <w:proofErr w:type="spellEnd"/>
-      <w:r>
-        <w:rPr>
-          <w:lang w:val="en-US"/>
-        </w:rPr>
-        <w:t xml:space="preserve"> and says</w:t>
-      </w:r>
-      <w:r>
-        <w:rPr>
-          <w:lang w:val="en-US"/>
-        </w:rPr>
-        <w:t>:</w:t>
-      </w:r>
-    </w:p>
-    <w:p>
-      <w:pPr>
-        <w:rPr>
-          <w:lang w:val="en-US"/>
-        </w:rPr>
-      </w:pPr>
-    </w:p>
-    <w:p>
-      <w:pPr>
-        <w:jc w:val="center"/>
-        <w:rPr>
-          <w:lang w:val="en-US"/>
-        </w:rPr>
-      </w:pPr>
-      <w:r>
-        <w:rPr>
-          <w:lang w:val="en-US"/>
-        </w:rPr>
-        <w:t>“I’ve never heard of a celibate Sith though.”</w:t>
-      </w:r>
-    </w:p>
-    <w:p>
-      <w:pPr>
-        <w:rPr>
-          <w:lang w:val="en-US"/>
-        </w:rPr>
-      </w:pPr>
-    </w:p>
-    <w:p>
-      <w:pPr>
-        <w:rPr>
-          <w:lang w:val="en-US"/>
-        </w:rPr>
-      </w:pPr>
-      <w:proofErr w:type="spellStart"/>
-      <w:r>
-        <w:rPr>
-          <w:lang w:val="en-US"/>
-        </w:rPr>
-        <w:t>Zevarûn</w:t>
-      </w:r>
-      <w:proofErr w:type="spellEnd"/>
-      <w:r>
-        <w:rPr>
-          <w:lang w:val="en-US"/>
-        </w:rPr>
-        <w:t xml:space="preserve"> says</w:t>
-      </w:r>
-      <w:r>
-        <w:rPr>
-          <w:lang w:val="en-US"/>
-        </w:rPr>
-        <w:t>:</w:t>
-      </w:r>
-    </w:p>
-    <w:p>
-      <w:pPr>
-        <w:rPr>
-          <w:lang w:val="en-US"/>
-        </w:rPr>
-      </w:pPr>
-    </w:p>
-    <w:p>
-      <w:pPr>
-        <w:jc w:val="center"/>
-        <w:rPr>
-          <w:lang w:val="en-US"/>
-        </w:rPr>
-      </w:pPr>
-      <w:r>
-        <w:rPr>
-          <w:lang w:val="en-US"/>
-        </w:rPr>
-        <w:t>“Oh</w:t>
-      </w:r>
-      <w:r>
-        <w:rPr>
-          <w:lang w:val="en-US"/>
-        </w:rPr>
-        <w:t>,</w:t>
-      </w:r>
-      <w:r>
-        <w:rPr>
-          <w:lang w:val="en-US"/>
-        </w:rPr>
-        <w:t xml:space="preserve"> I’m not celibate, I decided that long ago, I just can’t have a non-pure-blooded child according to my father</w:t>
-      </w:r>
-      <w:r>
-        <w:rPr>
-          <w:lang w:val="en-US"/>
-        </w:rPr>
-        <w:t>..</w:t>
-      </w:r>
-      <w:r>
-        <w:rPr>
-          <w:lang w:val="en-US"/>
-        </w:rPr>
-        <w:t>.</w:t>
-      </w:r>
-      <w:r>
-        <w:rPr>
-          <w:lang w:val="en-US"/>
-        </w:rPr>
-        <w:t xml:space="preserve"> The hypocrite.</w:t>
-      </w:r>
-      <w:r>
-        <w:rPr>
-          <w:lang w:val="en-US"/>
-        </w:rPr>
-        <w:t>”</w:t>
-      </w:r>
-    </w:p>
-    <w:p>
-      <w:pPr>
-        <w:rPr>
-          <w:lang w:val="en-US"/>
-        </w:rPr>
-      </w:pPr>
-    </w:p>
-    <w:p>
-      <w:pPr>
-        <w:rPr>
-          <w:lang w:val="en-US"/>
-        </w:rPr>
-      </w:pPr>
-      <w:proofErr w:type="spellStart"/>
-      <w:r>
-        <w:rPr>
-          <w:lang w:val="en-US"/>
-        </w:rPr>
-        <w:t>Ekhralon</w:t>
-      </w:r>
-      <w:proofErr w:type="spellEnd"/>
-      <w:r>
-        <w:rPr>
-          <w:lang w:val="en-US"/>
-        </w:rPr>
-        <w:t xml:space="preserve"> says</w:t>
-      </w:r>
-      <w:r>
-        <w:rPr>
-          <w:lang w:val="en-US"/>
-        </w:rPr>
-        <w:t>:</w:t>
-      </w:r>
-    </w:p>
-    <w:p>
-      <w:pPr>
-        <w:rPr>
-          <w:lang w:val="en-US"/>
-        </w:rPr>
-      </w:pPr>
-    </w:p>
-    <w:p>
-      <w:pPr>
-        <w:jc w:val="center"/>
-        <w:rPr>
-          <w:lang w:val="en-US"/>
-        </w:rPr>
-      </w:pPr>
-      <w:r>
-        <w:rPr>
-          <w:lang w:val="en-US"/>
-        </w:rPr>
-        <w:t>“</w:t>
-      </w:r>
-      <w:r>
-        <w:rPr>
-          <w:lang w:val="en-US"/>
-        </w:rPr>
-        <w:t>So,</w:t>
-      </w:r>
-      <w:r>
-        <w:rPr>
-          <w:lang w:val="en-US"/>
-        </w:rPr>
         <w:t xml:space="preserve"> you can still hook up with off-worlders, you just can’t have a child with one?”</w:t>
       </w:r>
     </w:p>
@@ -5601,19 +4917,11 @@
           <w:lang w:val="en-US"/>
         </w:rPr>
       </w:pPr>
-      <w:proofErr w:type="spellStart"/>
-      <w:r>
-        <w:rPr>
-          <w:lang w:val="en-US"/>
-        </w:rPr>
-        <w:t>Zevarûn</w:t>
-      </w:r>
-      <w:proofErr w:type="spellEnd"/>
-      <w:r>
-        <w:rPr>
-          <w:lang w:val="en-US"/>
-        </w:rPr>
-        <w:t xml:space="preserve"> says</w:t>
+      <w:r>
+        <w:rPr>
+          <w:lang w:val="en-US"/>
+        </w:rPr>
+        <w:t>Zevarûn says</w:t>
       </w:r>
       <w:r>
         <w:rPr>
@@ -5665,14 +4973,7 @@
         <w:rPr>
           <w:lang w:val="en-US"/>
         </w:rPr>
-        <w:t xml:space="preserve">hook up with </w:t>
-      </w:r>
-      <w:proofErr w:type="gramStart"/>
-      <w:r>
-        <w:rPr>
-          <w:lang w:val="en-US"/>
-        </w:rPr>
-        <w:t>off-worlders</w:t>
+        <w:t>hook up with off-worlders</w:t>
       </w:r>
       <w:r>
         <w:rPr>
@@ -5680,7 +4981,6 @@
         </w:rPr>
         <w:t>’</w:t>
       </w:r>
-      <w:proofErr w:type="gramEnd"/>
       <w:r>
         <w:rPr>
           <w:lang w:val="en-US"/>
@@ -5772,62 +5072,34 @@
         <w:rPr>
           <w:lang w:val="en-US"/>
         </w:rPr>
-        <w:t xml:space="preserve">We wipe to </w:t>
-      </w:r>
-      <w:proofErr w:type="spellStart"/>
-      <w:r>
-        <w:rPr>
-          <w:lang w:val="en-US"/>
-        </w:rPr>
-        <w:t>Bastila</w:t>
-      </w:r>
-      <w:proofErr w:type="spellEnd"/>
-      <w:r>
-        <w:rPr>
-          <w:lang w:val="en-US"/>
-        </w:rPr>
-        <w:t xml:space="preserve"> in hospital, she blinks awake with a breathing tube down her throat, she can barely see, and watches blurred nurses walking around dealing with different issues. One comes up to her and we hear a feint</w:t>
-      </w:r>
-      <w:r>
-        <w:rPr>
-          <w:lang w:val="en-US"/>
-        </w:rPr>
-        <w:t>:</w:t>
-      </w:r>
-    </w:p>
-    <w:p>
-      <w:pPr>
-        <w:rPr>
-          <w:lang w:val="en-US"/>
-        </w:rPr>
-      </w:pPr>
-    </w:p>
-    <w:p>
-      <w:pPr>
-        <w:jc w:val="center"/>
-        <w:rPr>
-          <w:lang w:val="en-US"/>
-        </w:rPr>
-      </w:pPr>
-      <w:r>
-        <w:rPr>
-          <w:lang w:val="en-US"/>
-        </w:rPr>
-        <w:t xml:space="preserve">“Master </w:t>
-      </w:r>
-      <w:proofErr w:type="spellStart"/>
-      <w:r>
-        <w:rPr>
-          <w:lang w:val="en-US"/>
-        </w:rPr>
-        <w:t>Bastila</w:t>
-      </w:r>
-      <w:proofErr w:type="spellEnd"/>
-      <w:r>
-        <w:rPr>
-          <w:lang w:val="en-US"/>
-        </w:rPr>
-        <w:t>, can you hear me?”</w:t>
+        <w:t>We wipe to Bastila in hospital, she blinks awake with a breathing tube down her throat, she can barely see, and watches blurred nurses walking around dealing with different issues. One comes up to her and we hear a feint</w:t>
+      </w:r>
+      <w:r>
+        <w:rPr>
+          <w:lang w:val="en-US"/>
+        </w:rPr>
+        <w:t>:</w:t>
+      </w:r>
+    </w:p>
+    <w:p>
+      <w:pPr>
+        <w:rPr>
+          <w:lang w:val="en-US"/>
+        </w:rPr>
+      </w:pPr>
+    </w:p>
+    <w:p>
+      <w:pPr>
+        <w:jc w:val="center"/>
+        <w:rPr>
+          <w:lang w:val="en-US"/>
+        </w:rPr>
+      </w:pPr>
+      <w:r>
+        <w:rPr>
+          <w:lang w:val="en-US"/>
+        </w:rPr>
+        <w:t>“Master Bastila, can you hear me?”</w:t>
       </w:r>
     </w:p>
     <w:p>
@@ -5980,21 +5252,7 @@
         <w:rPr>
           <w:lang w:val="en-US"/>
         </w:rPr>
-        <w:t>“</w:t>
-      </w:r>
-      <w:proofErr w:type="spellStart"/>
-      <w:r>
-        <w:rPr>
-          <w:lang w:val="en-US"/>
-        </w:rPr>
-        <w:t>Seravé</w:t>
-      </w:r>
-      <w:proofErr w:type="spellEnd"/>
-      <w:r>
-        <w:rPr>
-          <w:lang w:val="en-US"/>
-        </w:rPr>
-        <w:t>!”</w:t>
+        <w:t>“Seravé!”</w:t>
       </w:r>
     </w:p>
     <w:p>
@@ -6088,21 +5346,7 @@
         <w:rPr>
           <w:lang w:val="en-US"/>
         </w:rPr>
-        <w:t xml:space="preserve">“I didn’t know </w:t>
-      </w:r>
-      <w:proofErr w:type="spellStart"/>
-      <w:r>
-        <w:rPr>
-          <w:lang w:val="en-US"/>
-        </w:rPr>
-        <w:t>Bastila</w:t>
-      </w:r>
-      <w:proofErr w:type="spellEnd"/>
-      <w:r>
-        <w:rPr>
-          <w:lang w:val="en-US"/>
-        </w:rPr>
-        <w:t xml:space="preserve"> taught you form 4…”</w:t>
+        <w:t>“I didn’t know Bastila taught you form 4…”</w:t>
       </w:r>
     </w:p>
     <w:p>
@@ -6302,21 +5546,7 @@
         <w:rPr>
           <w:lang w:val="en-US"/>
         </w:rPr>
-        <w:t>“</w:t>
-      </w:r>
-      <w:proofErr w:type="spellStart"/>
-      <w:r>
-        <w:rPr>
-          <w:lang w:val="en-US"/>
-        </w:rPr>
-        <w:t>Bastila</w:t>
-      </w:r>
-      <w:proofErr w:type="spellEnd"/>
-      <w:r>
-        <w:rPr>
-          <w:lang w:val="en-US"/>
-        </w:rPr>
-        <w:t xml:space="preserve"> has taught you well.”</w:t>
+        <w:t>“Bastila has taught you well.”</w:t>
       </w:r>
     </w:p>
     <w:p>
@@ -6364,21 +5594,7 @@
           <w:lang w:val="en-US"/>
         </w:rPr>
         <w:lastRenderedPageBreak/>
-        <w:t xml:space="preserve">“Master </w:t>
-      </w:r>
-      <w:proofErr w:type="spellStart"/>
-      <w:r>
-        <w:rPr>
-          <w:lang w:val="en-US"/>
-        </w:rPr>
-        <w:t>Bastila</w:t>
-      </w:r>
-      <w:proofErr w:type="spellEnd"/>
-      <w:r>
-        <w:rPr>
-          <w:lang w:val="en-US"/>
-        </w:rPr>
-        <w:t xml:space="preserve"> has taught me calm above all else, the fighting I understand, quick, forceful but patience was the big lesson.”</w:t>
+        <w:t>“Master Bastila has taught me calm above all else, the fighting I understand, quick, forceful but patience was the big lesson.”</w:t>
       </w:r>
     </w:p>
     <w:p>
@@ -6504,35 +5720,7 @@
         <w:rPr>
           <w:lang w:val="en-US"/>
         </w:rPr>
-        <w:t xml:space="preserve">We cut back to Revan, </w:t>
-      </w:r>
-      <w:proofErr w:type="spellStart"/>
-      <w:r>
-        <w:rPr>
-          <w:lang w:val="en-US"/>
-        </w:rPr>
-        <w:t>Ekhralon</w:t>
-      </w:r>
-      <w:proofErr w:type="spellEnd"/>
-      <w:r>
-        <w:rPr>
-          <w:lang w:val="en-US"/>
-        </w:rPr>
-        <w:t xml:space="preserve"> and </w:t>
-      </w:r>
-      <w:proofErr w:type="spellStart"/>
-      <w:r>
-        <w:rPr>
-          <w:lang w:val="en-US"/>
-        </w:rPr>
-        <w:t>Zevarûn</w:t>
-      </w:r>
-      <w:proofErr w:type="spellEnd"/>
-      <w:r>
-        <w:rPr>
-          <w:lang w:val="en-US"/>
-        </w:rPr>
-        <w:t>, the ship drops out of hyper space and lands. Revan says</w:t>
+        <w:t>We cut back to Revan, Ekhralon and Zevarûn, the ship drops out of hyper space and lands. Revan says</w:t>
       </w:r>
       <w:r>
         <w:rPr>
@@ -6601,7 +5789,31 @@
         <w:rPr>
           <w:lang w:val="en-US"/>
         </w:rPr>
-        <w:t xml:space="preserve"> Well me.</w:t>
+        <w:t xml:space="preserve"> </w:t>
+      </w:r>
+      <w:r>
+        <w:rPr>
+          <w:lang w:val="en-US"/>
+        </w:rPr>
+        <w:t>w</w:t>
+      </w:r>
+      <w:r>
+        <w:rPr>
+          <w:lang w:val="en-US"/>
+        </w:rPr>
+        <w:t>ell</w:t>
+      </w:r>
+      <w:r>
+        <w:rPr>
+          <w:lang w:val="en-US"/>
+        </w:rPr>
+        <w:t>,</w:t>
+      </w:r>
+      <w:r>
+        <w:rPr>
+          <w:lang w:val="en-US"/>
+        </w:rPr>
+        <w:t xml:space="preserve"> me.</w:t>
       </w:r>
       <w:r>
         <w:rPr>
@@ -6623,74 +5835,70 @@
           <w:lang w:val="en-US"/>
         </w:rPr>
       </w:pPr>
-      <w:proofErr w:type="spellStart"/>
-      <w:r>
-        <w:rPr>
-          <w:lang w:val="en-US"/>
-        </w:rPr>
-        <w:t>Zevarûn</w:t>
-      </w:r>
-      <w:proofErr w:type="spellEnd"/>
-      <w:r>
-        <w:rPr>
-          <w:lang w:val="en-US"/>
-        </w:rPr>
-        <w:t xml:space="preserve"> says</w:t>
-      </w:r>
-      <w:r>
-        <w:rPr>
-          <w:lang w:val="en-US"/>
-        </w:rPr>
-        <w:t>:</w:t>
-      </w:r>
-    </w:p>
-    <w:p>
-      <w:pPr>
-        <w:rPr>
-          <w:lang w:val="en-US"/>
-        </w:rPr>
-      </w:pPr>
-    </w:p>
-    <w:p>
-      <w:pPr>
-        <w:jc w:val="center"/>
-        <w:rPr>
-          <w:lang w:val="en-US"/>
-        </w:rPr>
-      </w:pPr>
-      <w:r>
-        <w:rPr>
-          <w:lang w:val="en-US"/>
-        </w:rPr>
-        <w:t>“I think the jedi is force sensitive enough to detect face paint.”</w:t>
-      </w:r>
-    </w:p>
-    <w:p>
-      <w:pPr>
-        <w:rPr>
-          <w:lang w:val="en-US"/>
-        </w:rPr>
-      </w:pPr>
-    </w:p>
-    <w:p>
-      <w:pPr>
-        <w:rPr>
-          <w:lang w:val="en-US"/>
-        </w:rPr>
-      </w:pPr>
-      <w:proofErr w:type="spellStart"/>
-      <w:r>
-        <w:rPr>
-          <w:lang w:val="en-US"/>
-        </w:rPr>
-        <w:t>Ekhralon</w:t>
-      </w:r>
-      <w:proofErr w:type="spellEnd"/>
-      <w:r>
-        <w:rPr>
-          <w:lang w:val="en-US"/>
-        </w:rPr>
-        <w:t xml:space="preserve"> laughs and says</w:t>
+      <w:r>
+        <w:rPr>
+          <w:lang w:val="en-US"/>
+        </w:rPr>
+        <w:t>Zevarûn says</w:t>
+      </w:r>
+      <w:r>
+        <w:rPr>
+          <w:lang w:val="en-US"/>
+        </w:rPr>
+        <w:t>:</w:t>
+      </w:r>
+    </w:p>
+    <w:p>
+      <w:pPr>
+        <w:rPr>
+          <w:lang w:val="en-US"/>
+        </w:rPr>
+      </w:pPr>
+    </w:p>
+    <w:p>
+      <w:pPr>
+        <w:jc w:val="center"/>
+        <w:rPr>
+          <w:lang w:val="en-US"/>
+        </w:rPr>
+      </w:pPr>
+      <w:r>
+        <w:rPr>
+          <w:lang w:val="en-US"/>
+        </w:rPr>
+        <w:t xml:space="preserve">“I think the jedi </w:t>
+      </w:r>
+      <w:r>
+        <w:rPr>
+          <w:lang w:val="en-US"/>
+        </w:rPr>
+        <w:t>are</w:t>
+      </w:r>
+      <w:r>
+        <w:rPr>
+          <w:lang w:val="en-US"/>
+        </w:rPr>
+        <w:t xml:space="preserve"> force sensitive enough to detect face paint.”</w:t>
+      </w:r>
+    </w:p>
+    <w:p>
+      <w:pPr>
+        <w:rPr>
+          <w:lang w:val="en-US"/>
+        </w:rPr>
+      </w:pPr>
+    </w:p>
+    <w:p>
+      <w:pPr>
+        <w:rPr>
+          <w:lang w:val="en-US"/>
+        </w:rPr>
+      </w:pPr>
+      <w:r>
+        <w:rPr>
+          <w:lang w:val="en-US"/>
+        </w:rPr>
+        <w:t>Ekhralon laughs and says</w:t>
       </w:r>
       <w:r>
         <w:rPr>
@@ -6737,21 +5945,7 @@
         <w:rPr>
           <w:lang w:val="en-US"/>
         </w:rPr>
-        <w:t xml:space="preserve">The ship lands and they get out. The </w:t>
-      </w:r>
-      <w:proofErr w:type="spellStart"/>
-      <w:r>
-        <w:rPr>
-          <w:lang w:val="en-US"/>
-        </w:rPr>
-        <w:t>Chiss</w:t>
-      </w:r>
-      <w:proofErr w:type="spellEnd"/>
-      <w:r>
-        <w:rPr>
-          <w:lang w:val="en-US"/>
-        </w:rPr>
-        <w:t xml:space="preserve"> dock hands run away in fear as Revan exits with the other 2. Revan says</w:t>
+        <w:t>The ship lands and they get out. The Chiss dock hands run away in fear as Revan exits with the other 2. Revan says</w:t>
       </w:r>
       <w:r>
         <w:rPr>
@@ -6795,19 +5989,11 @@
           <w:lang w:val="en-US"/>
         </w:rPr>
       </w:pPr>
-      <w:proofErr w:type="spellStart"/>
-      <w:r>
-        <w:rPr>
-          <w:lang w:val="en-US"/>
-        </w:rPr>
-        <w:t>Zevarûn</w:t>
-      </w:r>
-      <w:proofErr w:type="spellEnd"/>
-      <w:r>
-        <w:rPr>
-          <w:lang w:val="en-US"/>
-        </w:rPr>
-        <w:t xml:space="preserve"> laughs and says</w:t>
+      <w:r>
+        <w:rPr>
+          <w:lang w:val="en-US"/>
+        </w:rPr>
+        <w:t>Zevarûn says</w:t>
       </w:r>
       <w:r>
         <w:rPr>
@@ -6850,47 +6036,11 @@
           <w:lang w:val="en-US"/>
         </w:rPr>
       </w:pPr>
-      <w:proofErr w:type="spellStart"/>
-      <w:r>
-        <w:rPr>
-          <w:lang w:val="en-US"/>
-        </w:rPr>
-        <w:t>Chiss</w:t>
-      </w:r>
-      <w:proofErr w:type="spellEnd"/>
-      <w:r>
-        <w:rPr>
-          <w:lang w:val="en-US"/>
-        </w:rPr>
-        <w:t xml:space="preserve"> warriors surround them and </w:t>
-      </w:r>
-      <w:proofErr w:type="spellStart"/>
-      <w:r>
-        <w:rPr>
-          <w:lang w:val="en-US"/>
-        </w:rPr>
-        <w:t>Zevarûn</w:t>
-      </w:r>
-      <w:proofErr w:type="spellEnd"/>
-      <w:r>
-        <w:rPr>
-          <w:lang w:val="en-US"/>
-        </w:rPr>
-        <w:t xml:space="preserve"> takes off his hood. They immediately become more fearful when they notice them with </w:t>
-      </w:r>
-      <w:proofErr w:type="spellStart"/>
-      <w:r>
-        <w:rPr>
-          <w:lang w:val="en-US"/>
-        </w:rPr>
-        <w:t>Ekhralon</w:t>
-      </w:r>
-      <w:proofErr w:type="spellEnd"/>
-      <w:r>
-        <w:rPr>
-          <w:lang w:val="en-US"/>
-        </w:rPr>
-        <w:t>. The leader says</w:t>
+      <w:r>
+        <w:rPr>
+          <w:lang w:val="en-US"/>
+        </w:rPr>
+        <w:t>Chiss warriors surround them and Zevarûn takes off his hood. They immediately become more fearful when they notice them with Ekhralon. The leader says</w:t>
       </w:r>
       <w:r>
         <w:rPr>
@@ -6937,16 +6087,8 @@
         <w:rPr>
           <w:lang w:val="en-US"/>
         </w:rPr>
-        <w:t xml:space="preserve">Revan stretches and </w:t>
-      </w:r>
-      <w:proofErr w:type="gramStart"/>
-      <w:r>
-        <w:rPr>
-          <w:lang w:val="en-US"/>
-        </w:rPr>
-        <w:t>say</w:t>
-      </w:r>
-      <w:proofErr w:type="gramEnd"/>
+        <w:t>Revan stretches and say</w:t>
+      </w:r>
       <w:r>
         <w:rPr>
           <w:lang w:val="en-US"/>
@@ -7000,74 +6142,38 @@
           <w:lang w:val="en-US"/>
         </w:rPr>
       </w:pPr>
-      <w:proofErr w:type="spellStart"/>
-      <w:r>
-        <w:rPr>
-          <w:lang w:val="en-US"/>
-        </w:rPr>
-        <w:t>Zevarûn</w:t>
-      </w:r>
-      <w:proofErr w:type="spellEnd"/>
-      <w:r>
-        <w:rPr>
-          <w:lang w:val="en-US"/>
-        </w:rPr>
-        <w:t xml:space="preserve"> cuts in and says</w:t>
-      </w:r>
-      <w:r>
-        <w:rPr>
-          <w:lang w:val="en-US"/>
-        </w:rPr>
-        <w:t>:</w:t>
-      </w:r>
-    </w:p>
-    <w:p>
-      <w:pPr>
-        <w:rPr>
-          <w:lang w:val="en-US"/>
-        </w:rPr>
-      </w:pPr>
-    </w:p>
-    <w:p>
-      <w:pPr>
-        <w:jc w:val="center"/>
-        <w:rPr>
-          <w:lang w:val="en-US"/>
-        </w:rPr>
-      </w:pPr>
-      <w:r>
-        <w:rPr>
-          <w:lang w:val="en-US"/>
-        </w:rPr>
-        <w:t xml:space="preserve">“We’re envoys from the Sith empire, we mean you no harm, we realized that recently the republic has been making efforts to communicate and open trade agreements with the </w:t>
-      </w:r>
-      <w:proofErr w:type="spellStart"/>
-      <w:r>
-        <w:rPr>
-          <w:lang w:val="en-US"/>
-        </w:rPr>
-        <w:t>Chiss</w:t>
-      </w:r>
-      <w:proofErr w:type="spellEnd"/>
-      <w:r>
-        <w:rPr>
-          <w:lang w:val="en-US"/>
-        </w:rPr>
-        <w:t xml:space="preserve"> Ascendancy, we only came here to stake our claim... Or should we not be concerned when the republic discusses business with the great and powerful </w:t>
-      </w:r>
-      <w:proofErr w:type="spellStart"/>
-      <w:r>
-        <w:rPr>
-          <w:lang w:val="en-US"/>
-        </w:rPr>
-        <w:t>Chiss</w:t>
-      </w:r>
-      <w:proofErr w:type="spellEnd"/>
-      <w:r>
-        <w:rPr>
-          <w:lang w:val="en-US"/>
-        </w:rPr>
-        <w:t xml:space="preserve"> empire?”</w:t>
+      <w:r>
+        <w:rPr>
+          <w:lang w:val="en-US"/>
+        </w:rPr>
+        <w:t>Zevarûn cuts in and says</w:t>
+      </w:r>
+      <w:r>
+        <w:rPr>
+          <w:lang w:val="en-US"/>
+        </w:rPr>
+        <w:t>:</w:t>
+      </w:r>
+    </w:p>
+    <w:p>
+      <w:pPr>
+        <w:rPr>
+          <w:lang w:val="en-US"/>
+        </w:rPr>
+      </w:pPr>
+    </w:p>
+    <w:p>
+      <w:pPr>
+        <w:jc w:val="center"/>
+        <w:rPr>
+          <w:lang w:val="en-US"/>
+        </w:rPr>
+      </w:pPr>
+      <w:r>
+        <w:rPr>
+          <w:lang w:val="en-US"/>
+        </w:rPr>
+        <w:t>“We’re envoys from the Sith empire, we mean you no harm, we realized that recently the republic has been making efforts to communicate and open trade agreements with the Chiss Ascendancy, we only came here to stake our claim... Or should we not be concerned when the republic discusses business with the great and powerful Chiss empire?”</w:t>
       </w:r>
     </w:p>
     <w:p>
@@ -7114,21 +6220,7 @@
         <w:rPr>
           <w:lang w:val="en-US"/>
         </w:rPr>
-        <w:t xml:space="preserve">“You have a </w:t>
-      </w:r>
-      <w:proofErr w:type="spellStart"/>
-      <w:r>
-        <w:rPr>
-          <w:lang w:val="en-US"/>
-        </w:rPr>
-        <w:t>Chiss</w:t>
-      </w:r>
-      <w:proofErr w:type="spellEnd"/>
-      <w:r>
-        <w:rPr>
-          <w:lang w:val="en-US"/>
-        </w:rPr>
-        <w:t xml:space="preserve"> warrior among your ranks?”</w:t>
+        <w:t>“You have a Chiss warrior among your ranks?”</w:t>
       </w:r>
     </w:p>
     <w:p>
@@ -7223,49 +6315,27 @@
         <w:rPr>
           <w:lang w:val="en-US"/>
         </w:rPr>
-        <w:t xml:space="preserve">“You are a Sith? A </w:t>
-      </w:r>
-      <w:proofErr w:type="spellStart"/>
-      <w:r>
-        <w:rPr>
-          <w:lang w:val="en-US"/>
-        </w:rPr>
-        <w:t>Chiss</w:t>
-      </w:r>
-      <w:proofErr w:type="spellEnd"/>
-      <w:r>
-        <w:rPr>
-          <w:lang w:val="en-US"/>
-        </w:rPr>
-        <w:t xml:space="preserve"> Sith?”</w:t>
-      </w:r>
-    </w:p>
-    <w:p>
-      <w:pPr>
-        <w:rPr>
-          <w:lang w:val="en-US"/>
-        </w:rPr>
-      </w:pPr>
-    </w:p>
-    <w:p>
-      <w:pPr>
-        <w:rPr>
-          <w:lang w:val="en-US"/>
-        </w:rPr>
-      </w:pPr>
-      <w:proofErr w:type="spellStart"/>
-      <w:r>
-        <w:rPr>
-          <w:lang w:val="en-US"/>
-        </w:rPr>
-        <w:t>Ekhralon</w:t>
-      </w:r>
-      <w:proofErr w:type="spellEnd"/>
-      <w:r>
-        <w:rPr>
-          <w:lang w:val="en-US"/>
-        </w:rPr>
-        <w:t xml:space="preserve"> says</w:t>
+        <w:t>“You are a Sith? A Chiss Sith?”</w:t>
+      </w:r>
+    </w:p>
+    <w:p>
+      <w:pPr>
+        <w:rPr>
+          <w:lang w:val="en-US"/>
+        </w:rPr>
+      </w:pPr>
+    </w:p>
+    <w:p>
+      <w:pPr>
+        <w:rPr>
+          <w:lang w:val="en-US"/>
+        </w:rPr>
+      </w:pPr>
+      <w:r>
+        <w:rPr>
+          <w:lang w:val="en-US"/>
+        </w:rPr>
+        <w:t>Ekhralon says</w:t>
       </w:r>
       <w:r>
         <w:rPr>
@@ -7402,80 +6472,70 @@
           <w:lang w:val="en-US"/>
         </w:rPr>
       </w:pPr>
-      <w:proofErr w:type="spellStart"/>
-      <w:r>
-        <w:rPr>
-          <w:lang w:val="en-US"/>
-        </w:rPr>
-        <w:t>Zeravûn</w:t>
-      </w:r>
-      <w:proofErr w:type="spellEnd"/>
-      <w:r>
-        <w:rPr>
-          <w:lang w:val="en-US"/>
-        </w:rPr>
-        <w:t xml:space="preserve"> says</w:t>
-      </w:r>
-      <w:r>
-        <w:rPr>
-          <w:lang w:val="en-US"/>
-        </w:rPr>
-        <w:t>:</w:t>
-      </w:r>
-    </w:p>
-    <w:p>
-      <w:pPr>
-        <w:rPr>
-          <w:lang w:val="en-US"/>
-        </w:rPr>
-      </w:pPr>
-    </w:p>
-    <w:p>
-      <w:pPr>
-        <w:jc w:val="center"/>
-        <w:rPr>
-          <w:lang w:val="en-US"/>
-        </w:rPr>
-      </w:pPr>
-      <w:r>
-        <w:rPr>
-          <w:lang w:val="en-US"/>
-        </w:rPr>
-        <w:t>“Sorry my friend is not aware of your great culture’s rules and regulations, I unfortunately cannot give you my weapon as it’s off great religious and cultural significance, however I can offer an alternative and that is to leave it on the ship... However, I must ask in the spirit of friendly cooperation, complete transparency and absolute honesty, did the Jedi do the same?”</w:t>
-      </w:r>
-    </w:p>
-    <w:p>
-      <w:pPr>
-        <w:rPr>
-          <w:lang w:val="en-US"/>
-        </w:rPr>
-      </w:pPr>
-    </w:p>
-    <w:p>
-      <w:pPr>
-        <w:rPr>
-          <w:lang w:val="en-US"/>
-        </w:rPr>
-      </w:pPr>
-      <w:r>
-        <w:rPr>
-          <w:lang w:val="en-US"/>
-        </w:rPr>
-        <w:t xml:space="preserve">The guard stops and </w:t>
-      </w:r>
-      <w:proofErr w:type="spellStart"/>
-      <w:r>
-        <w:rPr>
-          <w:lang w:val="en-US"/>
-        </w:rPr>
-        <w:t>Zeravûn</w:t>
-      </w:r>
-      <w:proofErr w:type="spellEnd"/>
-      <w:r>
-        <w:rPr>
-          <w:lang w:val="en-US"/>
-        </w:rPr>
-        <w:t xml:space="preserve"> says</w:t>
+      <w:r>
+        <w:rPr>
+          <w:lang w:val="en-US"/>
+        </w:rPr>
+        <w:t>Zeravûn says</w:t>
+      </w:r>
+      <w:r>
+        <w:rPr>
+          <w:lang w:val="en-US"/>
+        </w:rPr>
+        <w:t>:</w:t>
+      </w:r>
+    </w:p>
+    <w:p>
+      <w:pPr>
+        <w:rPr>
+          <w:lang w:val="en-US"/>
+        </w:rPr>
+      </w:pPr>
+    </w:p>
+    <w:p>
+      <w:pPr>
+        <w:jc w:val="center"/>
+        <w:rPr>
+          <w:lang w:val="en-US"/>
+        </w:rPr>
+      </w:pPr>
+      <w:r>
+        <w:rPr>
+          <w:lang w:val="en-US"/>
+        </w:rPr>
+        <w:t xml:space="preserve">“Sorry my friend is not aware of your great culture’s rules and regulations, I unfortunately cannot give you my weapon as it’s off great religious and cultural significance, however I can offer an alternative and that is to leave it on the ship... </w:t>
+      </w:r>
+      <w:r>
+        <w:rPr>
+          <w:lang w:val="en-US"/>
+        </w:rPr>
+        <w:t>That being said</w:t>
+      </w:r>
+      <w:r>
+        <w:rPr>
+          <w:lang w:val="en-US"/>
+        </w:rPr>
+        <w:t>, I must ask in the spirit of friendly cooperation, complete transparency and absolute honesty, did the Jedi do the same?”</w:t>
+      </w:r>
+    </w:p>
+    <w:p>
+      <w:pPr>
+        <w:rPr>
+          <w:lang w:val="en-US"/>
+        </w:rPr>
+      </w:pPr>
+    </w:p>
+    <w:p>
+      <w:pPr>
+        <w:rPr>
+          <w:lang w:val="en-US"/>
+        </w:rPr>
+      </w:pPr>
+      <w:r>
+        <w:rPr>
+          <w:lang w:val="en-US"/>
+        </w:rPr>
+        <w:t>The guard stops and Zeravûn says</w:t>
       </w:r>
       <w:r>
         <w:rPr>
@@ -7523,21 +6583,7 @@
         <w:rPr>
           <w:lang w:val="en-US"/>
         </w:rPr>
-        <w:t xml:space="preserve">The guard is still silent. </w:t>
-      </w:r>
-      <w:proofErr w:type="spellStart"/>
-      <w:r>
-        <w:rPr>
-          <w:lang w:val="en-US"/>
-        </w:rPr>
-        <w:t>Zeravûn</w:t>
-      </w:r>
-      <w:proofErr w:type="spellEnd"/>
-      <w:r>
-        <w:rPr>
-          <w:lang w:val="en-US"/>
-        </w:rPr>
-        <w:t xml:space="preserve"> steps forward and says</w:t>
+        <w:t>The guard is still silent. Zeravûn steps forward and says</w:t>
       </w:r>
       <w:r>
         <w:rPr>
@@ -7611,49 +6657,27 @@
         <w:rPr>
           <w:lang w:val="en-US"/>
         </w:rPr>
-        <w:t xml:space="preserve">“Alright but you can’t activate them while on our soil, that would be considered an act of war by the </w:t>
-      </w:r>
-      <w:proofErr w:type="spellStart"/>
-      <w:r>
-        <w:rPr>
-          <w:lang w:val="en-US"/>
-        </w:rPr>
-        <w:t>Chiss</w:t>
-      </w:r>
-      <w:proofErr w:type="spellEnd"/>
-      <w:r>
-        <w:rPr>
-          <w:lang w:val="en-US"/>
-        </w:rPr>
-        <w:t xml:space="preserve"> grand families.”</w:t>
-      </w:r>
-    </w:p>
-    <w:p>
-      <w:pPr>
-        <w:rPr>
-          <w:lang w:val="en-US"/>
-        </w:rPr>
-      </w:pPr>
-    </w:p>
-    <w:p>
-      <w:pPr>
-        <w:rPr>
-          <w:lang w:val="en-US"/>
-        </w:rPr>
-      </w:pPr>
-      <w:proofErr w:type="spellStart"/>
-      <w:r>
-        <w:rPr>
-          <w:lang w:val="en-US"/>
-        </w:rPr>
-        <w:t>Zeravûn</w:t>
-      </w:r>
-      <w:proofErr w:type="spellEnd"/>
-      <w:r>
-        <w:rPr>
-          <w:lang w:val="en-US"/>
-        </w:rPr>
-        <w:t xml:space="preserve"> says</w:t>
+        <w:t>“Alright but you can’t activate them while on our soil, that would be considered an act of war by the Chiss grand families.”</w:t>
+      </w:r>
+    </w:p>
+    <w:p>
+      <w:pPr>
+        <w:rPr>
+          <w:lang w:val="en-US"/>
+        </w:rPr>
+      </w:pPr>
+    </w:p>
+    <w:p>
+      <w:pPr>
+        <w:rPr>
+          <w:lang w:val="en-US"/>
+        </w:rPr>
+      </w:pPr>
+      <w:r>
+        <w:rPr>
+          <w:lang w:val="en-US"/>
+        </w:rPr>
+        <w:t>Zeravûn says</w:t>
       </w:r>
       <w:r>
         <w:rPr>
@@ -7759,30 +6783,8 @@
         <w:rPr>
           <w:lang w:val="en-US"/>
         </w:rPr>
-        <w:t xml:space="preserve">The guards start to walk with </w:t>
-      </w:r>
-      <w:proofErr w:type="spellStart"/>
-      <w:r>
-        <w:rPr>
-          <w:lang w:val="en-US"/>
-        </w:rPr>
-        <w:t>Zeravûn</w:t>
-      </w:r>
-      <w:proofErr w:type="spellEnd"/>
-      <w:r>
-        <w:rPr>
-          <w:lang w:val="en-US"/>
-        </w:rPr>
-        <w:t xml:space="preserve"> and Revan says to </w:t>
-      </w:r>
-      <w:proofErr w:type="spellStart"/>
-      <w:r>
-        <w:rPr>
-          <w:lang w:val="en-US"/>
-        </w:rPr>
-        <w:t>Ekhralon</w:t>
-      </w:r>
-      <w:proofErr w:type="spellEnd"/>
+        <w:t>The guards start to walk with Zeravûn and Revan says to Ekhralon</w:t>
+      </w:r>
       <w:r>
         <w:rPr>
           <w:lang w:val="en-US"/>
@@ -7824,19 +6826,11 @@
           <w:lang w:val="en-US"/>
         </w:rPr>
       </w:pPr>
-      <w:proofErr w:type="spellStart"/>
-      <w:r>
-        <w:rPr>
-          <w:lang w:val="en-US"/>
-        </w:rPr>
-        <w:t>Ekhralon</w:t>
-      </w:r>
-      <w:proofErr w:type="spellEnd"/>
-      <w:r>
-        <w:rPr>
-          <w:lang w:val="en-US"/>
-        </w:rPr>
-        <w:t xml:space="preserve"> giggles and says</w:t>
+      <w:r>
+        <w:rPr>
+          <w:lang w:val="en-US"/>
+        </w:rPr>
+        <w:t>Ekhralon giggles and says</w:t>
       </w:r>
       <w:r>
         <w:rPr>
@@ -7956,175 +6950,7 @@
         <w:rPr>
           <w:lang w:val="en-US"/>
         </w:rPr>
-        <w:t xml:space="preserve">We cut to </w:t>
-      </w:r>
-      <w:proofErr w:type="spellStart"/>
-      <w:r>
-        <w:rPr>
-          <w:lang w:val="en-US"/>
-        </w:rPr>
-        <w:t>Bastila</w:t>
-      </w:r>
-      <w:proofErr w:type="spellEnd"/>
-      <w:r>
-        <w:rPr>
-          <w:lang w:val="en-US"/>
-        </w:rPr>
-        <w:t xml:space="preserve"> lying in her hospital bed without her breathing tube now, </w:t>
-      </w:r>
-      <w:proofErr w:type="spellStart"/>
-      <w:r>
-        <w:rPr>
-          <w:lang w:val="en-US"/>
-        </w:rPr>
-        <w:t>Seravé</w:t>
-      </w:r>
-      <w:proofErr w:type="spellEnd"/>
-      <w:r>
-        <w:rPr>
-          <w:lang w:val="en-US"/>
-        </w:rPr>
-        <w:t xml:space="preserve"> is sitting next to her holding her hand and humming a melody. As she continues the song starts coming in, I will survive by Gloria Gaynor. As the song properly starts, we see </w:t>
-      </w:r>
-      <w:proofErr w:type="spellStart"/>
-      <w:r>
-        <w:rPr>
-          <w:lang w:val="en-US"/>
-        </w:rPr>
-        <w:t>Bastila</w:t>
-      </w:r>
-      <w:proofErr w:type="spellEnd"/>
-      <w:r>
-        <w:rPr>
-          <w:lang w:val="en-US"/>
-        </w:rPr>
-        <w:t xml:space="preserve"> and </w:t>
-      </w:r>
-      <w:proofErr w:type="spellStart"/>
-      <w:r>
-        <w:rPr>
-          <w:lang w:val="en-US"/>
-        </w:rPr>
-        <w:t>Seravé</w:t>
-      </w:r>
-      <w:proofErr w:type="spellEnd"/>
-      <w:r>
-        <w:rPr>
-          <w:lang w:val="en-US"/>
-        </w:rPr>
-        <w:t xml:space="preserve"> fighting in a flash back. Each swing building off the other. A </w:t>
-      </w:r>
-      <w:proofErr w:type="spellStart"/>
-      <w:r>
-        <w:rPr>
-          <w:lang w:val="en-US"/>
-        </w:rPr>
-        <w:t>sith</w:t>
-      </w:r>
-      <w:proofErr w:type="spellEnd"/>
-      <w:r>
-        <w:rPr>
-          <w:lang w:val="en-US"/>
-        </w:rPr>
-        <w:t xml:space="preserve"> appears and </w:t>
-      </w:r>
-      <w:proofErr w:type="spellStart"/>
-      <w:r>
-        <w:rPr>
-          <w:lang w:val="en-US"/>
-        </w:rPr>
-        <w:t>Bastila</w:t>
-      </w:r>
-      <w:proofErr w:type="spellEnd"/>
-      <w:r>
-        <w:rPr>
-          <w:lang w:val="en-US"/>
-        </w:rPr>
-        <w:t xml:space="preserve"> bullet jumps into him and starts to duel as the chorus comes in. We get a duel in the part without any words between the two. As the words come back in </w:t>
-      </w:r>
-      <w:proofErr w:type="spellStart"/>
-      <w:r>
-        <w:rPr>
-          <w:lang w:val="en-US"/>
-        </w:rPr>
-        <w:t>Bastila</w:t>
-      </w:r>
-      <w:proofErr w:type="spellEnd"/>
-      <w:r>
-        <w:rPr>
-          <w:lang w:val="en-US"/>
-        </w:rPr>
-        <w:t xml:space="preserve"> wins decapitating the Sith lord. She turns to see </w:t>
-      </w:r>
-      <w:proofErr w:type="spellStart"/>
-      <w:r>
-        <w:rPr>
-          <w:lang w:val="en-US"/>
-        </w:rPr>
-        <w:t>Seravé</w:t>
-      </w:r>
-      <w:proofErr w:type="spellEnd"/>
-      <w:r>
-        <w:rPr>
-          <w:lang w:val="en-US"/>
-        </w:rPr>
-        <w:t xml:space="preserve"> talking on a </w:t>
-      </w:r>
-      <w:proofErr w:type="spellStart"/>
-      <w:r>
-        <w:rPr>
-          <w:lang w:val="en-US"/>
-        </w:rPr>
-        <w:t>sith</w:t>
-      </w:r>
-      <w:proofErr w:type="spellEnd"/>
-      <w:r>
-        <w:rPr>
-          <w:lang w:val="en-US"/>
-        </w:rPr>
-        <w:t xml:space="preserve"> apprentice and she wins as the next “I will survive comes in.” The song fades as we fade back into the emergency room. Fluorescent lighting glowing over the two of them. </w:t>
-      </w:r>
-      <w:proofErr w:type="spellStart"/>
-      <w:r>
-        <w:rPr>
-          <w:lang w:val="en-US"/>
-        </w:rPr>
-        <w:t>Bastila</w:t>
-      </w:r>
-      <w:proofErr w:type="spellEnd"/>
-      <w:r>
-        <w:rPr>
-          <w:lang w:val="en-US"/>
-        </w:rPr>
-        <w:t xml:space="preserve"> wakes up and </w:t>
-      </w:r>
-      <w:proofErr w:type="spellStart"/>
-      <w:r>
-        <w:rPr>
-          <w:lang w:val="en-US"/>
-        </w:rPr>
-        <w:t>Seravé</w:t>
-      </w:r>
-      <w:proofErr w:type="spellEnd"/>
-      <w:r>
-        <w:rPr>
-          <w:lang w:val="en-US"/>
-        </w:rPr>
-        <w:t xml:space="preserve"> dives in and hugs her she reacts in pain, and she pulls back. </w:t>
-      </w:r>
-      <w:proofErr w:type="spellStart"/>
-      <w:r>
-        <w:rPr>
-          <w:lang w:val="en-US"/>
-        </w:rPr>
-        <w:t>Bastila</w:t>
-      </w:r>
-      <w:proofErr w:type="spellEnd"/>
-      <w:r>
-        <w:rPr>
-          <w:lang w:val="en-US"/>
-        </w:rPr>
-        <w:t xml:space="preserve"> laughs and says</w:t>
+        <w:t>We cut to Bastila lying in her hospital bed without her breathing tube now, Seravé is sitting next to her holding her hand and humming a melody. As she continues the song starts coming in, I will survive by Gloria Gaynor. As the song properly starts, we see Bastila and Seravé fighting in a flash back. Each swing building off the other. A sith appears and Bastila bullet jumps into him and starts to duel as the chorus comes in. We get a duel in the part without any words between the two. As the words come back in Bastila wins decapitating the Sith lord. She turns to see Seravé talking on a sith apprentice and she wins as the next “I will survive comes in.” The song fades as we fade back into the emergency room. Fluorescent lighting glowing over the two of them. Bastila wakes up and Seravé dives in and hugs her she reacts in pain, and she pulls back. Bastila laughs and says</w:t>
       </w:r>
       <w:r>
         <w:rPr>
@@ -8167,19 +6993,11 @@
           <w:lang w:val="en-US"/>
         </w:rPr>
       </w:pPr>
-      <w:proofErr w:type="spellStart"/>
-      <w:r>
-        <w:rPr>
-          <w:lang w:val="en-US"/>
-        </w:rPr>
-        <w:t>Seravé</w:t>
-      </w:r>
-      <w:proofErr w:type="spellEnd"/>
-      <w:r>
-        <w:rPr>
-          <w:lang w:val="en-US"/>
-        </w:rPr>
-        <w:t xml:space="preserve"> laughs with tears in her eyes and says</w:t>
+      <w:r>
+        <w:rPr>
+          <w:lang w:val="en-US"/>
+        </w:rPr>
+        <w:t>Seravé laughs with tears in her eyes and says</w:t>
       </w:r>
       <w:r>
         <w:rPr>
@@ -8222,19 +7040,11 @@
           <w:lang w:val="en-US"/>
         </w:rPr>
       </w:pPr>
-      <w:proofErr w:type="spellStart"/>
-      <w:r>
-        <w:rPr>
-          <w:lang w:val="en-US"/>
-        </w:rPr>
-        <w:t>Bastila</w:t>
-      </w:r>
-      <w:proofErr w:type="spellEnd"/>
-      <w:r>
-        <w:rPr>
-          <w:lang w:val="en-US"/>
-        </w:rPr>
-        <w:t xml:space="preserve"> says</w:t>
+      <w:r>
+        <w:rPr>
+          <w:lang w:val="en-US"/>
+        </w:rPr>
+        <w:t>Bastila says</w:t>
       </w:r>
       <w:r>
         <w:rPr>
@@ -8277,19 +7087,11 @@
           <w:lang w:val="en-US"/>
         </w:rPr>
       </w:pPr>
-      <w:proofErr w:type="spellStart"/>
-      <w:r>
-        <w:rPr>
-          <w:lang w:val="en-US"/>
-        </w:rPr>
-        <w:t>Seravé</w:t>
-      </w:r>
-      <w:proofErr w:type="spellEnd"/>
-      <w:r>
-        <w:rPr>
-          <w:lang w:val="en-US"/>
-        </w:rPr>
-        <w:t xml:space="preserve"> says</w:t>
+      <w:r>
+        <w:rPr>
+          <w:lang w:val="en-US"/>
+        </w:rPr>
+        <w:t>Seravé says</w:t>
       </w:r>
       <w:r>
         <w:rPr>
@@ -8333,19 +7135,11 @@
           <w:lang w:val="en-US"/>
         </w:rPr>
       </w:pPr>
-      <w:proofErr w:type="spellStart"/>
-      <w:r>
-        <w:rPr>
-          <w:lang w:val="en-US"/>
-        </w:rPr>
-        <w:t>Bastila</w:t>
-      </w:r>
-      <w:proofErr w:type="spellEnd"/>
-      <w:r>
-        <w:rPr>
-          <w:lang w:val="en-US"/>
-        </w:rPr>
-        <w:t xml:space="preserve"> says</w:t>
+      <w:r>
+        <w:rPr>
+          <w:lang w:val="en-US"/>
+        </w:rPr>
+        <w:t>Bastila says</w:t>
       </w:r>
       <w:r>
         <w:rPr>
@@ -8388,19 +7182,11 @@
           <w:lang w:val="en-US"/>
         </w:rPr>
       </w:pPr>
-      <w:proofErr w:type="spellStart"/>
-      <w:r>
-        <w:rPr>
-          <w:lang w:val="en-US"/>
-        </w:rPr>
-        <w:t>Seravé</w:t>
-      </w:r>
-      <w:proofErr w:type="spellEnd"/>
-      <w:r>
-        <w:rPr>
-          <w:lang w:val="en-US"/>
-        </w:rPr>
-        <w:t xml:space="preserve"> says</w:t>
+      <w:r>
+        <w:rPr>
+          <w:lang w:val="en-US"/>
+        </w:rPr>
+        <w:t>Seravé says</w:t>
       </w:r>
       <w:r>
         <w:rPr>
@@ -8443,19 +7229,11 @@
           <w:lang w:val="en-US"/>
         </w:rPr>
       </w:pPr>
-      <w:proofErr w:type="spellStart"/>
-      <w:r>
-        <w:rPr>
-          <w:lang w:val="en-US"/>
-        </w:rPr>
-        <w:t>Bastila</w:t>
-      </w:r>
-      <w:proofErr w:type="spellEnd"/>
-      <w:r>
-        <w:rPr>
-          <w:lang w:val="en-US"/>
-        </w:rPr>
-        <w:t xml:space="preserve"> chuckles in pain and say</w:t>
+      <w:r>
+        <w:rPr>
+          <w:lang w:val="en-US"/>
+        </w:rPr>
+        <w:t>Bastila chuckles in pain and say</w:t>
       </w:r>
       <w:r>
         <w:rPr>
@@ -8756,21 +7534,7 @@
         <w:rPr>
           <w:lang w:val="en-US"/>
         </w:rPr>
-        <w:t xml:space="preserve">The jedi readjusts in his chair. Then sees Revan walk in with the other 2 behind him. He watches the </w:t>
-      </w:r>
-      <w:proofErr w:type="spellStart"/>
-      <w:r>
-        <w:rPr>
-          <w:lang w:val="en-US"/>
-        </w:rPr>
-        <w:t>Korribani</w:t>
-      </w:r>
-      <w:proofErr w:type="spellEnd"/>
-      <w:r>
-        <w:rPr>
-          <w:lang w:val="en-US"/>
-        </w:rPr>
-        <w:t xml:space="preserve"> intently and says under his breath</w:t>
+        <w:t>The jedi readjusts in his chair. Then sees Revan walk in with the other 2 behind him. He watches the Korribani intently and says under his breath</w:t>
       </w:r>
       <w:r>
         <w:rPr>
@@ -8813,7 +7577,6 @@
           <w:lang w:val="en-US"/>
         </w:rPr>
       </w:pPr>
-      <w:proofErr w:type="spellStart"/>
       <w:r>
         <w:rPr>
           <w:lang w:val="en-US"/>
@@ -8824,41 +7587,34 @@
         <w:rPr>
           <w:lang w:val="en-US"/>
         </w:rPr>
-        <w:t>’s</w:t>
-      </w:r>
-      <w:proofErr w:type="spellEnd"/>
-      <w:r>
-        <w:rPr>
-          <w:lang w:val="en-US"/>
-        </w:rPr>
-        <w:t xml:space="preserve"> ears twitch and he whispers</w:t>
-      </w:r>
-      <w:r>
-        <w:rPr>
-          <w:lang w:val="en-US"/>
-        </w:rPr>
-        <w:t>:</w:t>
-      </w:r>
-    </w:p>
-    <w:p>
-      <w:pPr>
-        <w:rPr>
-          <w:lang w:val="en-US"/>
-        </w:rPr>
-      </w:pPr>
-    </w:p>
-    <w:p>
-      <w:pPr>
-        <w:jc w:val="center"/>
-        <w:rPr>
-          <w:lang w:val="en-US"/>
-        </w:rPr>
-      </w:pPr>
-      <w:r>
-        <w:rPr>
-          <w:lang w:val="en-US"/>
-        </w:rPr>
-        <w:t>“A pureblood human?!”</w:t>
+        <w:t>’s ears twitch and he whispers</w:t>
+      </w:r>
+      <w:r>
+        <w:rPr>
+          <w:lang w:val="en-US"/>
+        </w:rPr>
+        <w:t>:</w:t>
+      </w:r>
+    </w:p>
+    <w:p>
+      <w:pPr>
+        <w:rPr>
+          <w:lang w:val="en-US"/>
+        </w:rPr>
+      </w:pPr>
+    </w:p>
+    <w:p>
+      <w:pPr>
+        <w:jc w:val="center"/>
+        <w:rPr>
+          <w:lang w:val="en-US"/>
+        </w:rPr>
+      </w:pPr>
+      <w:r>
+        <w:rPr>
+          <w:lang w:val="en-US"/>
+        </w:rPr>
+        <w:t>“A human?!”</w:t>
       </w:r>
     </w:p>
     <w:p>
@@ -8884,76 +7640,34 @@
         <w:rPr>
           <w:lang w:val="en-US"/>
         </w:rPr>
-        <w:t xml:space="preserve">cting in shock. </w:t>
-      </w:r>
-      <w:proofErr w:type="spellStart"/>
-      <w:r>
-        <w:rPr>
-          <w:lang w:val="en-US"/>
-        </w:rPr>
-        <w:t>Ekhralon</w:t>
-      </w:r>
-      <w:proofErr w:type="spellEnd"/>
-      <w:r>
-        <w:rPr>
-          <w:lang w:val="en-US"/>
-        </w:rPr>
-        <w:t xml:space="preserve"> giggles trying to hold in laughter. The head of the family looks in shock as </w:t>
-      </w:r>
-      <w:proofErr w:type="spellStart"/>
-      <w:r>
-        <w:rPr>
-          <w:lang w:val="en-US"/>
-        </w:rPr>
-        <w:t>Ekhralon</w:t>
-      </w:r>
-      <w:proofErr w:type="spellEnd"/>
-      <w:r>
-        <w:rPr>
-          <w:lang w:val="en-US"/>
-        </w:rPr>
-        <w:t xml:space="preserve"> walks in and sits. He says</w:t>
-      </w:r>
-      <w:r>
-        <w:rPr>
-          <w:lang w:val="en-US"/>
-        </w:rPr>
-        <w:t>:</w:t>
-      </w:r>
-    </w:p>
-    <w:p>
-      <w:pPr>
-        <w:rPr>
-          <w:lang w:val="en-US"/>
-        </w:rPr>
-      </w:pPr>
-    </w:p>
-    <w:p>
-      <w:pPr>
-        <w:jc w:val="center"/>
-        <w:rPr>
-          <w:lang w:val="en-US"/>
-        </w:rPr>
-      </w:pPr>
-      <w:r>
-        <w:rPr>
-          <w:lang w:val="en-US"/>
-        </w:rPr>
-        <w:t xml:space="preserve">“I didn’t realize you had a force sensitive </w:t>
-      </w:r>
-      <w:proofErr w:type="spellStart"/>
-      <w:r>
-        <w:rPr>
-          <w:lang w:val="en-US"/>
-        </w:rPr>
-        <w:t>Chiss</w:t>
-      </w:r>
-      <w:proofErr w:type="spellEnd"/>
-      <w:r>
-        <w:rPr>
-          <w:lang w:val="en-US"/>
-        </w:rPr>
-        <w:t xml:space="preserve"> with you.”</w:t>
+        <w:t>cting in shock. Ekhralon giggles trying to hold in laughter. The head of the family looks in shock as Ekhralon walks in and sits. He says</w:t>
+      </w:r>
+      <w:r>
+        <w:rPr>
+          <w:lang w:val="en-US"/>
+        </w:rPr>
+        <w:t>:</w:t>
+      </w:r>
+    </w:p>
+    <w:p>
+      <w:pPr>
+        <w:rPr>
+          <w:lang w:val="en-US"/>
+        </w:rPr>
+      </w:pPr>
+    </w:p>
+    <w:p>
+      <w:pPr>
+        <w:jc w:val="center"/>
+        <w:rPr>
+          <w:lang w:val="en-US"/>
+        </w:rPr>
+      </w:pPr>
+      <w:r>
+        <w:rPr>
+          <w:lang w:val="en-US"/>
+        </w:rPr>
+        <w:t>“I didn’t realize you had a force sensitive Chiss with you.”</w:t>
       </w:r>
     </w:p>
     <w:p>
@@ -9059,16 +7773,8 @@
         <w:rPr>
           <w:lang w:val="en-US"/>
         </w:rPr>
-        <w:t>“These aren’t envoys your heinous</w:t>
-      </w:r>
-      <w:proofErr w:type="gramStart"/>
-      <w:r>
-        <w:rPr>
-          <w:lang w:val="en-US"/>
-        </w:rPr>
-        <w:t>-“</w:t>
-      </w:r>
-      <w:proofErr w:type="gramEnd"/>
+        <w:t>“These aren’t envoys your heinous-“</w:t>
+      </w:r>
     </w:p>
     <w:p>
       <w:pPr>
@@ -9114,21 +7820,7 @@
         <w:rPr>
           <w:lang w:val="en-US"/>
         </w:rPr>
-        <w:t xml:space="preserve">“And a pureblood </w:t>
-      </w:r>
-      <w:proofErr w:type="spellStart"/>
-      <w:r>
-        <w:rPr>
-          <w:lang w:val="en-US"/>
-        </w:rPr>
-        <w:t>Korribani</w:t>
-      </w:r>
-      <w:proofErr w:type="spellEnd"/>
-      <w:r>
-        <w:rPr>
-          <w:lang w:val="en-US"/>
-        </w:rPr>
-        <w:t>, this is truly an auspicious day. Two extinct species together in a room.”</w:t>
+        <w:t>“And a pureblood Korribani, this is truly an auspicious day. Two extinct species together in a room.”</w:t>
       </w:r>
     </w:p>
     <w:p>
@@ -9445,19 +8137,11 @@
           <w:lang w:val="en-US"/>
         </w:rPr>
       </w:pPr>
-      <w:proofErr w:type="spellStart"/>
-      <w:r>
-        <w:rPr>
-          <w:lang w:val="en-US"/>
-        </w:rPr>
-        <w:t>Zeravûn</w:t>
-      </w:r>
-      <w:proofErr w:type="spellEnd"/>
-      <w:r>
-        <w:rPr>
-          <w:lang w:val="en-US"/>
-        </w:rPr>
-        <w:t xml:space="preserve"> says</w:t>
+      <w:r>
+        <w:rPr>
+          <w:lang w:val="en-US"/>
+        </w:rPr>
+        <w:t>Zeravûn says</w:t>
       </w:r>
       <w:r>
         <w:rPr>
@@ -9490,21 +8174,7 @@
         <w:rPr>
           <w:lang w:val="en-US"/>
         </w:rPr>
-        <w:t xml:space="preserve">“The Sith empire would be willing to put an entire battalion of ships in orbit of the </w:t>
-      </w:r>
-      <w:proofErr w:type="spellStart"/>
-      <w:r>
-        <w:rPr>
-          <w:lang w:val="en-US"/>
-        </w:rPr>
-        <w:t>Chiss</w:t>
-      </w:r>
-      <w:proofErr w:type="spellEnd"/>
-      <w:r>
-        <w:rPr>
-          <w:lang w:val="en-US"/>
-        </w:rPr>
-        <w:t xml:space="preserve"> Ascendancy planets, along with force sensitives, of course housed outside of habitat locations, as to not scare the locals with exterior customs.”</w:t>
+        <w:t>“The Sith empire would be willing to put an entire battalion of ships in orbit of the Chiss Ascendancy planets, along with force sensitives, of course housed outside of habitat locations, as to not scare the locals with exterior customs.”</w:t>
       </w:r>
     </w:p>
     <w:p>
@@ -9820,19 +8490,11 @@
           <w:lang w:val="en-US"/>
         </w:rPr>
       </w:pPr>
-      <w:proofErr w:type="spellStart"/>
-      <w:r>
-        <w:rPr>
-          <w:lang w:val="en-US"/>
-        </w:rPr>
-        <w:t>Zeravûn</w:t>
-      </w:r>
-      <w:proofErr w:type="spellEnd"/>
-      <w:r>
-        <w:rPr>
-          <w:lang w:val="en-US"/>
-        </w:rPr>
-        <w:t xml:space="preserve"> glares at him and says</w:t>
+      <w:r>
+        <w:rPr>
+          <w:lang w:val="en-US"/>
+        </w:rPr>
+        <w:t>Zeravûn glares at him and says</w:t>
       </w:r>
       <w:r>
         <w:rPr>
@@ -9940,19 +8602,11 @@
           <w:lang w:val="en-US"/>
         </w:rPr>
       </w:pPr>
-      <w:proofErr w:type="spellStart"/>
-      <w:r>
-        <w:rPr>
-          <w:lang w:val="en-US"/>
-        </w:rPr>
-        <w:t>Zeravûn</w:t>
-      </w:r>
-      <w:proofErr w:type="spellEnd"/>
-      <w:r>
-        <w:rPr>
-          <w:lang w:val="en-US"/>
-        </w:rPr>
-        <w:t xml:space="preserve"> smiles and looks at the head and says</w:t>
+      <w:r>
+        <w:rPr>
+          <w:lang w:val="en-US"/>
+        </w:rPr>
+        <w:t>Zeravûn smiles and looks at the head and says</w:t>
       </w:r>
       <w:r>
         <w:rPr>
@@ -10079,49 +8733,27 @@
         <w:rPr>
           <w:lang w:val="en-US"/>
         </w:rPr>
-        <w:t xml:space="preserve">“We can match anything he says he can do, as long as the </w:t>
-      </w:r>
-      <w:proofErr w:type="spellStart"/>
-      <w:r>
-        <w:rPr>
-          <w:lang w:val="en-US"/>
-        </w:rPr>
-        <w:t>Chiss</w:t>
-      </w:r>
-      <w:proofErr w:type="spellEnd"/>
-      <w:r>
-        <w:rPr>
-          <w:lang w:val="en-US"/>
-        </w:rPr>
-        <w:t xml:space="preserve"> are willing to negotiate on trading routes.”</w:t>
-      </w:r>
-    </w:p>
-    <w:p>
-      <w:pPr>
-        <w:rPr>
-          <w:lang w:val="en-US"/>
-        </w:rPr>
-      </w:pPr>
-    </w:p>
-    <w:p>
-      <w:pPr>
-        <w:rPr>
-          <w:lang w:val="en-US"/>
-        </w:rPr>
-      </w:pPr>
-      <w:proofErr w:type="spellStart"/>
-      <w:r>
-        <w:rPr>
-          <w:lang w:val="en-US"/>
-        </w:rPr>
-        <w:t>Zeravûn</w:t>
-      </w:r>
-      <w:proofErr w:type="spellEnd"/>
-      <w:r>
-        <w:rPr>
-          <w:lang w:val="en-US"/>
-        </w:rPr>
-        <w:t xml:space="preserve"> smiles and says</w:t>
+        <w:t>“We can match anything he says he can do, as long as the Chiss are willing to negotiate on trading routes.”</w:t>
+      </w:r>
+    </w:p>
+    <w:p>
+      <w:pPr>
+        <w:rPr>
+          <w:lang w:val="en-US"/>
+        </w:rPr>
+      </w:pPr>
+    </w:p>
+    <w:p>
+      <w:pPr>
+        <w:rPr>
+          <w:lang w:val="en-US"/>
+        </w:rPr>
+      </w:pPr>
+      <w:r>
+        <w:rPr>
+          <w:lang w:val="en-US"/>
+        </w:rPr>
+        <w:t>Zeravûn smiles and says</w:t>
       </w:r>
       <w:r>
         <w:rPr>
@@ -10168,21 +8800,7 @@
         <w:rPr>
           <w:lang w:val="en-US"/>
         </w:rPr>
-        <w:t xml:space="preserve">The head of the families indicates with his hand as if to say, “Go ahead.” </w:t>
-      </w:r>
-      <w:proofErr w:type="spellStart"/>
-      <w:r>
-        <w:rPr>
-          <w:lang w:val="en-US"/>
-        </w:rPr>
-        <w:t>Zeravûn</w:t>
-      </w:r>
-      <w:proofErr w:type="spellEnd"/>
-      <w:r>
-        <w:rPr>
-          <w:lang w:val="en-US"/>
-        </w:rPr>
-        <w:t xml:space="preserve"> turns to him and says</w:t>
+        <w:t>The head of the families indicates with his hand as if to say, “Go ahead.” Zeravûn turns to him and says</w:t>
       </w:r>
       <w:r>
         <w:rPr>
@@ -10272,19 +8890,11 @@
           <w:lang w:val="en-US"/>
         </w:rPr>
       </w:pPr>
-      <w:proofErr w:type="spellStart"/>
-      <w:r>
-        <w:rPr>
-          <w:lang w:val="en-US"/>
-        </w:rPr>
-        <w:t>Zeravûn</w:t>
-      </w:r>
-      <w:proofErr w:type="spellEnd"/>
-      <w:r>
-        <w:rPr>
-          <w:lang w:val="en-US"/>
-        </w:rPr>
-        <w:t xml:space="preserve"> says</w:t>
+      <w:r>
+        <w:rPr>
+          <w:lang w:val="en-US"/>
+        </w:rPr>
+        <w:t>Zeravûn says</w:t>
       </w:r>
       <w:r>
         <w:rPr>
@@ -10429,41 +9039,39 @@
         <w:rPr>
           <w:lang w:val="en-US"/>
         </w:rPr>
-        <w:t xml:space="preserve"> I killed him, he’s definitely dead, or jam I guess is a more fitting word.”</w:t>
-      </w:r>
-    </w:p>
-    <w:p>
-      <w:pPr>
-        <w:rPr>
-          <w:lang w:val="en-US"/>
-        </w:rPr>
-      </w:pPr>
-    </w:p>
-    <w:p>
-      <w:pPr>
-        <w:rPr>
-          <w:lang w:val="en-US"/>
-        </w:rPr>
-      </w:pPr>
-      <w:r>
-        <w:rPr>
-          <w:lang w:val="en-US"/>
-        </w:rPr>
-        <w:t xml:space="preserve">The head of the families looks shocked. </w:t>
-      </w:r>
-      <w:proofErr w:type="spellStart"/>
-      <w:r>
-        <w:rPr>
-          <w:lang w:val="en-US"/>
-        </w:rPr>
-        <w:t>Zeravûn</w:t>
-      </w:r>
-      <w:proofErr w:type="spellEnd"/>
-      <w:r>
-        <w:rPr>
-          <w:lang w:val="en-US"/>
-        </w:rPr>
-        <w:t xml:space="preserve"> says</w:t>
+        <w:t xml:space="preserve"> I killed him, he’s definitely dead, or jam I guess is </w:t>
+      </w:r>
+      <w:r>
+        <w:rPr>
+          <w:lang w:val="en-US"/>
+        </w:rPr>
+        <w:t>the</w:t>
+      </w:r>
+      <w:r>
+        <w:rPr>
+          <w:lang w:val="en-US"/>
+        </w:rPr>
+        <w:t xml:space="preserve"> more fitting word.”</w:t>
+      </w:r>
+    </w:p>
+    <w:p>
+      <w:pPr>
+        <w:rPr>
+          <w:lang w:val="en-US"/>
+        </w:rPr>
+      </w:pPr>
+    </w:p>
+    <w:p>
+      <w:pPr>
+        <w:rPr>
+          <w:lang w:val="en-US"/>
+        </w:rPr>
+      </w:pPr>
+      <w:r>
+        <w:rPr>
+          <w:lang w:val="en-US"/>
+        </w:rPr>
+        <w:t>The head of the families looks shocked. Zeravûn says</w:t>
       </w:r>
       <w:r>
         <w:rPr>
@@ -10726,19 +9334,11 @@
           <w:lang w:val="en-US"/>
         </w:rPr>
       </w:pPr>
-      <w:proofErr w:type="spellStart"/>
-      <w:r>
-        <w:rPr>
-          <w:lang w:val="en-US"/>
-        </w:rPr>
-        <w:t>Zeravûn</w:t>
-      </w:r>
-      <w:proofErr w:type="spellEnd"/>
-      <w:r>
-        <w:rPr>
-          <w:lang w:val="en-US"/>
-        </w:rPr>
-        <w:t xml:space="preserve"> says</w:t>
+      <w:r>
+        <w:rPr>
+          <w:lang w:val="en-US"/>
+        </w:rPr>
+        <w:t>Zeravûn says</w:t>
       </w:r>
       <w:r>
         <w:rPr>
@@ -10785,21 +9385,7 @@
         <w:rPr>
           <w:lang w:val="en-US"/>
         </w:rPr>
-        <w:t xml:space="preserve">The head of the families waves as if to say go on. </w:t>
-      </w:r>
-      <w:proofErr w:type="spellStart"/>
-      <w:r>
-        <w:rPr>
-          <w:lang w:val="en-US"/>
-        </w:rPr>
-        <w:t>Zeravûn</w:t>
-      </w:r>
-      <w:proofErr w:type="spellEnd"/>
-      <w:r>
-        <w:rPr>
-          <w:lang w:val="en-US"/>
-        </w:rPr>
-        <w:t xml:space="preserve"> continues</w:t>
+        <w:t>The head of the families waves as if to say go on. Zeravûn continues</w:t>
       </w:r>
       <w:r>
         <w:rPr>
@@ -10889,19 +9475,11 @@
           <w:lang w:val="en-US"/>
         </w:rPr>
       </w:pPr>
-      <w:proofErr w:type="spellStart"/>
-      <w:r>
-        <w:rPr>
-          <w:lang w:val="en-US"/>
-        </w:rPr>
-        <w:t>Zeravûn</w:t>
-      </w:r>
-      <w:proofErr w:type="spellEnd"/>
-      <w:r>
-        <w:rPr>
-          <w:lang w:val="en-US"/>
-        </w:rPr>
-        <w:t xml:space="preserve"> says</w:t>
+      <w:r>
+        <w:rPr>
+          <w:lang w:val="en-US"/>
+        </w:rPr>
+        <w:t>Zeravûn says</w:t>
       </w:r>
       <w:r>
         <w:rPr>
@@ -10949,21 +9527,7 @@
         <w:rPr>
           <w:lang w:val="en-US"/>
         </w:rPr>
-        <w:t xml:space="preserve">Revan turns to look at </w:t>
-      </w:r>
-      <w:proofErr w:type="spellStart"/>
-      <w:r>
-        <w:rPr>
-          <w:lang w:val="en-US"/>
-        </w:rPr>
-        <w:t>Zeravûn</w:t>
-      </w:r>
-      <w:proofErr w:type="spellEnd"/>
-      <w:r>
-        <w:rPr>
-          <w:lang w:val="en-US"/>
-        </w:rPr>
-        <w:t xml:space="preserve"> not knowing it was coming. The Jedi says</w:t>
+        <w:t>Revan turns to look at Zeravûn not knowing it was coming. The Jedi says</w:t>
       </w:r>
       <w:r>
         <w:rPr>
@@ -11077,19 +9641,11 @@
           <w:lang w:val="en-US"/>
         </w:rPr>
       </w:pPr>
-      <w:proofErr w:type="spellStart"/>
-      <w:r>
-        <w:rPr>
-          <w:lang w:val="en-US"/>
-        </w:rPr>
-        <w:t>Zeravûn</w:t>
-      </w:r>
-      <w:proofErr w:type="spellEnd"/>
-      <w:r>
-        <w:rPr>
-          <w:lang w:val="en-US"/>
-        </w:rPr>
-        <w:t xml:space="preserve"> says</w:t>
+      <w:r>
+        <w:rPr>
+          <w:lang w:val="en-US"/>
+        </w:rPr>
+        <w:t>Zeravûn says</w:t>
       </w:r>
       <w:r>
         <w:rPr>
@@ -11179,60 +9735,38 @@
           <w:lang w:val="en-US"/>
         </w:rPr>
       </w:pPr>
-      <w:proofErr w:type="spellStart"/>
-      <w:r>
-        <w:rPr>
-          <w:lang w:val="en-US"/>
-        </w:rPr>
-        <w:t>Zeravûn</w:t>
-      </w:r>
-      <w:proofErr w:type="spellEnd"/>
-      <w:r>
-        <w:rPr>
-          <w:lang w:val="en-US"/>
-        </w:rPr>
-        <w:t xml:space="preserve"> says</w:t>
-      </w:r>
-      <w:r>
-        <w:rPr>
-          <w:lang w:val="en-US"/>
-        </w:rPr>
-        <w:t>:</w:t>
-      </w:r>
-    </w:p>
-    <w:p>
-      <w:pPr>
-        <w:rPr>
-          <w:lang w:val="en-US"/>
-        </w:rPr>
-      </w:pPr>
-    </w:p>
-    <w:p>
-      <w:pPr>
-        <w:jc w:val="center"/>
-        <w:rPr>
-          <w:lang w:val="en-US"/>
-        </w:rPr>
-      </w:pPr>
-      <w:r>
-        <w:rPr>
-          <w:lang w:val="en-US"/>
-        </w:rPr>
-        <w:t xml:space="preserve">“I’m </w:t>
-      </w:r>
-      <w:proofErr w:type="spellStart"/>
-      <w:r>
-        <w:rPr>
-          <w:lang w:val="en-US"/>
-        </w:rPr>
-        <w:t>Koribbani</w:t>
-      </w:r>
-      <w:proofErr w:type="spellEnd"/>
-      <w:r>
-        <w:rPr>
-          <w:lang w:val="en-US"/>
-        </w:rPr>
-        <w:t>, we started the Sith, I have undying and ultimate authority, especially for a religious man such as the head of the empire.”</w:t>
+      <w:r>
+        <w:rPr>
+          <w:lang w:val="en-US"/>
+        </w:rPr>
+        <w:t>Zeravûn says</w:t>
+      </w:r>
+      <w:r>
+        <w:rPr>
+          <w:lang w:val="en-US"/>
+        </w:rPr>
+        <w:t>:</w:t>
+      </w:r>
+    </w:p>
+    <w:p>
+      <w:pPr>
+        <w:rPr>
+          <w:lang w:val="en-US"/>
+        </w:rPr>
+      </w:pPr>
+    </w:p>
+    <w:p>
+      <w:pPr>
+        <w:jc w:val="center"/>
+        <w:rPr>
+          <w:lang w:val="en-US"/>
+        </w:rPr>
+      </w:pPr>
+      <w:r>
+        <w:rPr>
+          <w:lang w:val="en-US"/>
+        </w:rPr>
+        <w:t>“I’m Koribbani, we started the Sith, I have undying and ultimate authority, especially for a religious man such as the head of the empire.”</w:t>
       </w:r>
     </w:p>
     <w:p>
@@ -11367,33 +9901,11 @@
           <w:lang w:val="en-US"/>
         </w:rPr>
       </w:pPr>
-      <w:proofErr w:type="spellStart"/>
-      <w:r>
-        <w:rPr>
-          <w:lang w:val="en-US"/>
-        </w:rPr>
-        <w:t>Ekhralon</w:t>
-      </w:r>
-      <w:proofErr w:type="spellEnd"/>
-      <w:r>
-        <w:rPr>
-          <w:lang w:val="en-US"/>
-        </w:rPr>
-        <w:t xml:space="preserve"> reacts in disgust and </w:t>
-      </w:r>
-      <w:proofErr w:type="spellStart"/>
-      <w:r>
-        <w:rPr>
-          <w:lang w:val="en-US"/>
-        </w:rPr>
-        <w:t>Zeravûn</w:t>
-      </w:r>
-      <w:proofErr w:type="spellEnd"/>
-      <w:r>
-        <w:rPr>
-          <w:lang w:val="en-US"/>
-        </w:rPr>
-        <w:t xml:space="preserve"> laughs and says</w:t>
+      <w:r>
+        <w:rPr>
+          <w:lang w:val="en-US"/>
+        </w:rPr>
+        <w:t>Ekhralon reacts in disgust and Zeravûn laughs and says</w:t>
       </w:r>
       <w:r>
         <w:rPr>
@@ -11448,19 +9960,11 @@
           <w:lang w:val="en-US"/>
         </w:rPr>
       </w:pPr>
-      <w:proofErr w:type="spellStart"/>
-      <w:r>
-        <w:rPr>
-          <w:lang w:val="en-US"/>
-        </w:rPr>
-        <w:t>Ekhralon</w:t>
-      </w:r>
-      <w:proofErr w:type="spellEnd"/>
-      <w:r>
-        <w:rPr>
-          <w:lang w:val="en-US"/>
-        </w:rPr>
-        <w:t xml:space="preserve"> says</w:t>
+      <w:r>
+        <w:rPr>
+          <w:lang w:val="en-US"/>
+        </w:rPr>
+        <w:t>Ekhralon says</w:t>
       </w:r>
       <w:r>
         <w:rPr>
@@ -11556,19 +10060,11 @@
           <w:lang w:val="en-US"/>
         </w:rPr>
       </w:pPr>
-      <w:proofErr w:type="spellStart"/>
-      <w:r>
-        <w:rPr>
-          <w:lang w:val="en-US"/>
-        </w:rPr>
-        <w:t>Ekhralon</w:t>
-      </w:r>
-      <w:proofErr w:type="spellEnd"/>
-      <w:r>
-        <w:rPr>
-          <w:lang w:val="en-US"/>
-        </w:rPr>
-        <w:t xml:space="preserve"> says</w:t>
+      <w:r>
+        <w:rPr>
+          <w:lang w:val="en-US"/>
+        </w:rPr>
+        <w:t>Ekhralon says</w:t>
       </w:r>
       <w:r>
         <w:rPr>
@@ -11658,19 +10154,11 @@
           <w:lang w:val="en-US"/>
         </w:rPr>
       </w:pPr>
-      <w:proofErr w:type="spellStart"/>
-      <w:r>
-        <w:rPr>
-          <w:lang w:val="en-US"/>
-        </w:rPr>
-        <w:t>Zeravûn</w:t>
-      </w:r>
-      <w:proofErr w:type="spellEnd"/>
-      <w:r>
-        <w:rPr>
-          <w:lang w:val="en-US"/>
-        </w:rPr>
-        <w:t xml:space="preserve"> laughs and Revan continues</w:t>
+      <w:r>
+        <w:rPr>
+          <w:lang w:val="en-US"/>
+        </w:rPr>
+        <w:t>Zeravûn laughs and Revan continues</w:t>
       </w:r>
       <w:r>
         <w:rPr>
@@ -11726,19 +10214,11 @@
           <w:lang w:val="en-US"/>
         </w:rPr>
       </w:pPr>
-      <w:proofErr w:type="spellStart"/>
-      <w:r>
-        <w:rPr>
-          <w:lang w:val="en-US"/>
-        </w:rPr>
-        <w:t>Ekhralon</w:t>
-      </w:r>
-      <w:proofErr w:type="spellEnd"/>
-      <w:r>
-        <w:rPr>
-          <w:lang w:val="en-US"/>
-        </w:rPr>
-        <w:t xml:space="preserve"> turns around and starts eating and says</w:t>
+      <w:r>
+        <w:rPr>
+          <w:lang w:val="en-US"/>
+        </w:rPr>
+        <w:t>Ekhralon turns around and starts eating and says</w:t>
       </w:r>
       <w:r>
         <w:rPr>
@@ -11922,19 +10402,11 @@
           <w:lang w:val="en-US"/>
         </w:rPr>
       </w:pPr>
-      <w:proofErr w:type="spellStart"/>
-      <w:r>
-        <w:rPr>
-          <w:lang w:val="en-US"/>
-        </w:rPr>
-        <w:t>Zeravûn</w:t>
-      </w:r>
-      <w:proofErr w:type="spellEnd"/>
-      <w:r>
-        <w:rPr>
-          <w:lang w:val="en-US"/>
-        </w:rPr>
-        <w:t xml:space="preserve"> says</w:t>
+      <w:r>
+        <w:rPr>
+          <w:lang w:val="en-US"/>
+        </w:rPr>
+        <w:t>Zeravûn says</w:t>
       </w:r>
       <w:r>
         <w:rPr>
@@ -12042,19 +10514,11 @@
           <w:lang w:val="en-US"/>
         </w:rPr>
       </w:pPr>
-      <w:proofErr w:type="spellStart"/>
-      <w:r>
-        <w:rPr>
-          <w:lang w:val="en-US"/>
-        </w:rPr>
-        <w:t>Zeravûn</w:t>
-      </w:r>
-      <w:proofErr w:type="spellEnd"/>
-      <w:r>
-        <w:rPr>
-          <w:lang w:val="en-US"/>
-        </w:rPr>
-        <w:t xml:space="preserve"> says</w:t>
+      <w:r>
+        <w:rPr>
+          <w:lang w:val="en-US"/>
+        </w:rPr>
+        <w:t>Zeravûn says</w:t>
       </w:r>
       <w:r>
         <w:rPr>
@@ -12180,19 +10644,11 @@
           <w:lang w:val="en-US"/>
         </w:rPr>
       </w:pPr>
-      <w:proofErr w:type="spellStart"/>
-      <w:r>
-        <w:rPr>
-          <w:lang w:val="en-US"/>
-        </w:rPr>
-        <w:t>Zeravûn</w:t>
-      </w:r>
-      <w:proofErr w:type="spellEnd"/>
-      <w:r>
-        <w:rPr>
-          <w:lang w:val="en-US"/>
-        </w:rPr>
-        <w:t xml:space="preserve"> says</w:t>
+      <w:r>
+        <w:rPr>
+          <w:lang w:val="en-US"/>
+        </w:rPr>
+        <w:t>Zeravûn says</w:t>
       </w:r>
       <w:r>
         <w:rPr>
@@ -12325,21 +10781,7 @@
         <w:rPr>
           <w:lang w:val="en-US"/>
         </w:rPr>
-        <w:t xml:space="preserve">“Why the </w:t>
-      </w:r>
-      <w:proofErr w:type="spellStart"/>
-      <w:r>
-        <w:rPr>
-          <w:lang w:val="en-US"/>
-        </w:rPr>
-        <w:t>Chiss</w:t>
-      </w:r>
-      <w:proofErr w:type="spellEnd"/>
-      <w:r>
-        <w:rPr>
-          <w:lang w:val="en-US"/>
-        </w:rPr>
-        <w:t>?”</w:t>
+        <w:t>“Why the Chiss?”</w:t>
       </w:r>
     </w:p>
     <w:p>
@@ -12386,16 +10828,8 @@
         <w:rPr>
           <w:lang w:val="en-US"/>
         </w:rPr>
-        <w:t xml:space="preserve">“My apprentice is </w:t>
-      </w:r>
-      <w:proofErr w:type="spellStart"/>
-      <w:r>
-        <w:rPr>
-          <w:lang w:val="en-US"/>
-        </w:rPr>
-        <w:t>Chiss</w:t>
-      </w:r>
-      <w:proofErr w:type="spellEnd"/>
+        <w:t>“My apprentice is Chiss</w:t>
+      </w:r>
       <w:r>
         <w:rPr>
           <w:lang w:val="en-US"/>
@@ -12503,19 +10937,11 @@
         </w:rPr>
         <w:t xml:space="preserve">“Exactly I just knew it would shake them; it also allows her to see how her culture lives. She hasn’t been </w:t>
       </w:r>
-      <w:proofErr w:type="gramStart"/>
-      <w:r>
-        <w:rPr>
-          <w:lang w:val="en-US"/>
-        </w:rPr>
-        <w:t>home</w:t>
-      </w:r>
-      <w:proofErr w:type="gramEnd"/>
-      <w:r>
-        <w:rPr>
-          <w:lang w:val="en-US"/>
-        </w:rPr>
-        <w:t xml:space="preserve"> </w:t>
+      <w:r>
+        <w:rPr>
+          <w:lang w:val="en-US"/>
+        </w:rPr>
+        <w:t xml:space="preserve">home </w:t>
       </w:r>
       <w:r>
         <w:rPr>
@@ -12690,60 +11116,38 @@
           <w:lang w:val="en-US"/>
         </w:rPr>
       </w:pPr>
-      <w:proofErr w:type="spellStart"/>
-      <w:r>
-        <w:rPr>
-          <w:lang w:val="en-US"/>
-        </w:rPr>
-        <w:t>Zeravûn</w:t>
-      </w:r>
-      <w:proofErr w:type="spellEnd"/>
-      <w:r>
-        <w:rPr>
-          <w:lang w:val="en-US"/>
-        </w:rPr>
-        <w:t xml:space="preserve"> says</w:t>
-      </w:r>
-      <w:r>
-        <w:rPr>
-          <w:lang w:val="en-US"/>
-        </w:rPr>
-        <w:t>:</w:t>
-      </w:r>
-    </w:p>
-    <w:p>
-      <w:pPr>
-        <w:rPr>
-          <w:lang w:val="en-US"/>
-        </w:rPr>
-      </w:pPr>
-    </w:p>
-    <w:p>
-      <w:pPr>
-        <w:jc w:val="center"/>
-        <w:rPr>
-          <w:lang w:val="en-US"/>
-        </w:rPr>
-      </w:pPr>
-      <w:r>
-        <w:rPr>
-          <w:lang w:val="en-US"/>
-        </w:rPr>
-        <w:t>“</w:t>
-      </w:r>
-      <w:proofErr w:type="gramStart"/>
-      <w:r>
-        <w:rPr>
-          <w:lang w:val="en-US"/>
-        </w:rPr>
-        <w:t>Yeah</w:t>
-      </w:r>
-      <w:proofErr w:type="gramEnd"/>
-      <w:r>
-        <w:rPr>
-          <w:lang w:val="en-US"/>
-        </w:rPr>
-        <w:t xml:space="preserve"> and I do apologize for being so underhanded about your chancellor, but for a debate to be practical everyone’s cards need to be shown.”</w:t>
+      <w:r>
+        <w:rPr>
+          <w:lang w:val="en-US"/>
+        </w:rPr>
+        <w:t>Zeravûn says</w:t>
+      </w:r>
+      <w:r>
+        <w:rPr>
+          <w:lang w:val="en-US"/>
+        </w:rPr>
+        <w:t>:</w:t>
+      </w:r>
+    </w:p>
+    <w:p>
+      <w:pPr>
+        <w:rPr>
+          <w:lang w:val="en-US"/>
+        </w:rPr>
+      </w:pPr>
+    </w:p>
+    <w:p>
+      <w:pPr>
+        <w:jc w:val="center"/>
+        <w:rPr>
+          <w:lang w:val="en-US"/>
+        </w:rPr>
+      </w:pPr>
+      <w:r>
+        <w:rPr>
+          <w:lang w:val="en-US"/>
+        </w:rPr>
+        <w:t>“Yeah and I do apologize for being so underhanded about your chancellor, but for a debate to be practical everyone’s cards need to be shown.”</w:t>
       </w:r>
     </w:p>
     <w:p>
@@ -12909,63 +11313,27 @@
         <w:rPr>
           <w:lang w:val="en-US"/>
         </w:rPr>
-        <w:t xml:space="preserve">“Is that an original </w:t>
-      </w:r>
-      <w:proofErr w:type="spellStart"/>
-      <w:r>
-        <w:rPr>
-          <w:lang w:val="en-US"/>
-        </w:rPr>
-        <w:t>Koribbani</w:t>
-      </w:r>
-      <w:proofErr w:type="spellEnd"/>
-      <w:r>
-        <w:rPr>
-          <w:lang w:val="en-US"/>
-        </w:rPr>
-        <w:t xml:space="preserve"> weapon?”</w:t>
-      </w:r>
-    </w:p>
-    <w:p>
-      <w:pPr>
-        <w:rPr>
-          <w:lang w:val="en-US"/>
-        </w:rPr>
-      </w:pPr>
-    </w:p>
-    <w:p>
-      <w:pPr>
-        <w:rPr>
-          <w:lang w:val="en-US"/>
-        </w:rPr>
-      </w:pPr>
-      <w:proofErr w:type="spellStart"/>
-      <w:r>
-        <w:rPr>
-          <w:lang w:val="en-US"/>
-        </w:rPr>
-        <w:t>Zeravûn</w:t>
-      </w:r>
-      <w:proofErr w:type="spellEnd"/>
-      <w:r>
-        <w:rPr>
-          <w:lang w:val="en-US"/>
-        </w:rPr>
-        <w:t xml:space="preserve"> rips out the sword violently revealing a black obsidian colored sword with golden </w:t>
-      </w:r>
-      <w:proofErr w:type="spellStart"/>
-      <w:r>
-        <w:rPr>
-          <w:lang w:val="en-US"/>
-        </w:rPr>
-        <w:t>sith</w:t>
-      </w:r>
-      <w:proofErr w:type="spellEnd"/>
-      <w:r>
-        <w:rPr>
-          <w:lang w:val="en-US"/>
-        </w:rPr>
-        <w:t xml:space="preserve"> sigils on it. He hands it out to the Jedi and says</w:t>
+        <w:t>“Is that an original Koribbani weapon?”</w:t>
+      </w:r>
+    </w:p>
+    <w:p>
+      <w:pPr>
+        <w:rPr>
+          <w:lang w:val="en-US"/>
+        </w:rPr>
+      </w:pPr>
+    </w:p>
+    <w:p>
+      <w:pPr>
+        <w:rPr>
+          <w:lang w:val="en-US"/>
+        </w:rPr>
+      </w:pPr>
+      <w:r>
+        <w:rPr>
+          <w:lang w:val="en-US"/>
+        </w:rPr>
+        <w:t>Zeravûn rips out the sword violently revealing a black obsidian colored sword with golden sith sigils on it. He hands it out to the Jedi and says</w:t>
       </w:r>
       <w:r>
         <w:rPr>
@@ -13012,21 +11380,7 @@
         <w:rPr>
           <w:lang w:val="en-US"/>
         </w:rPr>
-        <w:t xml:space="preserve">The Jedi hesitates and then grabs it. Images of the old </w:t>
-      </w:r>
-      <w:proofErr w:type="spellStart"/>
-      <w:r>
-        <w:rPr>
-          <w:lang w:val="en-US"/>
-        </w:rPr>
-        <w:t>sith</w:t>
-      </w:r>
-      <w:proofErr w:type="spellEnd"/>
-      <w:r>
-        <w:rPr>
-          <w:lang w:val="en-US"/>
-        </w:rPr>
-        <w:t>/jedi war play in black and white, Sith using physical swords and the jedi using battery powered lightsabers, Sith slashing through Jedi using black force lightning. The jedi is now holding the sword and drops it horrified with tears dropping down his face. He stands back and says</w:t>
+        <w:t>The Jedi hesitates and then grabs it. Images of the old sith/jedi war play in black and white, Sith using physical swords and the jedi using battery powered lightsabers, Sith slashing through Jedi using black force lightning. The jedi is now holding the sword and drops it horrified with tears dropping down his face. He stands back and says</w:t>
       </w:r>
       <w:r>
         <w:rPr>
@@ -13120,55 +11474,25 @@
         <w:rPr>
           <w:lang w:val="en-US"/>
         </w:rPr>
-        <w:t xml:space="preserve">We cut to </w:t>
-      </w:r>
-      <w:proofErr w:type="spellStart"/>
-      <w:r>
-        <w:rPr>
-          <w:lang w:val="en-US"/>
-        </w:rPr>
-        <w:t>Zeravûn</w:t>
-      </w:r>
-      <w:proofErr w:type="spellEnd"/>
-      <w:r>
-        <w:rPr>
-          <w:lang w:val="en-US"/>
-        </w:rPr>
-        <w:t xml:space="preserve"> shaking the hand of the head of the families, it’s now nighttime, took her to the O by King Von starts to play as we cut to Revan walking out of his room and down a hallway</w:t>
-      </w:r>
-      <w:r>
-        <w:rPr>
-          <w:lang w:val="en-US"/>
-        </w:rPr>
-        <w:t xml:space="preserve">, intercut with </w:t>
-      </w:r>
-      <w:proofErr w:type="spellStart"/>
-      <w:r>
-        <w:rPr>
-          <w:lang w:val="en-US"/>
-        </w:rPr>
-        <w:t>Zeravûn</w:t>
-      </w:r>
-      <w:proofErr w:type="spellEnd"/>
-      <w:r>
-        <w:rPr>
-          <w:lang w:val="en-US"/>
-        </w:rPr>
-        <w:t xml:space="preserve"> shaking the hand of the </w:t>
-      </w:r>
-      <w:proofErr w:type="spellStart"/>
-      <w:r>
-        <w:rPr>
-          <w:lang w:val="en-US"/>
-        </w:rPr>
-        <w:t>Chiss</w:t>
-      </w:r>
-      <w:proofErr w:type="spellEnd"/>
-      <w:r>
-        <w:rPr>
-          <w:lang w:val="en-US"/>
-        </w:rPr>
-        <w:t xml:space="preserve"> head.</w:t>
+        <w:t xml:space="preserve">We cut to Zeravûn shaking the hand of the head of the families, it’s now nighttime, </w:t>
+      </w:r>
+      <w:r>
+        <w:rPr>
+          <w:lang w:val="en-US"/>
+        </w:rPr>
+        <w:t>Raindrops (insane) by Metro Boomin and Travis</w:t>
+      </w:r>
+      <w:r>
+        <w:rPr>
+          <w:lang w:val="en-US"/>
+        </w:rPr>
+        <w:t xml:space="preserve"> starts to play as we cut to Revan walking out of his room and down a hallway</w:t>
+      </w:r>
+      <w:r>
+        <w:rPr>
+          <w:lang w:val="en-US"/>
+        </w:rPr>
+        <w:t>, intercut with Zeravûn shaking the hand of the Chiss head.</w:t>
       </w:r>
       <w:r>
         <w:rPr>
@@ -13194,41 +11518,13 @@
         <w:rPr>
           <w:lang w:val="en-US"/>
         </w:rPr>
-        <w:t xml:space="preserve">He is joined by the others, and we get a cut montage of them walking and they open the door of the Jedi’s room. The jedi is wearing underwear watching a </w:t>
-      </w:r>
-      <w:proofErr w:type="spellStart"/>
-      <w:r>
-        <w:rPr>
-          <w:lang w:val="en-US"/>
-        </w:rPr>
-        <w:t>holo</w:t>
-      </w:r>
-      <w:proofErr w:type="spellEnd"/>
-      <w:r>
-        <w:rPr>
-          <w:lang w:val="en-US"/>
-        </w:rPr>
-        <w:t xml:space="preserve"> TV. </w:t>
-      </w:r>
-      <w:r>
-        <w:rPr>
-          <w:lang w:val="en-US"/>
-        </w:rPr>
-        <w:t xml:space="preserve">They move past guards posted at in the hallways and we focus on </w:t>
-      </w:r>
-      <w:proofErr w:type="spellStart"/>
-      <w:r>
-        <w:rPr>
-          <w:lang w:val="en-US"/>
-        </w:rPr>
-        <w:t>Ekhralon’s</w:t>
-      </w:r>
-      <w:proofErr w:type="spellEnd"/>
-      <w:r>
-        <w:rPr>
-          <w:lang w:val="en-US"/>
-        </w:rPr>
-        <w:t xml:space="preserve"> face.</w:t>
+        <w:t xml:space="preserve">He is joined by the others, and we get a cut montage of them walking and they open the door of the Jedi’s room. The jedi is wearing underwear watching a holo TV. </w:t>
+      </w:r>
+      <w:r>
+        <w:rPr>
+          <w:lang w:val="en-US"/>
+        </w:rPr>
+        <w:t>They move past guards posted at in the hallways and we focus on Ekhralon’s face.</w:t>
       </w:r>
     </w:p>
     <w:p>
@@ -13255,35 +11551,7 @@
         <w:rPr>
           <w:lang w:val="en-US"/>
         </w:rPr>
-        <w:t xml:space="preserve"> reaches to force grab his lightsaber, Revan force grabs it and </w:t>
-      </w:r>
-      <w:proofErr w:type="spellStart"/>
-      <w:r>
-        <w:rPr>
-          <w:lang w:val="en-US"/>
-        </w:rPr>
-        <w:t>Zeravûn</w:t>
-      </w:r>
-      <w:proofErr w:type="spellEnd"/>
-      <w:r>
-        <w:rPr>
-          <w:lang w:val="en-US"/>
-        </w:rPr>
-        <w:t xml:space="preserve"> stands in the middle of the room as the Jedi watches and shouts “KORRIBAN!” and black lightning explodes from his hands vaporizing the Jedi. Revan and </w:t>
-      </w:r>
-      <w:proofErr w:type="spellStart"/>
-      <w:r>
-        <w:rPr>
-          <w:lang w:val="en-US"/>
-        </w:rPr>
-        <w:t>Ekhralon</w:t>
-      </w:r>
-      <w:proofErr w:type="spellEnd"/>
-      <w:r>
-        <w:rPr>
-          <w:lang w:val="en-US"/>
-        </w:rPr>
-        <w:t xml:space="preserve"> watch, we focus on her face</w:t>
+        <w:t xml:space="preserve"> reaches to force grab his lightsaber, Revan force grabs it and Zeravûn stands in the middle of the room as the Jedi watches and shouts “KORRIBAN!” and black lightning explodes from his hands vaporizing the Jedi. Revan and Ekhralon watch, we focus on her face</w:t>
       </w:r>
       <w:r>
         <w:rPr>
@@ -13295,7 +11563,37 @@
         <w:rPr>
           <w:lang w:val="en-US"/>
         </w:rPr>
-        <w:t xml:space="preserve"> as we smash cut to credits.</w:t>
+        <w:t xml:space="preserve"> as the drop out in the lyrics happens 0:43 – 0:47</w:t>
+      </w:r>
+      <w:r>
+        <w:rPr>
+          <w:lang w:val="en-US"/>
+        </w:rPr>
+        <w:t xml:space="preserve"> </w:t>
+      </w:r>
+      <w:r>
+        <w:rPr>
+          <w:lang w:val="en-US"/>
+        </w:rPr>
+        <w:t xml:space="preserve">and </w:t>
+      </w:r>
+      <w:r>
+        <w:rPr>
+          <w:lang w:val="en-US"/>
+        </w:rPr>
+        <w:t>we smash cut to credits</w:t>
+      </w:r>
+      <w:r>
+        <w:rPr>
+          <w:lang w:val="en-US"/>
+        </w:rPr>
+        <w:t xml:space="preserve"> as the lyrics comes back in</w:t>
+      </w:r>
+      <w:r>
+        <w:rPr>
+          <w:lang w:val="en-US"/>
+        </w:rPr>
+        <w:t>.</w:t>
       </w:r>
       <w:r>
         <w:rPr>
@@ -13319,8 +11617,239 @@
       </w:r>
       <w:bookmarkEnd w:id="0"/>
     </w:p>
+    <w:p>
+      <w:pPr>
+        <w:jc w:val="center"/>
+        <w:rPr>
+          <w:lang w:val="en-US"/>
+        </w:rPr>
+      </w:pPr>
+    </w:p>
+    <w:p>
+      <w:pPr>
+        <w:jc w:val="center"/>
+        <w:rPr>
+          <w:sz w:val="18"/>
+          <w:szCs w:val="18"/>
+          <w:lang w:val="en-US"/>
+        </w:rPr>
+      </w:pPr>
+      <w:r>
+        <w:rPr>
+          <w:sz w:val="18"/>
+          <w:szCs w:val="18"/>
+          <w:lang w:val="en-US"/>
+        </w:rPr>
+        <w:t>Copyright Notice: The original depictions and concepts within this script are protected under copyright and IP law, however it must be said that the basis of the show, and core characters, their likeness etc. is not the copyright or IP of the creator of these scripts.</w:t>
+      </w:r>
+    </w:p>
+    <w:p>
+      <w:pPr>
+        <w:jc w:val="center"/>
+        <w:rPr>
+          <w:sz w:val="18"/>
+          <w:szCs w:val="18"/>
+          <w:lang w:val="en-US"/>
+        </w:rPr>
+      </w:pPr>
+    </w:p>
+    <w:p>
+      <w:pPr>
+        <w:jc w:val="center"/>
+        <w:rPr>
+          <w:sz w:val="18"/>
+          <w:szCs w:val="18"/>
+          <w:lang w:val="en-US"/>
+        </w:rPr>
+      </w:pPr>
+      <w:r>
+        <w:rPr>
+          <w:sz w:val="18"/>
+          <w:szCs w:val="18"/>
+          <w:lang w:val="en-US"/>
+        </w:rPr>
+        <w:t>As to allowing use of materials, I don’t mind people creating art works around the show I want it to be a community effort, a “what if the community built a Reven show.” This also has a caveat; I cannot predict what the original copyright owners of these materials will do with such materials.</w:t>
+      </w:r>
+    </w:p>
+    <w:p>
+      <w:pPr>
+        <w:jc w:val="center"/>
+        <w:rPr>
+          <w:sz w:val="18"/>
+          <w:szCs w:val="18"/>
+          <w:lang w:val="en-US"/>
+        </w:rPr>
+      </w:pPr>
+    </w:p>
+    <w:p>
+      <w:pPr>
+        <w:jc w:val="center"/>
+        <w:rPr>
+          <w:sz w:val="18"/>
+          <w:szCs w:val="18"/>
+          <w:lang w:val="en-US"/>
+        </w:rPr>
+      </w:pPr>
+      <w:r>
+        <w:rPr>
+          <w:sz w:val="18"/>
+          <w:szCs w:val="18"/>
+          <w:lang w:val="en-US"/>
+        </w:rPr>
+        <w:t>Thank you for enjoying and reading and let me know if you want more or have any questions:</w:t>
+      </w:r>
+    </w:p>
+    <w:p>
+      <w:pPr>
+        <w:jc w:val="center"/>
+        <w:rPr>
+          <w:sz w:val="18"/>
+          <w:szCs w:val="18"/>
+          <w:lang w:val="en-US"/>
+        </w:rPr>
+      </w:pPr>
+      <w:r>
+        <w:rPr>
+          <w:sz w:val="18"/>
+          <w:szCs w:val="18"/>
+          <w:lang w:val="en-US"/>
+        </w:rPr>
+        <w:t>Contact:</w:t>
+      </w:r>
+    </w:p>
+    <w:p>
+      <w:pPr>
+        <w:jc w:val="center"/>
+        <w:rPr>
+          <w:sz w:val="18"/>
+          <w:szCs w:val="18"/>
+          <w:lang w:val="en-US"/>
+        </w:rPr>
+      </w:pPr>
+    </w:p>
+    <w:p>
+      <w:pPr>
+        <w:jc w:val="center"/>
+        <w:rPr>
+          <w:i/>
+          <w:iCs/>
+          <w:sz w:val="18"/>
+          <w:szCs w:val="18"/>
+          <w:lang w:val="en-US"/>
+        </w:rPr>
+      </w:pPr>
+      <w:r>
+        <w:rPr>
+          <w:i/>
+          <w:iCs/>
+          <w:sz w:val="18"/>
+          <w:szCs w:val="18"/>
+          <w:lang w:val="en-US"/>
+        </w:rPr>
+        <w:t xml:space="preserve">I am in no way affiliated with writingBRB, the </w:t>
+      </w:r>
+      <w:r>
+        <w:rPr>
+          <w:b/>
+          <w:bCs/>
+          <w:i/>
+          <w:iCs/>
+          <w:sz w:val="18"/>
+          <w:szCs w:val="18"/>
+          <w:lang w:val="en-US"/>
+        </w:rPr>
+        <w:t>fanfiction</w:t>
+      </w:r>
+      <w:r>
+        <w:rPr>
+          <w:i/>
+          <w:iCs/>
+          <w:sz w:val="18"/>
+          <w:szCs w:val="18"/>
+          <w:lang w:val="en-US"/>
+        </w:rPr>
+        <w:t xml:space="preserve"> writer. Ok? That’s not me.</w:t>
+      </w:r>
+    </w:p>
+    <w:p>
+      <w:pPr>
+        <w:jc w:val="center"/>
+        <w:rPr>
+          <w:sz w:val="18"/>
+          <w:szCs w:val="18"/>
+          <w:lang w:val="en-US"/>
+        </w:rPr>
+      </w:pPr>
+    </w:p>
+    <w:p>
+      <w:pPr>
+        <w:jc w:val="center"/>
+        <w:rPr>
+          <w:sz w:val="18"/>
+          <w:szCs w:val="18"/>
+          <w:lang w:val="en-US"/>
+        </w:rPr>
+      </w:pPr>
+      <w:r>
+        <w:rPr>
+          <w:sz w:val="18"/>
+          <w:szCs w:val="18"/>
+          <w:lang w:val="en-US"/>
+        </w:rPr>
+        <w:t>Here’s my Tumblr page:</w:t>
+      </w:r>
+    </w:p>
+    <w:p>
+      <w:pPr>
+        <w:jc w:val="center"/>
+        <w:rPr>
+          <w:sz w:val="18"/>
+          <w:szCs w:val="18"/>
+          <w:lang w:val="en-US"/>
+        </w:rPr>
+      </w:pPr>
+      <w:hyperlink r:id="rId8" w:history="1">
+        <w:r>
+          <w:rPr>
+            <w:rStyle w:val="Hyperlink"/>
+            <w:sz w:val="18"/>
+            <w:szCs w:val="18"/>
+            <w:lang w:val="en-US"/>
+          </w:rPr>
+          <w:t>https://www.tumblr.com/blog/writingrnbrb</w:t>
+        </w:r>
+      </w:hyperlink>
+    </w:p>
+    <w:p>
+      <w:pPr>
+        <w:jc w:val="center"/>
+        <w:rPr>
+          <w:sz w:val="18"/>
+          <w:szCs w:val="18"/>
+          <w:lang w:val="en-US"/>
+        </w:rPr>
+      </w:pPr>
+    </w:p>
+    <w:p>
+      <w:pPr>
+        <w:jc w:val="center"/>
+        <w:rPr>
+          <w:sz w:val="18"/>
+          <w:szCs w:val="18"/>
+          <w:lang w:val="en-US"/>
+        </w:rPr>
+      </w:pPr>
+      <w:r>
+        <w:rPr>
+          <w:sz w:val="18"/>
+          <w:szCs w:val="18"/>
+          <w:lang w:val="en-US"/>
+        </w:rPr>
+        <w:t>I’ve written a Witcher 3 script, and a Jar Jar Binks script which I will not release for the time being until it’s ready.</w:t>
+      </w:r>
+    </w:p>
     <w:sectPr>
-      <w:footerReference w:type="default" r:id="rId8"/>
+      <w:footerReference w:type="default" r:id="rId9"/>
       <w:pgSz w:w="11906" w:h="16838"/>
       <w:pgMar w:top="1440" w:right="1440" w:bottom="1440" w:left="1440" w:header="708" w:footer="708" w:gutter="0"/>
       <w:cols w:space="708"/>
@@ -13732,7 +12261,7 @@
         <w:kern w:val="2"/>
         <w:sz w:val="24"/>
         <w:szCs w:val="24"/>
-        <w:lang w:eastAsia="en-US" w:bidi="ar-SA"/>
+        <w:lang w:val="en-GB" w:eastAsia="en-US" w:bidi="ar-SA"/>
         <w14:ligatures w14:val="standardContextual"/>
       </w:rPr>
     </w:rPrDefault>
@@ -14327,7 +12856,6 @@
   <w:style w:type="character" w:default="1" w:styleId="DefaultParagraphFont">
     <w:name w:val="Default Paragraph Font"/>
     <w:uiPriority w:val="1"/>
-    <w:semiHidden/>
     <w:unhideWhenUsed/>
   </w:style>
   <w:style w:type="table" w:default="1" w:styleId="TableNormal">
@@ -14685,6 +13213,29 @@
     <w:uiPriority w:val="99"/>
     <w:rsid w:val="00075A14"/>
   </w:style>
+  <w:style w:type="character" w:styleId="Hyperlink">
+    <w:name w:val="Hyperlink"/>
+    <w:basedOn w:val="DefaultParagraphFont"/>
+    <w:uiPriority w:val="99"/>
+    <w:unhideWhenUsed/>
+    <w:rsid w:val="006E1738"/>
+    <w:rPr>
+      <w:color w:val="467886" w:themeColor="hyperlink"/>
+      <w:u w:val="single"/>
+    </w:rPr>
+  </w:style>
+  <w:style w:type="character" w:styleId="UnresolvedMention">
+    <w:name w:val="Unresolved Mention"/>
+    <w:basedOn w:val="DefaultParagraphFont"/>
+    <w:uiPriority w:val="99"/>
+    <w:semiHidden/>
+    <w:unhideWhenUsed/>
+    <w:rsid w:val="006E1738"/>
+    <w:rPr>
+      <w:color w:val="605E5C"/>
+      <w:shd w:val="clear" w:color="auto" w:fill="E1DFDD"/>
+    </w:rPr>
+  </w:style>
 </w:styles>
 </file>
 
